--- a/AI가 전해준 엄마의 맛 대본.docx
+++ b/AI가 전해준 엄마의 맛 대본.docx
@@ -2711,43 +2711,69 @@
           <w:sz w:val="20"/>
           <w:szCs w:val="20"/>
         </w:rPr>
-        <w:t xml:space="preserve">엄마: 이거이 들어가야 비로소 </w:t>
+        <w:t xml:space="preserve">엄마: </w:t>
       </w:r>
       <w:proofErr w:type="spellStart"/>
       <w:r>
         <w:rPr>
-          <w:rFonts w:asciiTheme="minorHAnsi" w:eastAsiaTheme="minorHAnsi" w:hAnsiTheme="minorHAnsi"/>
-          <w:sz w:val="20"/>
-          <w:szCs w:val="20"/>
-        </w:rPr>
-        <w:t>봄인디</w:t>
+          <w:rFonts w:asciiTheme="minorHAnsi" w:eastAsiaTheme="minorHAnsi" w:hAnsiTheme="minorHAnsi" w:hint="eastAsia"/>
+          <w:sz w:val="20"/>
+          <w:szCs w:val="20"/>
+        </w:rPr>
+        <w:t>봄동</w:t>
       </w:r>
       <w:proofErr w:type="spellEnd"/>
       <w:r>
         <w:rPr>
-          <w:rFonts w:asciiTheme="minorHAnsi" w:eastAsiaTheme="minorHAnsi" w:hAnsiTheme="minorHAnsi"/>
-          <w:sz w:val="20"/>
-          <w:szCs w:val="20"/>
-        </w:rPr>
-        <w:t xml:space="preserve">... </w:t>
+          <w:rFonts w:asciiTheme="minorHAnsi" w:eastAsiaTheme="minorHAnsi" w:hAnsiTheme="minorHAnsi" w:hint="eastAsia"/>
+          <w:sz w:val="20"/>
+          <w:szCs w:val="20"/>
+        </w:rPr>
+        <w:t xml:space="preserve"> </w:t>
       </w:r>
       <w:proofErr w:type="spellStart"/>
       <w:r>
         <w:rPr>
-          <w:rFonts w:asciiTheme="minorHAnsi" w:eastAsiaTheme="minorHAnsi" w:hAnsiTheme="minorHAnsi"/>
-          <w:sz w:val="20"/>
-          <w:szCs w:val="20"/>
-        </w:rPr>
-        <w:t>저기요</w:t>
+          <w:rFonts w:asciiTheme="minorHAnsi" w:eastAsiaTheme="minorHAnsi" w:hAnsiTheme="minorHAnsi" w:hint="eastAsia"/>
+          <w:sz w:val="20"/>
+          <w:szCs w:val="20"/>
+        </w:rPr>
+        <w:t>실허네</w:t>
       </w:r>
       <w:proofErr w:type="spellEnd"/>
       <w:r>
         <w:rPr>
-          <w:rFonts w:asciiTheme="minorHAnsi" w:eastAsiaTheme="minorHAnsi" w:hAnsiTheme="minorHAnsi"/>
-          <w:sz w:val="20"/>
-          <w:szCs w:val="20"/>
-        </w:rPr>
-        <w:t xml:space="preserve">~ 이거 택배도 부쳐줘요? 서울 가 있는 </w:t>
+          <w:rFonts w:asciiTheme="minorHAnsi" w:eastAsiaTheme="minorHAnsi" w:hAnsiTheme="minorHAnsi" w:hint="eastAsia"/>
+          <w:sz w:val="20"/>
+          <w:szCs w:val="20"/>
+        </w:rPr>
+        <w:t xml:space="preserve">~봄이 왔네 </w:t>
+      </w:r>
+      <w:proofErr w:type="spellStart"/>
+      <w:r>
+        <w:rPr>
+          <w:rFonts w:asciiTheme="minorHAnsi" w:eastAsiaTheme="minorHAnsi" w:hAnsiTheme="minorHAnsi" w:hint="eastAsia"/>
+          <w:sz w:val="20"/>
+          <w:szCs w:val="20"/>
+        </w:rPr>
+        <w:t>왔어</w:t>
+      </w:r>
+      <w:proofErr w:type="spellEnd"/>
+      <w:r>
+        <w:rPr>
+          <w:rFonts w:asciiTheme="minorHAnsi" w:eastAsiaTheme="minorHAnsi" w:hAnsiTheme="minorHAnsi"/>
+          <w:sz w:val="20"/>
+          <w:szCs w:val="20"/>
+        </w:rPr>
+        <w:t>!</w:t>
+      </w:r>
+      <w:r>
+        <w:rPr>
+          <w:rFonts w:asciiTheme="minorHAnsi" w:eastAsiaTheme="minorHAnsi" w:hAnsiTheme="minorHAnsi"/>
+          <w:sz w:val="20"/>
+          <w:szCs w:val="20"/>
+        </w:rPr>
+        <w:t xml:space="preserve"> 이거 택배도 부쳐줘요? 서울 가 있는 </w:t>
       </w:r>
       <w:proofErr w:type="spellStart"/>
       <w:r>

--- a/AI가 전해준 엄마의 맛 대본.docx
+++ b/AI가 전해준 엄마의 맛 대본.docx
@@ -1,6 +1,6 @@
 
 <file path=word/document.xml><?xml version="1.0" encoding="utf-8"?>
-<w:document xmlns:wpc="http://schemas.microsoft.com/office/word/2010/wordprocessingCanvas" xmlns:cx="http://schemas.microsoft.com/office/drawing/2014/chartex" xmlns:cx1="http://schemas.microsoft.com/office/drawing/2015/9/8/chartex" xmlns:cx2="http://schemas.microsoft.com/office/drawing/2015/10/21/chartex" xmlns:cx3="http://schemas.microsoft.com/office/drawing/2016/5/9/chartex" xmlns:cx4="http://schemas.microsoft.com/office/drawing/2016/5/10/chartex" xmlns:cx5="http://schemas.microsoft.com/office/drawing/2016/5/11/chartex" xmlns:cx6="http://schemas.microsoft.com/office/drawing/2016/5/12/chartex" xmlns:cx7="http://schemas.microsoft.com/office/drawing/2016/5/13/chartex" xmlns:cx8="http://schemas.microsoft.com/office/drawing/2016/5/14/chartex" xmlns:mc="http://schemas.openxmlformats.org/markup-compatibility/2006" xmlns:aink="http://schemas.microsoft.com/office/drawing/2016/ink" xmlns:am3d="http://schemas.microsoft.com/office/drawing/2017/model3d" xmlns:o="urn:schemas-microsoft-com:office:office" xmlns:r="http://schemas.openxmlformats.org/officeDocument/2006/relationships" xmlns:m="http://schemas.openxmlformats.org/officeDocument/2006/math" xmlns:v="urn:schemas-microsoft-com:vml" xmlns:wp14="http://schemas.microsoft.com/office/word/2010/wordprocessingDrawing" xmlns:wp="http://schemas.openxmlformats.org/drawingml/2006/wordprocessingDrawing" xmlns:w10="urn:schemas-microsoft-com:office:word" xmlns:w="http://schemas.openxmlformats.org/wordprocessingml/2006/main" xmlns:w14="http://schemas.microsoft.com/office/word/2010/wordml" xmlns:w15="http://schemas.microsoft.com/office/word/2012/wordml" xmlns:w16cex="http://schemas.microsoft.com/office/word/2018/wordml/cex" xmlns:w16cid="http://schemas.microsoft.com/office/word/2016/wordml/cid" xmlns:w16="http://schemas.microsoft.com/office/word/2018/wordml" xmlns:w16sdtdh="http://schemas.microsoft.com/office/word/2020/wordml/sdtdatahash" xmlns:w16se="http://schemas.microsoft.com/office/word/2015/wordml/symex" xmlns:wpg="http://schemas.microsoft.com/office/word/2010/wordprocessingGroup" xmlns:wpi="http://schemas.microsoft.com/office/word/2010/wordprocessingInk" xmlns:wne="http://schemas.microsoft.com/office/word/2006/wordml" xmlns:wps="http://schemas.microsoft.com/office/word/2010/wordprocessingShape" mc:Ignorable="w14 w15 w16se w16cid w16 w16cex w16sdtdh wp14">
+<w:document xmlns:wpc="http://schemas.microsoft.com/office/word/2010/wordprocessingCanvas" xmlns:cx="http://schemas.microsoft.com/office/drawing/2014/chartex" xmlns:cx1="http://schemas.microsoft.com/office/drawing/2015/9/8/chartex" xmlns:cx2="http://schemas.microsoft.com/office/drawing/2015/10/21/chartex" xmlns:cx3="http://schemas.microsoft.com/office/drawing/2016/5/9/chartex" xmlns:cx4="http://schemas.microsoft.com/office/drawing/2016/5/10/chartex" xmlns:cx5="http://schemas.microsoft.com/office/drawing/2016/5/11/chartex" xmlns:cx6="http://schemas.microsoft.com/office/drawing/2016/5/12/chartex" xmlns:cx7="http://schemas.microsoft.com/office/drawing/2016/5/13/chartex" xmlns:cx8="http://schemas.microsoft.com/office/drawing/2016/5/14/chartex" xmlns:mc="http://schemas.openxmlformats.org/markup-compatibility/2006" xmlns:aink="http://schemas.microsoft.com/office/drawing/2016/ink" xmlns:am3d="http://schemas.microsoft.com/office/drawing/2017/model3d" xmlns:o="urn:schemas-microsoft-com:office:office" xmlns:oel="http://schemas.microsoft.com/office/2019/extlst" xmlns:r="http://schemas.openxmlformats.org/officeDocument/2006/relationships" xmlns:m="http://schemas.openxmlformats.org/officeDocument/2006/math" xmlns:v="urn:schemas-microsoft-com:vml" xmlns:wp14="http://schemas.microsoft.com/office/word/2010/wordprocessingDrawing" xmlns:wp="http://schemas.openxmlformats.org/drawingml/2006/wordprocessingDrawing" xmlns:w10="urn:schemas-microsoft-com:office:word" xmlns:w="http://schemas.openxmlformats.org/wordprocessingml/2006/main" xmlns:w14="http://schemas.microsoft.com/office/word/2010/wordml" xmlns:w15="http://schemas.microsoft.com/office/word/2012/wordml" xmlns:w16cex="http://schemas.microsoft.com/office/word/2018/wordml/cex" xmlns:w16cid="http://schemas.microsoft.com/office/word/2016/wordml/cid" xmlns:w16="http://schemas.microsoft.com/office/word/2018/wordml" xmlns:w16du="http://schemas.microsoft.com/office/word/2023/wordml/word16du" xmlns:w16sdtdh="http://schemas.microsoft.com/office/word/2020/wordml/sdtdatahash" xmlns:w16sdtfl="http://schemas.microsoft.com/office/word/2024/wordml/sdtformatlock" xmlns:w16se="http://schemas.microsoft.com/office/word/2015/wordml/symex" xmlns:wpg="http://schemas.microsoft.com/office/word/2010/wordprocessingGroup" xmlns:wpi="http://schemas.microsoft.com/office/word/2010/wordprocessingInk" xmlns:wne="http://schemas.microsoft.com/office/word/2006/wordml" xmlns:wps="http://schemas.microsoft.com/office/word/2010/wordprocessingShape" mc:Ignorable="w14 w15 w16se w16cid w16 w16cex w16sdtdh w16sdtfl w16du wp14">
   <w:body>
     <w:p>
       <w:pPr>
@@ -47,9 +47,8 @@
           <w:sz w:val="36"/>
           <w:szCs w:val="40"/>
         </w:rPr>
-        <w:t xml:space="preserve">가 전해준 엄마의 </w:t>
-      </w:r>
-      <w:proofErr w:type="gramStart"/>
+        <w:t>가 전해준 엄마의 맛 : 봄 레시피</w:t>
+      </w:r>
       <w:r>
         <w:rPr>
           <w:rFonts w:hint="eastAsia"/>
@@ -58,9 +57,8 @@
           <w:sz w:val="36"/>
           <w:szCs w:val="40"/>
         </w:rPr>
-        <w:t>맛 :</w:t>
-      </w:r>
-      <w:proofErr w:type="gramEnd"/>
+        <w:t>]</w:t>
+      </w:r>
       <w:r>
         <w:rPr>
           <w:rFonts w:hint="eastAsia"/>
@@ -69,7 +67,7 @@
           <w:sz w:val="36"/>
           <w:szCs w:val="40"/>
         </w:rPr>
-        <w:t xml:space="preserve"> 봄 레시피</w:t>
+        <w:t xml:space="preserve"> </w:t>
       </w:r>
       <w:r>
         <w:rPr>
@@ -79,30 +77,8 @@
           <w:sz w:val="36"/>
           <w:szCs w:val="40"/>
         </w:rPr>
-        <w:t>]</w:t>
-      </w:r>
-      <w:r>
-        <w:rPr>
-          <w:rFonts w:hint="eastAsia"/>
-          <w:b/>
-          <w:bCs/>
-          <w:sz w:val="36"/>
-          <w:szCs w:val="40"/>
-        </w:rPr>
-        <w:t xml:space="preserve"> </w:t>
-      </w:r>
-      <w:proofErr w:type="spellStart"/>
-      <w:r>
-        <w:rPr>
-          <w:rFonts w:hint="eastAsia"/>
-          <w:b/>
-          <w:bCs/>
-          <w:sz w:val="36"/>
-          <w:szCs w:val="40"/>
-        </w:rPr>
         <w:t>트리트먼트</w:t>
       </w:r>
-      <w:proofErr w:type="spellEnd"/>
     </w:p>
     <w:tbl>
       <w:tblPr>
@@ -207,61 +183,7 @@
                 <w:kern w:val="0"/>
                 <w:szCs w:val="20"/>
               </w:rPr>
-              <w:t xml:space="preserve"> 생기 없는 얼굴로 귀가한 주인공이 냉장고를 열자, 구석에 방치되어 시들어가는 </w:t>
-            </w:r>
-            <w:proofErr w:type="spellStart"/>
-            <w:r>
-              <w:rPr>
-                <w:rFonts w:eastAsiaTheme="minorHAnsi" w:cs="굴림"/>
-                <w:kern w:val="0"/>
-                <w:szCs w:val="20"/>
-              </w:rPr>
-              <w:t>봄동</w:t>
-            </w:r>
-            <w:proofErr w:type="spellEnd"/>
-            <w:r>
-              <w:rPr>
-                <w:rFonts w:eastAsiaTheme="minorHAnsi" w:cs="굴림"/>
-                <w:kern w:val="0"/>
-                <w:szCs w:val="20"/>
-              </w:rPr>
-              <w:t xml:space="preserve"> 상자가 보인다. 그 순간, 고향 시장에서 딸에게 보내줄 </w:t>
-            </w:r>
-            <w:proofErr w:type="spellStart"/>
-            <w:r>
-              <w:rPr>
-                <w:rFonts w:eastAsiaTheme="minorHAnsi" w:cs="굴림"/>
-                <w:kern w:val="0"/>
-                <w:szCs w:val="20"/>
-              </w:rPr>
-              <w:t>봄동을</w:t>
-            </w:r>
-            <w:proofErr w:type="spellEnd"/>
-            <w:r>
-              <w:rPr>
-                <w:rFonts w:eastAsiaTheme="minorHAnsi" w:cs="굴림"/>
-                <w:kern w:val="0"/>
-                <w:szCs w:val="20"/>
-              </w:rPr>
-              <w:t xml:space="preserve"> 고르며 “이거이 들어가야 비로소 </w:t>
-            </w:r>
-            <w:proofErr w:type="spellStart"/>
-            <w:r>
-              <w:rPr>
-                <w:rFonts w:eastAsiaTheme="minorHAnsi" w:cs="굴림"/>
-                <w:kern w:val="0"/>
-                <w:szCs w:val="20"/>
-              </w:rPr>
-              <w:t>봄인디</w:t>
-            </w:r>
-            <w:proofErr w:type="spellEnd"/>
-            <w:r>
-              <w:rPr>
-                <w:rFonts w:eastAsiaTheme="minorHAnsi" w:cs="굴림"/>
-                <w:kern w:val="0"/>
-                <w:szCs w:val="20"/>
-              </w:rPr>
-              <w:t>...”라고 말하던 엄마의 모습이 교차(O.L.)된다. 다시 현실, 주인공은 죄책감을 외면하듯 냉장고 문을 닫는다. 화면에 떠 있는 엄마의 부재중 전화 위로 무거운 정적이 감돈다</w:t>
+              <w:t xml:space="preserve"> 생기 없는 얼굴로 귀가한 주인공이 냉장고를 열자, 구석에 방치되어 시들어가는 봄동 상자가 보인다. 그 순간, 고향 시장에서 딸에게 보내줄 봄동을 고르며 “이거이 들어가야 비로소 봄인디...”라고 말하던 엄마의 모습이 교차(O.L.)된다. 다시 현실, 주인공은 죄책감을 외면하듯 냉장고 문을 닫는다. 화면에 떠 있는 엄마의 부재중 전화 위로 무거운 정적이 감돈다</w:t>
             </w:r>
           </w:p>
         </w:tc>
@@ -327,61 +249,7 @@
                 <w:kern w:val="0"/>
                 <w:szCs w:val="20"/>
               </w:rPr>
-              <w:t xml:space="preserve">어제와 달리 결연한 의지로 냉장고 속 </w:t>
-            </w:r>
-            <w:proofErr w:type="spellStart"/>
-            <w:r>
-              <w:rPr>
-                <w:rFonts w:eastAsiaTheme="minorHAnsi" w:cs="굴림"/>
-                <w:kern w:val="0"/>
-                <w:szCs w:val="20"/>
-              </w:rPr>
-              <w:t>봄동을</w:t>
-            </w:r>
-            <w:proofErr w:type="spellEnd"/>
-            <w:r>
-              <w:rPr>
-                <w:rFonts w:eastAsiaTheme="minorHAnsi" w:cs="굴림"/>
-                <w:kern w:val="0"/>
-                <w:szCs w:val="20"/>
-              </w:rPr>
-              <w:t xml:space="preserve"> 꺼낸 주인공이 주방 불을 켠다. 식탁 위에 스마트폰을 세우고 </w:t>
-            </w:r>
-            <w:proofErr w:type="spellStart"/>
-            <w:r>
-              <w:rPr>
-                <w:rFonts w:eastAsiaTheme="minorHAnsi" w:cs="굴림"/>
-                <w:kern w:val="0"/>
-                <w:szCs w:val="20"/>
-              </w:rPr>
-              <w:t>뤼튼</w:t>
-            </w:r>
-            <w:proofErr w:type="spellEnd"/>
-            <w:r>
-              <w:rPr>
-                <w:rFonts w:eastAsiaTheme="minorHAnsi" w:cs="굴림"/>
-                <w:kern w:val="0"/>
-                <w:szCs w:val="20"/>
-              </w:rPr>
-              <w:t>AI를 실행하자 부드러운 파동이 일렁인다. 주인공이 엄마 특유의 ‘</w:t>
-            </w:r>
-            <w:proofErr w:type="spellStart"/>
-            <w:r>
-              <w:rPr>
-                <w:rFonts w:eastAsiaTheme="minorHAnsi" w:cs="굴림"/>
-                <w:kern w:val="0"/>
-                <w:szCs w:val="20"/>
-              </w:rPr>
-              <w:t>달큰하고</w:t>
-            </w:r>
-            <w:proofErr w:type="spellEnd"/>
-            <w:r>
-              <w:rPr>
-                <w:rFonts w:eastAsiaTheme="minorHAnsi" w:cs="굴림"/>
-                <w:kern w:val="0"/>
-                <w:szCs w:val="20"/>
-              </w:rPr>
-              <w:t xml:space="preserve"> 서글서글한 맛’을 낼 수 있는지 묻자, AI는 다정하고 따뜻한 목소리로 화답하며 조리를 돕기 시작한다.</w:t>
+              <w:t>어제와 달리 결연한 의지로 냉장고 속 봄동을 꺼낸 주인공이 주방 불을 켠다. 식탁 위에 스마트폰을 세우고 뤼튼AI를 실행하자 부드러운 파동이 일렁인다. 주인공이 엄마 특유의 ‘달큰하고 서글서글한 맛’을 낼 수 있는지 묻자, AI는 다정하고 따뜻한 목소리로 화답하며 조리를 돕기 시작한다.</w:t>
             </w:r>
           </w:p>
         </w:tc>
@@ -447,133 +315,7 @@
                 <w:kern w:val="0"/>
                 <w:szCs w:val="20"/>
               </w:rPr>
-              <w:t xml:space="preserve">경쾌한 칼질 소리와 차가운 물줄기 소리가 주방을 채운다. 주인공은 요리 도중 궁금한 점을 </w:t>
-            </w:r>
-            <w:proofErr w:type="spellStart"/>
-            <w:r>
-              <w:rPr>
-                <w:rFonts w:eastAsiaTheme="minorHAnsi" w:cs="굴림"/>
-                <w:kern w:val="0"/>
-                <w:szCs w:val="20"/>
-              </w:rPr>
-              <w:t>뤼튼에게</w:t>
-            </w:r>
-            <w:proofErr w:type="spellEnd"/>
-            <w:r>
-              <w:rPr>
-                <w:rFonts w:eastAsiaTheme="minorHAnsi" w:cs="굴림"/>
-                <w:kern w:val="0"/>
-                <w:szCs w:val="20"/>
-              </w:rPr>
-              <w:t xml:space="preserve"> 묻는다. “</w:t>
-            </w:r>
-            <w:proofErr w:type="spellStart"/>
-            <w:r>
-              <w:rPr>
-                <w:rFonts w:eastAsiaTheme="minorHAnsi" w:cs="굴림"/>
-                <w:kern w:val="0"/>
-                <w:szCs w:val="20"/>
-              </w:rPr>
-              <w:t>뤼튼</w:t>
-            </w:r>
-            <w:proofErr w:type="spellEnd"/>
-            <w:r>
-              <w:rPr>
-                <w:rFonts w:eastAsiaTheme="minorHAnsi" w:cs="굴림"/>
-                <w:kern w:val="0"/>
-                <w:szCs w:val="20"/>
-              </w:rPr>
-              <w:t xml:space="preserve">, 엄마는 겉절이 할 때 매실청을 넣던데 얼마나 넣어야 해?”. </w:t>
-            </w:r>
-            <w:proofErr w:type="spellStart"/>
-            <w:r>
-              <w:rPr>
-                <w:rFonts w:eastAsiaTheme="minorHAnsi" w:cs="굴림"/>
-                <w:kern w:val="0"/>
-                <w:szCs w:val="20"/>
-              </w:rPr>
-              <w:t>뤼튼은</w:t>
-            </w:r>
-            <w:proofErr w:type="spellEnd"/>
-            <w:r>
-              <w:rPr>
-                <w:rFonts w:eastAsiaTheme="minorHAnsi" w:cs="굴림"/>
-                <w:kern w:val="0"/>
-                <w:szCs w:val="20"/>
-              </w:rPr>
-              <w:t xml:space="preserve"> “보통 1~2 </w:t>
-            </w:r>
-            <w:proofErr w:type="spellStart"/>
-            <w:r>
-              <w:rPr>
-                <w:rFonts w:eastAsiaTheme="minorHAnsi" w:cs="굴림"/>
-                <w:kern w:val="0"/>
-                <w:szCs w:val="20"/>
-              </w:rPr>
-              <w:t>큰술이</w:t>
-            </w:r>
-            <w:proofErr w:type="spellEnd"/>
-            <w:r>
-              <w:rPr>
-                <w:rFonts w:eastAsiaTheme="minorHAnsi" w:cs="굴림"/>
-                <w:kern w:val="0"/>
-                <w:szCs w:val="20"/>
-              </w:rPr>
-              <w:t xml:space="preserve"> 적당해! 엄마의 손맛에 가까워질 거야”</w:t>
-            </w:r>
-            <w:proofErr w:type="spellStart"/>
-            <w:r>
-              <w:rPr>
-                <w:rFonts w:eastAsiaTheme="minorHAnsi" w:cs="굴림"/>
-                <w:kern w:val="0"/>
-                <w:szCs w:val="20"/>
-              </w:rPr>
-              <w:t>라며</w:t>
-            </w:r>
-            <w:proofErr w:type="spellEnd"/>
-            <w:r>
-              <w:rPr>
-                <w:rFonts w:eastAsiaTheme="minorHAnsi" w:cs="굴림"/>
-                <w:kern w:val="0"/>
-                <w:szCs w:val="20"/>
-              </w:rPr>
-              <w:t xml:space="preserve"> 세밀하게 </w:t>
-            </w:r>
-            <w:proofErr w:type="spellStart"/>
-            <w:r>
-              <w:rPr>
-                <w:rFonts w:eastAsiaTheme="minorHAnsi" w:cs="굴림"/>
-                <w:kern w:val="0"/>
-                <w:szCs w:val="20"/>
-              </w:rPr>
-              <w:t>가이드한다</w:t>
-            </w:r>
-            <w:proofErr w:type="spellEnd"/>
-            <w:r>
-              <w:rPr>
-                <w:rFonts w:eastAsiaTheme="minorHAnsi" w:cs="굴림"/>
-                <w:kern w:val="0"/>
-                <w:szCs w:val="20"/>
-              </w:rPr>
-              <w:t xml:space="preserve">. 서툰 손길이지만 주인공의 표정은 점차 </w:t>
-            </w:r>
-            <w:proofErr w:type="spellStart"/>
-            <w:r>
-              <w:rPr>
-                <w:rFonts w:eastAsiaTheme="minorHAnsi" w:cs="굴림"/>
-                <w:kern w:val="0"/>
-                <w:szCs w:val="20"/>
-              </w:rPr>
-              <w:t>평온해진다</w:t>
-            </w:r>
-            <w:proofErr w:type="spellEnd"/>
-            <w:r>
-              <w:rPr>
-                <w:rFonts w:eastAsiaTheme="minorHAnsi" w:cs="굴림"/>
-                <w:kern w:val="0"/>
-                <w:szCs w:val="20"/>
-              </w:rPr>
-              <w:t>.</w:t>
+              <w:t>경쾌한 칼질 소리와 차가운 물줄기 소리가 주방을 채운다. 주인공은 요리 도중 궁금한 점을 뤼튼에게 묻는다. “뤼튼, 엄마는 겉절이 할 때 매실청을 넣던데 얼마나 넣어야 해?”. 뤼튼은 “보통 1~2 큰술이 적당해! 엄마의 손맛에 가까워질 거야”라며 세밀하게 가이드한다. 서툰 손길이지만 주인공의 표정은 점차 평온해진다.</w:t>
             </w:r>
           </w:p>
         </w:tc>
@@ -637,79 +379,7 @@
                 <w:kern w:val="0"/>
                 <w:szCs w:val="20"/>
               </w:rPr>
-              <w:t xml:space="preserve">냄비 안에서는 </w:t>
-            </w:r>
-            <w:proofErr w:type="spellStart"/>
-            <w:r>
-              <w:rPr>
-                <w:rFonts w:eastAsiaTheme="minorHAnsi" w:cs="굴림"/>
-                <w:kern w:val="0"/>
-                <w:szCs w:val="20"/>
-              </w:rPr>
-              <w:t>봄동</w:t>
-            </w:r>
-            <w:proofErr w:type="spellEnd"/>
-            <w:r>
-              <w:rPr>
-                <w:rFonts w:eastAsiaTheme="minorHAnsi" w:cs="굴림"/>
-                <w:kern w:val="0"/>
-                <w:szCs w:val="20"/>
-              </w:rPr>
-              <w:t xml:space="preserve"> 된장국이 보글보글 끓고, 프라이팬에서는 </w:t>
-            </w:r>
-            <w:proofErr w:type="spellStart"/>
-            <w:r>
-              <w:rPr>
-                <w:rFonts w:eastAsiaTheme="minorHAnsi" w:cs="굴림"/>
-                <w:kern w:val="0"/>
-                <w:szCs w:val="20"/>
-              </w:rPr>
-              <w:t>봄동</w:t>
-            </w:r>
-            <w:proofErr w:type="spellEnd"/>
-            <w:r>
-              <w:rPr>
-                <w:rFonts w:eastAsiaTheme="minorHAnsi" w:cs="굴림"/>
-                <w:kern w:val="0"/>
-                <w:szCs w:val="20"/>
-              </w:rPr>
-              <w:t xml:space="preserve"> 겉절이가 정성스럽게 버무려진다. 이 과정에서 차가웠던 주방 조명은 서서히 따뜻한 </w:t>
-            </w:r>
-            <w:proofErr w:type="spellStart"/>
-            <w:r>
-              <w:rPr>
-                <w:rFonts w:eastAsiaTheme="minorHAnsi" w:cs="굴림"/>
-                <w:kern w:val="0"/>
-                <w:szCs w:val="20"/>
-              </w:rPr>
-              <w:t>오렌지빛으로</w:t>
-            </w:r>
-            <w:proofErr w:type="spellEnd"/>
-            <w:r>
-              <w:rPr>
-                <w:rFonts w:eastAsiaTheme="minorHAnsi" w:cs="굴림"/>
-                <w:kern w:val="0"/>
-                <w:szCs w:val="20"/>
-              </w:rPr>
-              <w:t xml:space="preserve"> 변화한다. 무채색이었던 공간이 요리의 화사한 색감과 모락모락 </w:t>
-            </w:r>
-            <w:proofErr w:type="spellStart"/>
-            <w:r>
-              <w:rPr>
-                <w:rFonts w:eastAsiaTheme="minorHAnsi" w:cs="굴림"/>
-                <w:kern w:val="0"/>
-                <w:szCs w:val="20"/>
-              </w:rPr>
-              <w:t>피어오르는</w:t>
-            </w:r>
-            <w:proofErr w:type="spellEnd"/>
-            <w:r>
-              <w:rPr>
-                <w:rFonts w:eastAsiaTheme="minorHAnsi" w:cs="굴림"/>
-                <w:kern w:val="0"/>
-                <w:szCs w:val="20"/>
-              </w:rPr>
-              <w:t xml:space="preserve"> 김으로 가득 차며 생동감을 되찾는다.</w:t>
+              <w:t>냄비 안에서는 봄동 된장국이 보글보글 끓고, 프라이팬에서는 봄동 겉절이가 정성스럽게 버무려진다. 이 과정에서 차가웠던 주방 조명은 서서히 따뜻한 오렌지빛으로 변화한다. 무채색이었던 공간이 요리의 화사한 색감과 모락모락 피어오르는 김으로 가득 차며 생동감을 되찾는다.</w:t>
             </w:r>
           </w:p>
         </w:tc>
@@ -775,43 +445,7 @@
                 <w:kern w:val="0"/>
                 <w:szCs w:val="20"/>
               </w:rPr>
-              <w:t xml:space="preserve">완성된 요리를 한 입 크게 베어 문 주인공은 “이게 봄이지!”라며 행복한 미소를 짓는다. 그리웠던 엄마의 맛을 확인한 주인공은 늘 피하기만 했던 엄마의 번호를 누른다. 엄마의 반가운 목소리에 환하게 웃으며 대화를 시작하는 주인공의 모습 위로, “기억 속 우리의 정성을 현실로, </w:t>
-            </w:r>
-            <w:proofErr w:type="spellStart"/>
-            <w:r>
-              <w:rPr>
-                <w:rFonts w:eastAsiaTheme="minorHAnsi" w:cs="굴림"/>
-                <w:kern w:val="0"/>
-                <w:szCs w:val="20"/>
-              </w:rPr>
-              <w:t>뤼튼</w:t>
-            </w:r>
-            <w:proofErr w:type="spellEnd"/>
-            <w:r>
-              <w:rPr>
-                <w:rFonts w:eastAsiaTheme="minorHAnsi" w:cs="굴림"/>
-                <w:kern w:val="0"/>
-                <w:szCs w:val="20"/>
-              </w:rPr>
-              <w:t xml:space="preserve">AI”라는 슬로건과 </w:t>
-            </w:r>
-            <w:proofErr w:type="spellStart"/>
-            <w:r>
-              <w:rPr>
-                <w:rFonts w:eastAsiaTheme="minorHAnsi" w:cs="굴림"/>
-                <w:kern w:val="0"/>
-                <w:szCs w:val="20"/>
-              </w:rPr>
-              <w:t>나레이션이</w:t>
-            </w:r>
-            <w:proofErr w:type="spellEnd"/>
-            <w:r>
-              <w:rPr>
-                <w:rFonts w:eastAsiaTheme="minorHAnsi" w:cs="굴림"/>
-                <w:kern w:val="0"/>
-                <w:szCs w:val="20"/>
-              </w:rPr>
-              <w:t xml:space="preserve"> 흐른다. </w:t>
+              <w:t xml:space="preserve">완성된 요리를 한 입 크게 베어 문 주인공은 “이게 봄이지!”라며 행복한 미소를 짓는다. 그리웠던 엄마의 맛을 확인한 주인공은 늘 피하기만 했던 엄마의 번호를 누른다. 엄마의 반가운 목소리에 환하게 웃으며 대화를 시작하는 주인공의 모습 위로, “기억 속 우리의 정성을 현실로, 뤼튼AI”라는 슬로건과 나레이션이 흐른다. </w:t>
             </w:r>
             <w:r>
               <w:rPr>
@@ -887,29 +521,7 @@
           <w:sz w:val="36"/>
           <w:szCs w:val="40"/>
         </w:rPr>
-        <w:t xml:space="preserve">가 전해준 엄마의 </w:t>
-      </w:r>
-      <w:proofErr w:type="gramStart"/>
-      <w:r>
-        <w:rPr>
-          <w:rFonts w:hint="eastAsia"/>
-          <w:b/>
-          <w:bCs/>
-          <w:sz w:val="36"/>
-          <w:szCs w:val="40"/>
-        </w:rPr>
-        <w:t>맛 :</w:t>
-      </w:r>
-      <w:proofErr w:type="gramEnd"/>
-      <w:r>
-        <w:rPr>
-          <w:rFonts w:hint="eastAsia"/>
-          <w:b/>
-          <w:bCs/>
-          <w:sz w:val="36"/>
-          <w:szCs w:val="40"/>
-        </w:rPr>
-        <w:t xml:space="preserve"> 봄 레시피</w:t>
+        <w:t>가 전해준 엄마의 맛 : 봄 레시피</w:t>
       </w:r>
       <w:r>
         <w:rPr>
@@ -1173,33 +785,7 @@
                 <w:szCs w:val="20"/>
                 <w:bdr w:val="none" w:sz="0" w:space="0" w:color="auto" w:frame="1"/>
               </w:rPr>
-              <w:t xml:space="preserve">자취방 가는 </w:t>
-            </w:r>
-            <w:proofErr w:type="gramStart"/>
-            <w:r>
-              <w:rPr>
-                <w:rFonts w:eastAsiaTheme="minorHAnsi" w:cs="굴림"/>
-                <w:b/>
-                <w:bCs/>
-                <w:color w:val="1F1F1F"/>
-                <w:kern w:val="0"/>
-                <w:szCs w:val="20"/>
-                <w:bdr w:val="none" w:sz="0" w:space="0" w:color="auto" w:frame="1"/>
-              </w:rPr>
-              <w:t>길목 /</w:t>
-            </w:r>
-            <w:proofErr w:type="gramEnd"/>
-            <w:r>
-              <w:rPr>
-                <w:rFonts w:eastAsiaTheme="minorHAnsi" w:cs="굴림"/>
-                <w:b/>
-                <w:bCs/>
-                <w:color w:val="1F1F1F"/>
-                <w:kern w:val="0"/>
-                <w:szCs w:val="20"/>
-                <w:bdr w:val="none" w:sz="0" w:space="0" w:color="auto" w:frame="1"/>
-              </w:rPr>
-              <w:t xml:space="preserve"> 밤 (외)</w:t>
+              <w:t>자취방 가는 길목 / 밤 (외)</w:t>
             </w:r>
           </w:p>
         </w:tc>
@@ -1310,7 +896,6 @@
                 <w:szCs w:val="20"/>
               </w:rPr>
             </w:pPr>
-            <w:proofErr w:type="gramStart"/>
             <w:r>
               <w:rPr>
                 <w:rFonts w:eastAsiaTheme="minorHAnsi"/>
@@ -1318,17 +903,7 @@
                 <w:bCs/>
                 <w:szCs w:val="20"/>
               </w:rPr>
-              <w:t>자취방 /</w:t>
-            </w:r>
-            <w:proofErr w:type="gramEnd"/>
-            <w:r>
-              <w:rPr>
-                <w:rFonts w:eastAsiaTheme="minorHAnsi"/>
-                <w:b/>
-                <w:bCs/>
-                <w:szCs w:val="20"/>
-              </w:rPr>
-              <w:t xml:space="preserve"> 밤 (내)</w:t>
+              <w:t>자취방 / 밤 (내)</w:t>
             </w:r>
           </w:p>
         </w:tc>
@@ -1352,7 +927,6 @@
                 <w:szCs w:val="20"/>
               </w:rPr>
             </w:pPr>
-            <w:proofErr w:type="spellStart"/>
             <w:r>
               <w:rPr>
                 <w:rFonts w:eastAsiaTheme="minorHAnsi" w:cs="굴림"/>
@@ -1361,18 +935,7 @@
                 <w:szCs w:val="20"/>
                 <w:bdr w:val="none" w:sz="0" w:space="0" w:color="auto" w:frame="1"/>
               </w:rPr>
-              <w:t>봄동을</w:t>
-            </w:r>
-            <w:proofErr w:type="spellEnd"/>
-            <w:r>
-              <w:rPr>
-                <w:rFonts w:eastAsiaTheme="minorHAnsi" w:cs="굴림"/>
-                <w:color w:val="1F1F1F"/>
-                <w:kern w:val="0"/>
-                <w:szCs w:val="20"/>
-                <w:bdr w:val="none" w:sz="0" w:space="0" w:color="auto" w:frame="1"/>
-              </w:rPr>
-              <w:t xml:space="preserve"> 매개로 엄마를 회상하고 부재중 전화에 죄책감을 느낌.</w:t>
+              <w:t>봄동을 매개로 엄마를 회상하고 부재중 전화에 죄책감을 느낌.</w:t>
             </w:r>
           </w:p>
         </w:tc>
@@ -1404,29 +967,7 @@
                 <w:szCs w:val="20"/>
                 <w:bdr w:val="none" w:sz="0" w:space="0" w:color="auto" w:frame="1"/>
               </w:rPr>
-              <w:t xml:space="preserve">상경 일상의 </w:t>
-            </w:r>
-            <w:proofErr w:type="spellStart"/>
-            <w:r>
-              <w:rPr>
-                <w:rFonts w:eastAsiaTheme="minorHAnsi" w:cs="굴림"/>
-                <w:color w:val="1F1F1F"/>
-                <w:kern w:val="0"/>
-                <w:szCs w:val="20"/>
-                <w:bdr w:val="none" w:sz="0" w:space="0" w:color="auto" w:frame="1"/>
-              </w:rPr>
-              <w:t>고립감</w:t>
-            </w:r>
-            <w:proofErr w:type="spellEnd"/>
-            <w:r>
-              <w:rPr>
-                <w:rFonts w:eastAsiaTheme="minorHAnsi" w:cs="굴림"/>
-                <w:color w:val="1F1F1F"/>
-                <w:kern w:val="0"/>
-                <w:szCs w:val="20"/>
-                <w:bdr w:val="none" w:sz="0" w:space="0" w:color="auto" w:frame="1"/>
-              </w:rPr>
-              <w:t xml:space="preserve"> 및 가족에 대한 심리적 갈등 부각</w:t>
+              <w:t>상경 일상의 고립감 및 가족에 대한 심리적 갈등 부각</w:t>
             </w:r>
           </w:p>
         </w:tc>
@@ -1487,7 +1028,6 @@
                 <w:szCs w:val="20"/>
               </w:rPr>
             </w:pPr>
-            <w:proofErr w:type="gramStart"/>
             <w:r>
               <w:rPr>
                 <w:rFonts w:eastAsiaTheme="minorHAnsi" w:cs="굴림"/>
@@ -1498,20 +1038,7 @@
                 <w:szCs w:val="20"/>
                 <w:bdr w:val="none" w:sz="0" w:space="0" w:color="auto" w:frame="1"/>
               </w:rPr>
-              <w:t>주방 /</w:t>
-            </w:r>
-            <w:proofErr w:type="gramEnd"/>
-            <w:r>
-              <w:rPr>
-                <w:rFonts w:eastAsiaTheme="minorHAnsi" w:cs="굴림"/>
-                <w:b/>
-                <w:bCs/>
-                <w:color w:val="1F1F1F"/>
-                <w:kern w:val="0"/>
-                <w:szCs w:val="20"/>
-                <w:bdr w:val="none" w:sz="0" w:space="0" w:color="auto" w:frame="1"/>
-              </w:rPr>
-              <w:t xml:space="preserve"> 다음날 저녁 (내)</w:t>
+              <w:t>주방 / 다음날 저녁 (내)</w:t>
             </w:r>
           </w:p>
         </w:tc>
@@ -1543,29 +1070,7 @@
                 <w:szCs w:val="20"/>
                 <w:bdr w:val="none" w:sz="0" w:space="0" w:color="auto" w:frame="1"/>
               </w:rPr>
-              <w:t xml:space="preserve">요리를 결심하고 </w:t>
-            </w:r>
-            <w:proofErr w:type="spellStart"/>
-            <w:r>
-              <w:rPr>
-                <w:rFonts w:eastAsiaTheme="minorHAnsi" w:cs="굴림"/>
-                <w:color w:val="1F1F1F"/>
-                <w:kern w:val="0"/>
-                <w:szCs w:val="20"/>
-                <w:bdr w:val="none" w:sz="0" w:space="0" w:color="auto" w:frame="1"/>
-              </w:rPr>
-              <w:t>뤼튼</w:t>
-            </w:r>
-            <w:proofErr w:type="spellEnd"/>
-            <w:r>
-              <w:rPr>
-                <w:rFonts w:eastAsiaTheme="minorHAnsi" w:cs="굴림"/>
-                <w:color w:val="1F1F1F"/>
-                <w:kern w:val="0"/>
-                <w:szCs w:val="20"/>
-                <w:bdr w:val="none" w:sz="0" w:space="0" w:color="auto" w:frame="1"/>
-              </w:rPr>
-              <w:t>AI에게 조력을 요청함.</w:t>
+              <w:t>요리를 결심하고 뤼튼AI에게 조력을 요청함.</w:t>
             </w:r>
           </w:p>
         </w:tc>
@@ -1698,33 +1203,7 @@
                 <w:szCs w:val="20"/>
                 <w:bdr w:val="none" w:sz="0" w:space="0" w:color="auto" w:frame="1"/>
               </w:rPr>
-              <w:t xml:space="preserve">주방 </w:t>
-            </w:r>
-            <w:proofErr w:type="gramStart"/>
-            <w:r>
-              <w:rPr>
-                <w:rFonts w:eastAsiaTheme="minorHAnsi" w:cs="굴림"/>
-                <w:b/>
-                <w:bCs/>
-                <w:color w:val="1F1F1F"/>
-                <w:kern w:val="0"/>
-                <w:szCs w:val="20"/>
-                <w:bdr w:val="none" w:sz="0" w:space="0" w:color="auto" w:frame="1"/>
-              </w:rPr>
-              <w:t>조리대 /</w:t>
-            </w:r>
-            <w:proofErr w:type="gramEnd"/>
-            <w:r>
-              <w:rPr>
-                <w:rFonts w:eastAsiaTheme="minorHAnsi" w:cs="굴림"/>
-                <w:b/>
-                <w:bCs/>
-                <w:color w:val="1F1F1F"/>
-                <w:kern w:val="0"/>
-                <w:szCs w:val="20"/>
-                <w:bdr w:val="none" w:sz="0" w:space="0" w:color="auto" w:frame="1"/>
-              </w:rPr>
-              <w:t xml:space="preserve"> 저녁 (내)</w:t>
+              <w:t>주방 조리대 / 저녁 (내)</w:t>
             </w:r>
           </w:p>
         </w:tc>
@@ -1748,7 +1227,6 @@
                 <w:szCs w:val="20"/>
               </w:rPr>
             </w:pPr>
-            <w:proofErr w:type="spellStart"/>
             <w:r>
               <w:rPr>
                 <w:rFonts w:eastAsiaTheme="minorHAnsi" w:cs="굴림"/>
@@ -1756,37 +1234,7 @@
                 <w:kern w:val="0"/>
                 <w:szCs w:val="20"/>
               </w:rPr>
-              <w:t>뤼튼</w:t>
-            </w:r>
-            <w:proofErr w:type="spellEnd"/>
-            <w:r>
-              <w:rPr>
-                <w:rFonts w:eastAsiaTheme="minorHAnsi" w:cs="굴림"/>
-                <w:color w:val="1F1F1F"/>
-                <w:kern w:val="0"/>
-                <w:szCs w:val="20"/>
-              </w:rPr>
-              <w:t xml:space="preserve">AI와 문답하며 정성스럽게 </w:t>
-            </w:r>
-            <w:proofErr w:type="spellStart"/>
-            <w:r>
-              <w:rPr>
-                <w:rFonts w:eastAsiaTheme="minorHAnsi" w:cs="굴림"/>
-                <w:color w:val="1F1F1F"/>
-                <w:kern w:val="0"/>
-                <w:szCs w:val="20"/>
-              </w:rPr>
-              <w:t>봄동을</w:t>
-            </w:r>
-            <w:proofErr w:type="spellEnd"/>
-            <w:r>
-              <w:rPr>
-                <w:rFonts w:eastAsiaTheme="minorHAnsi" w:cs="굴림"/>
-                <w:color w:val="1F1F1F"/>
-                <w:kern w:val="0"/>
-                <w:szCs w:val="20"/>
-              </w:rPr>
-              <w:t xml:space="preserve"> 손질하고 버무림.</w:t>
+              <w:t>뤼튼AI와 문답하며 정성스럽게 봄동을 손질하고 버무림.</w:t>
             </w:r>
           </w:p>
         </w:tc>
@@ -1888,33 +1336,7 @@
                 <w:szCs w:val="20"/>
                 <w:bdr w:val="none" w:sz="0" w:space="0" w:color="auto" w:frame="1"/>
               </w:rPr>
-              <w:t xml:space="preserve">주방 가스레인지 </w:t>
-            </w:r>
-            <w:proofErr w:type="gramStart"/>
-            <w:r>
-              <w:rPr>
-                <w:rFonts w:eastAsiaTheme="minorHAnsi" w:cs="굴림"/>
-                <w:b/>
-                <w:bCs/>
-                <w:color w:val="1F1F1F"/>
-                <w:kern w:val="0"/>
-                <w:szCs w:val="20"/>
-                <w:bdr w:val="none" w:sz="0" w:space="0" w:color="auto" w:frame="1"/>
-              </w:rPr>
-              <w:t>앞 /</w:t>
-            </w:r>
-            <w:proofErr w:type="gramEnd"/>
-            <w:r>
-              <w:rPr>
-                <w:rFonts w:eastAsiaTheme="minorHAnsi" w:cs="굴림"/>
-                <w:b/>
-                <w:bCs/>
-                <w:color w:val="1F1F1F"/>
-                <w:kern w:val="0"/>
-                <w:szCs w:val="20"/>
-                <w:bdr w:val="none" w:sz="0" w:space="0" w:color="auto" w:frame="1"/>
-              </w:rPr>
-              <w:t xml:space="preserve"> 저녁 (내)</w:t>
+              <w:t>주방 가스레인지 앞 / 저녁 (내)</w:t>
             </w:r>
           </w:p>
         </w:tc>
@@ -1945,27 +1367,7 @@
                 <w:kern w:val="0"/>
                 <w:szCs w:val="20"/>
               </w:rPr>
-              <w:t xml:space="preserve">요리를 완성하며 주방 조명이 따뜻한 </w:t>
-            </w:r>
-            <w:proofErr w:type="spellStart"/>
-            <w:r>
-              <w:rPr>
-                <w:rFonts w:eastAsiaTheme="minorHAnsi" w:cs="굴림"/>
-                <w:color w:val="1F1F1F"/>
-                <w:kern w:val="0"/>
-                <w:szCs w:val="20"/>
-              </w:rPr>
-              <w:t>오렌지빛으로</w:t>
-            </w:r>
-            <w:proofErr w:type="spellEnd"/>
-            <w:r>
-              <w:rPr>
-                <w:rFonts w:eastAsiaTheme="minorHAnsi" w:cs="굴림"/>
-                <w:color w:val="1F1F1F"/>
-                <w:kern w:val="0"/>
-                <w:szCs w:val="20"/>
-              </w:rPr>
-              <w:t xml:space="preserve"> 변화함.</w:t>
+              <w:t>요리를 완성하며 주방 조명이 따뜻한 오렌지빛으로 변화함.</w:t>
             </w:r>
           </w:p>
         </w:tc>
@@ -2082,33 +1484,7 @@
                 <w:szCs w:val="20"/>
                 <w:bdr w:val="none" w:sz="0" w:space="0" w:color="auto" w:frame="1"/>
               </w:rPr>
-              <w:t xml:space="preserve">식탁 </w:t>
-            </w:r>
-            <w:proofErr w:type="gramStart"/>
-            <w:r>
-              <w:rPr>
-                <w:rFonts w:eastAsiaTheme="minorHAnsi" w:cs="굴림"/>
-                <w:b/>
-                <w:bCs/>
-                <w:color w:val="1F1F1F"/>
-                <w:kern w:val="0"/>
-                <w:szCs w:val="20"/>
-                <w:bdr w:val="none" w:sz="0" w:space="0" w:color="auto" w:frame="1"/>
-              </w:rPr>
-              <w:t>앞 /</w:t>
-            </w:r>
-            <w:proofErr w:type="gramEnd"/>
-            <w:r>
-              <w:rPr>
-                <w:rFonts w:eastAsiaTheme="minorHAnsi" w:cs="굴림"/>
-                <w:b/>
-                <w:bCs/>
-                <w:color w:val="1F1F1F"/>
-                <w:kern w:val="0"/>
-                <w:szCs w:val="20"/>
-                <w:bdr w:val="none" w:sz="0" w:space="0" w:color="auto" w:frame="1"/>
-              </w:rPr>
-              <w:t xml:space="preserve"> 밤 (내)</w:t>
+              <w:t>식탁 앞 / 밤 (내)</w:t>
             </w:r>
           </w:p>
         </w:tc>
@@ -2335,35 +1711,7 @@
           <w:bdr w:val="none" w:sz="0" w:space="0" w:color="auto" w:frame="1"/>
         </w:rPr>
         <w:lastRenderedPageBreak/>
-        <w:t xml:space="preserve">[AI가 전해준 엄마의 </w:t>
-      </w:r>
-      <w:proofErr w:type="gramStart"/>
-      <w:r>
-        <w:rPr>
-          <w:rFonts w:eastAsiaTheme="minorHAnsi" w:cs="굴림"/>
-          <w:b/>
-          <w:bCs/>
-          <w:color w:val="1F1F1F"/>
-          <w:kern w:val="0"/>
-          <w:sz w:val="28"/>
-          <w:szCs w:val="28"/>
-          <w:bdr w:val="none" w:sz="0" w:space="0" w:color="auto" w:frame="1"/>
-        </w:rPr>
-        <w:t>맛 :</w:t>
-      </w:r>
-      <w:proofErr w:type="gramEnd"/>
-      <w:r>
-        <w:rPr>
-          <w:rFonts w:eastAsiaTheme="minorHAnsi" w:cs="굴림"/>
-          <w:b/>
-          <w:bCs/>
-          <w:color w:val="1F1F1F"/>
-          <w:kern w:val="0"/>
-          <w:sz w:val="28"/>
-          <w:szCs w:val="28"/>
-          <w:bdr w:val="none" w:sz="0" w:space="0" w:color="auto" w:frame="1"/>
-        </w:rPr>
-        <w:t xml:space="preserve"> 봄 레시피] 대본</w:t>
+        <w:t>[AI가 전해준 엄마의 맛 : 봄 레시피] 대본</w:t>
       </w:r>
     </w:p>
     <w:p>
@@ -2385,29 +1733,7 @@
           <w:sz w:val="20"/>
           <w:szCs w:val="20"/>
         </w:rPr>
-        <w:t xml:space="preserve">S# 1-1. 자취방 가는 </w:t>
-      </w:r>
-      <w:proofErr w:type="gramStart"/>
-      <w:r>
-        <w:rPr>
-          <w:rFonts w:asciiTheme="minorHAnsi" w:eastAsiaTheme="minorHAnsi" w:hAnsiTheme="minorHAnsi"/>
-          <w:b/>
-          <w:bCs/>
-          <w:sz w:val="20"/>
-          <w:szCs w:val="20"/>
-        </w:rPr>
-        <w:t>길목 /</w:t>
-      </w:r>
-      <w:proofErr w:type="gramEnd"/>
-      <w:r>
-        <w:rPr>
-          <w:rFonts w:asciiTheme="minorHAnsi" w:eastAsiaTheme="minorHAnsi" w:hAnsiTheme="minorHAnsi"/>
-          <w:b/>
-          <w:bCs/>
-          <w:sz w:val="20"/>
-          <w:szCs w:val="20"/>
-        </w:rPr>
-        <w:t xml:space="preserve"> 밤 (EXT.) (0:00 ~ 0:</w:t>
+        <w:t>S# 1-1. 자취방 가는 길목 / 밤 (EXT.) (0:00 ~ 0:</w:t>
       </w:r>
       <w:r>
         <w:rPr>
@@ -2547,29 +1873,7 @@
           <w:sz w:val="20"/>
           <w:szCs w:val="20"/>
         </w:rPr>
-        <w:t xml:space="preserve">. </w:t>
-      </w:r>
-      <w:proofErr w:type="gramStart"/>
-      <w:r>
-        <w:rPr>
-          <w:rFonts w:asciiTheme="minorHAnsi" w:eastAsiaTheme="minorHAnsi" w:hAnsiTheme="minorHAnsi"/>
-          <w:b/>
-          <w:bCs/>
-          <w:sz w:val="20"/>
-          <w:szCs w:val="20"/>
-        </w:rPr>
-        <w:t>자취방 /</w:t>
-      </w:r>
-      <w:proofErr w:type="gramEnd"/>
-      <w:r>
-        <w:rPr>
-          <w:rFonts w:asciiTheme="minorHAnsi" w:eastAsiaTheme="minorHAnsi" w:hAnsiTheme="minorHAnsi"/>
-          <w:b/>
-          <w:bCs/>
-          <w:sz w:val="20"/>
-          <w:szCs w:val="20"/>
-        </w:rPr>
-        <w:t xml:space="preserve"> 밤 (INT.) (0:</w:t>
+        <w:t>. 자취방 / 밤 (INT.) (0:</w:t>
       </w:r>
       <w:r>
         <w:rPr>
@@ -2621,25 +1925,7 @@
           <w:sz w:val="20"/>
           <w:szCs w:val="20"/>
         </w:rPr>
-        <w:t xml:space="preserve"> 귀가한 주인공, 생기 없는 얼굴로 편의점 봉투를 들고 들어온다. 냉장고 문을 연다. 구석에 방치된 엄마의 음식들과 생기를 잃어가는 </w:t>
-      </w:r>
-      <w:proofErr w:type="spellStart"/>
-      <w:r>
-        <w:rPr>
-          <w:rFonts w:asciiTheme="minorHAnsi" w:eastAsiaTheme="minorHAnsi" w:hAnsiTheme="minorHAnsi"/>
-          <w:sz w:val="20"/>
-          <w:szCs w:val="20"/>
-        </w:rPr>
-        <w:t>봄동</w:t>
-      </w:r>
-      <w:proofErr w:type="spellEnd"/>
-      <w:r>
-        <w:rPr>
-          <w:rFonts w:asciiTheme="minorHAnsi" w:eastAsiaTheme="minorHAnsi" w:hAnsiTheme="minorHAnsi"/>
-          <w:sz w:val="20"/>
-          <w:szCs w:val="20"/>
-        </w:rPr>
-        <w:t xml:space="preserve"> 상자.</w:t>
+        <w:t xml:space="preserve"> 귀가한 주인공, 생기 없는 얼굴로 편의점 봉투를 들고 들어온다. 냉장고 문을 연다. 구석에 방치된 엄마의 음식들과 생기를 잃어가는 봄동 상자.</w:t>
       </w:r>
     </w:p>
     <w:p>
@@ -2671,25 +1957,7 @@
           <w:sz w:val="20"/>
           <w:szCs w:val="20"/>
         </w:rPr>
-        <w:t xml:space="preserve"> </w:t>
-      </w:r>
-      <w:proofErr w:type="spellStart"/>
-      <w:r>
-        <w:rPr>
-          <w:rFonts w:asciiTheme="minorHAnsi" w:eastAsiaTheme="minorHAnsi" w:hAnsiTheme="minorHAnsi"/>
-          <w:sz w:val="20"/>
-          <w:szCs w:val="20"/>
-        </w:rPr>
-        <w:t>봄동</w:t>
-      </w:r>
-      <w:proofErr w:type="spellEnd"/>
-      <w:r>
-        <w:rPr>
-          <w:rFonts w:asciiTheme="minorHAnsi" w:eastAsiaTheme="minorHAnsi" w:hAnsiTheme="minorHAnsi"/>
-          <w:sz w:val="20"/>
-          <w:szCs w:val="20"/>
-        </w:rPr>
-        <w:t xml:space="preserve"> 상자를 든 엄마, 뿌듯한 표정으로 점원에게 말한다.</w:t>
+        <w:t xml:space="preserve"> 봄동 상자를 든 엄마, 뿌듯한 표정으로 점원에게 말한다.</w:t>
       </w:r>
     </w:p>
     <w:p>
@@ -2713,52 +1981,14 @@
         </w:rPr>
         <w:t xml:space="preserve">엄마: </w:t>
       </w:r>
-      <w:proofErr w:type="spellStart"/>
       <w:r>
         <w:rPr>
           <w:rFonts w:asciiTheme="minorHAnsi" w:eastAsiaTheme="minorHAnsi" w:hAnsiTheme="minorHAnsi" w:hint="eastAsia"/>
           <w:sz w:val="20"/>
           <w:szCs w:val="20"/>
         </w:rPr>
-        <w:t>봄동</w:t>
-      </w:r>
-      <w:proofErr w:type="spellEnd"/>
-      <w:r>
-        <w:rPr>
-          <w:rFonts w:asciiTheme="minorHAnsi" w:eastAsiaTheme="minorHAnsi" w:hAnsiTheme="minorHAnsi" w:hint="eastAsia"/>
-          <w:sz w:val="20"/>
-          <w:szCs w:val="20"/>
-        </w:rPr>
-        <w:t xml:space="preserve"> </w:t>
-      </w:r>
-      <w:proofErr w:type="spellStart"/>
-      <w:r>
-        <w:rPr>
-          <w:rFonts w:asciiTheme="minorHAnsi" w:eastAsiaTheme="minorHAnsi" w:hAnsiTheme="minorHAnsi" w:hint="eastAsia"/>
-          <w:sz w:val="20"/>
-          <w:szCs w:val="20"/>
-        </w:rPr>
-        <w:t>실허네</w:t>
-      </w:r>
-      <w:proofErr w:type="spellEnd"/>
-      <w:r>
-        <w:rPr>
-          <w:rFonts w:asciiTheme="minorHAnsi" w:eastAsiaTheme="minorHAnsi" w:hAnsiTheme="minorHAnsi" w:hint="eastAsia"/>
-          <w:sz w:val="20"/>
-          <w:szCs w:val="20"/>
-        </w:rPr>
-        <w:t xml:space="preserve">~봄이 왔네 </w:t>
-      </w:r>
-      <w:proofErr w:type="spellStart"/>
-      <w:r>
-        <w:rPr>
-          <w:rFonts w:asciiTheme="minorHAnsi" w:eastAsiaTheme="minorHAnsi" w:hAnsiTheme="minorHAnsi" w:hint="eastAsia"/>
-          <w:sz w:val="20"/>
-          <w:szCs w:val="20"/>
-        </w:rPr>
-        <w:t>왔어</w:t>
-      </w:r>
-      <w:proofErr w:type="spellEnd"/>
+        <w:t>봄동 실허네~봄이 왔네 왔어</w:t>
+      </w:r>
       <w:r>
         <w:rPr>
           <w:rFonts w:asciiTheme="minorHAnsi" w:eastAsiaTheme="minorHAnsi" w:hAnsiTheme="minorHAnsi"/>
@@ -2773,43 +2003,7 @@
           <w:sz w:val="20"/>
           <w:szCs w:val="20"/>
         </w:rPr>
-        <w:t xml:space="preserve"> 이거 택배도 부쳐줘요? 서울 가 있는 </w:t>
-      </w:r>
-      <w:proofErr w:type="spellStart"/>
-      <w:r>
-        <w:rPr>
-          <w:rFonts w:asciiTheme="minorHAnsi" w:eastAsiaTheme="minorHAnsi" w:hAnsiTheme="minorHAnsi"/>
-          <w:sz w:val="20"/>
-          <w:szCs w:val="20"/>
-        </w:rPr>
-        <w:t>딸래미한테</w:t>
-      </w:r>
-      <w:proofErr w:type="spellEnd"/>
-      <w:r>
-        <w:rPr>
-          <w:rFonts w:asciiTheme="minorHAnsi" w:eastAsiaTheme="minorHAnsi" w:hAnsiTheme="minorHAnsi"/>
-          <w:sz w:val="20"/>
-          <w:szCs w:val="20"/>
-        </w:rPr>
-        <w:t xml:space="preserve"> </w:t>
-      </w:r>
-      <w:proofErr w:type="spellStart"/>
-      <w:r>
-        <w:rPr>
-          <w:rFonts w:asciiTheme="minorHAnsi" w:eastAsiaTheme="minorHAnsi" w:hAnsiTheme="minorHAnsi"/>
-          <w:sz w:val="20"/>
-          <w:szCs w:val="20"/>
-        </w:rPr>
-        <w:t>보내줄라고</w:t>
-      </w:r>
-      <w:proofErr w:type="spellEnd"/>
-      <w:r>
-        <w:rPr>
-          <w:rFonts w:asciiTheme="minorHAnsi" w:eastAsiaTheme="minorHAnsi" w:hAnsiTheme="minorHAnsi"/>
-          <w:sz w:val="20"/>
-          <w:szCs w:val="20"/>
-        </w:rPr>
-        <w:t>~ (전남 사투리)</w:t>
+        <w:t xml:space="preserve"> 이거 택배도 부쳐줘요? 서울 가 있는 딸래미한테 보내줄라고~ (전남 사투리)</w:t>
       </w:r>
     </w:p>
     <w:p>
@@ -2969,29 +2163,7 @@
           <w:sz w:val="20"/>
           <w:szCs w:val="20"/>
         </w:rPr>
-        <w:t xml:space="preserve">. 자취방 </w:t>
-      </w:r>
-      <w:proofErr w:type="gramStart"/>
-      <w:r>
-        <w:rPr>
-          <w:rFonts w:asciiTheme="minorHAnsi" w:eastAsiaTheme="minorHAnsi" w:hAnsiTheme="minorHAnsi"/>
-          <w:b/>
-          <w:bCs/>
-          <w:sz w:val="20"/>
-          <w:szCs w:val="20"/>
-        </w:rPr>
-        <w:t>주방 /</w:t>
-      </w:r>
-      <w:proofErr w:type="gramEnd"/>
-      <w:r>
-        <w:rPr>
-          <w:rFonts w:asciiTheme="minorHAnsi" w:eastAsiaTheme="minorHAnsi" w:hAnsiTheme="minorHAnsi"/>
-          <w:b/>
-          <w:bCs/>
-          <w:sz w:val="20"/>
-          <w:szCs w:val="20"/>
-        </w:rPr>
-        <w:t xml:space="preserve"> 다음날 저녁 (INT.) (0:45 ~ 1:30)</w:t>
+        <w:t>. 자취방 주방 / 다음날 저녁 (INT.) (0:45 ~ 1:30)</w:t>
       </w:r>
     </w:p>
     <w:p>
@@ -3073,25 +2245,7 @@
           <w:sz w:val="20"/>
           <w:szCs w:val="20"/>
         </w:rPr>
-        <w:t xml:space="preserve"> </w:t>
-      </w:r>
-      <w:proofErr w:type="spellStart"/>
-      <w:r>
-        <w:rPr>
-          <w:rFonts w:asciiTheme="minorHAnsi" w:eastAsiaTheme="minorHAnsi" w:hAnsiTheme="minorHAnsi"/>
-          <w:sz w:val="20"/>
-          <w:szCs w:val="20"/>
-        </w:rPr>
-        <w:t>봄동</w:t>
-      </w:r>
-      <w:proofErr w:type="spellEnd"/>
-      <w:r>
-        <w:rPr>
-          <w:rFonts w:asciiTheme="minorHAnsi" w:eastAsiaTheme="minorHAnsi" w:hAnsiTheme="minorHAnsi"/>
-          <w:sz w:val="20"/>
-          <w:szCs w:val="20"/>
-        </w:rPr>
-        <w:t xml:space="preserve"> </w:t>
+        <w:t xml:space="preserve"> 봄동 </w:t>
       </w:r>
       <w:r>
         <w:rPr>
@@ -3157,23 +2311,13 @@
         </w:rPr>
         <w:t xml:space="preserve"> 위에 </w:t>
       </w:r>
-      <w:proofErr w:type="spellStart"/>
       <w:r>
         <w:rPr>
           <w:rFonts w:asciiTheme="minorHAnsi" w:eastAsiaTheme="minorHAnsi" w:hAnsiTheme="minorHAnsi" w:hint="eastAsia"/>
           <w:sz w:val="20"/>
           <w:szCs w:val="20"/>
         </w:rPr>
-        <w:t>봄동</w:t>
-      </w:r>
-      <w:proofErr w:type="spellEnd"/>
-      <w:r>
-        <w:rPr>
-          <w:rFonts w:asciiTheme="minorHAnsi" w:eastAsiaTheme="minorHAnsi" w:hAnsiTheme="minorHAnsi" w:hint="eastAsia"/>
-          <w:sz w:val="20"/>
-          <w:szCs w:val="20"/>
-        </w:rPr>
-        <w:t xml:space="preserve"> 상자와 </w:t>
+        <w:t xml:space="preserve">봄동 상자와 </w:t>
       </w:r>
       <w:r>
         <w:rPr>
@@ -3183,27 +2327,15 @@
         </w:rPr>
         <w:t xml:space="preserve">스마트폰을 두고 </w:t>
       </w:r>
-      <w:proofErr w:type="spellStart"/>
-      <w:r>
-        <w:rPr>
-          <w:rFonts w:asciiTheme="minorHAnsi" w:eastAsiaTheme="minorHAnsi" w:hAnsiTheme="minorHAnsi"/>
-          <w:b/>
-          <w:bCs/>
-          <w:sz w:val="20"/>
-          <w:szCs w:val="20"/>
-        </w:rPr>
-        <w:t>뤼튼</w:t>
-      </w:r>
-      <w:proofErr w:type="spellEnd"/>
-      <w:r>
-        <w:rPr>
-          <w:rFonts w:asciiTheme="minorHAnsi" w:eastAsiaTheme="minorHAnsi" w:hAnsiTheme="minorHAnsi"/>
-          <w:b/>
-          <w:bCs/>
-          <w:sz w:val="20"/>
-          <w:szCs w:val="20"/>
-        </w:rPr>
-        <w:t>AI</w:t>
+      <w:r>
+        <w:rPr>
+          <w:rFonts w:asciiTheme="minorHAnsi" w:eastAsiaTheme="minorHAnsi" w:hAnsiTheme="minorHAnsi"/>
+          <w:b/>
+          <w:bCs/>
+          <w:sz w:val="20"/>
+          <w:szCs w:val="20"/>
+        </w:rPr>
+        <w:t>뤼튼AI</w:t>
       </w:r>
       <w:r>
         <w:rPr>
@@ -3245,7 +2377,6 @@
         </w:rPr>
         <w:t xml:space="preserve">: </w:t>
       </w:r>
-      <w:proofErr w:type="spellStart"/>
       <w:r>
         <w:rPr>
           <w:rFonts w:asciiTheme="minorHAnsi" w:eastAsiaTheme="minorHAnsi" w:hAnsiTheme="minorHAnsi" w:hint="eastAsia"/>
@@ -3254,7 +2385,6 @@
         </w:rPr>
         <w:t>뤼튼</w:t>
       </w:r>
-      <w:proofErr w:type="spellEnd"/>
       <w:r>
         <w:rPr>
           <w:rFonts w:asciiTheme="minorHAnsi" w:eastAsiaTheme="minorHAnsi" w:hAnsiTheme="minorHAnsi"/>
@@ -3269,43 +2399,15 @@
           <w:sz w:val="20"/>
           <w:szCs w:val="20"/>
         </w:rPr>
-        <w:t xml:space="preserve"> 엄마가 해준 것 같은 </w:t>
-      </w:r>
-      <w:proofErr w:type="spellStart"/>
-      <w:r>
-        <w:rPr>
-          <w:rFonts w:asciiTheme="minorHAnsi" w:eastAsiaTheme="minorHAnsi" w:hAnsiTheme="minorHAnsi" w:hint="eastAsia"/>
-          <w:sz w:val="20"/>
-          <w:szCs w:val="20"/>
-        </w:rPr>
-        <w:t>달큰한</w:t>
-      </w:r>
-      <w:proofErr w:type="spellEnd"/>
-      <w:r>
-        <w:rPr>
-          <w:rFonts w:asciiTheme="minorHAnsi" w:eastAsiaTheme="minorHAnsi" w:hAnsiTheme="minorHAnsi" w:hint="eastAsia"/>
-          <w:sz w:val="20"/>
-          <w:szCs w:val="20"/>
-        </w:rPr>
-        <w:t xml:space="preserve"> </w:t>
-      </w:r>
-      <w:proofErr w:type="spellStart"/>
-      <w:r>
-        <w:rPr>
-          <w:rFonts w:asciiTheme="minorHAnsi" w:eastAsiaTheme="minorHAnsi" w:hAnsiTheme="minorHAnsi"/>
-          <w:sz w:val="20"/>
-          <w:szCs w:val="20"/>
-        </w:rPr>
-        <w:t>봄동</w:t>
-      </w:r>
-      <w:proofErr w:type="spellEnd"/>
-      <w:r>
-        <w:rPr>
-          <w:rFonts w:asciiTheme="minorHAnsi" w:eastAsiaTheme="minorHAnsi" w:hAnsiTheme="minorHAnsi"/>
-          <w:sz w:val="20"/>
-          <w:szCs w:val="20"/>
-        </w:rPr>
-        <w:t xml:space="preserve"> 겉절이를 </w:t>
+        <w:t xml:space="preserve"> 엄마가 해준 것 같은 달큰한 </w:t>
+      </w:r>
+      <w:r>
+        <w:rPr>
+          <w:rFonts w:asciiTheme="minorHAnsi" w:eastAsiaTheme="minorHAnsi" w:hAnsiTheme="minorHAnsi"/>
+          <w:sz w:val="20"/>
+          <w:szCs w:val="20"/>
+        </w:rPr>
+        <w:t xml:space="preserve">봄동 겉절이를 </w:t>
       </w:r>
       <w:r>
         <w:rPr>
@@ -3337,55 +2439,15 @@
           <w:sz w:val="20"/>
           <w:szCs w:val="20"/>
         </w:rPr>
-        <w:t xml:space="preserve">[INS. CU] </w:t>
-      </w:r>
-      <w:proofErr w:type="spellStart"/>
-      <w:r>
-        <w:rPr>
-          <w:rFonts w:asciiTheme="minorHAnsi" w:eastAsiaTheme="minorHAnsi" w:hAnsiTheme="minorHAnsi"/>
-          <w:b/>
-          <w:bCs/>
-          <w:sz w:val="20"/>
-          <w:szCs w:val="20"/>
-        </w:rPr>
-        <w:t>뤼튼</w:t>
-      </w:r>
-      <w:proofErr w:type="spellEnd"/>
-      <w:r>
-        <w:rPr>
-          <w:rFonts w:asciiTheme="minorHAnsi" w:eastAsiaTheme="minorHAnsi" w:hAnsiTheme="minorHAnsi"/>
-          <w:b/>
-          <w:bCs/>
-          <w:sz w:val="20"/>
-          <w:szCs w:val="20"/>
-        </w:rPr>
-        <w:t xml:space="preserve"> 화면</w:t>
-      </w:r>
-      <w:r>
-        <w:rPr>
-          <w:rFonts w:asciiTheme="minorHAnsi" w:eastAsiaTheme="minorHAnsi" w:hAnsiTheme="minorHAnsi"/>
-          <w:sz w:val="20"/>
-          <w:szCs w:val="20"/>
-        </w:rPr>
-        <w:t xml:space="preserve">: 그럼요. 제가 요리를 </w:t>
-      </w:r>
-      <w:proofErr w:type="spellStart"/>
-      <w:r>
-        <w:rPr>
-          <w:rFonts w:asciiTheme="minorHAnsi" w:eastAsiaTheme="minorHAnsi" w:hAnsiTheme="minorHAnsi"/>
-          <w:sz w:val="20"/>
-          <w:szCs w:val="20"/>
-        </w:rPr>
-        <w:t>도와드릴게요</w:t>
-      </w:r>
-      <w:proofErr w:type="spellEnd"/>
-      <w:r>
-        <w:rPr>
-          <w:rFonts w:asciiTheme="minorHAnsi" w:eastAsiaTheme="minorHAnsi" w:hAnsiTheme="minorHAnsi"/>
-          <w:sz w:val="20"/>
-          <w:szCs w:val="20"/>
-        </w:rPr>
-        <w:t>.</w:t>
+        <w:t>[INS. CU] 뤼튼 화면</w:t>
+      </w:r>
+      <w:r>
+        <w:rPr>
+          <w:rFonts w:asciiTheme="minorHAnsi" w:eastAsiaTheme="minorHAnsi" w:hAnsiTheme="minorHAnsi"/>
+          <w:sz w:val="20"/>
+          <w:szCs w:val="20"/>
+        </w:rPr>
+        <w:t>: 그럼요. 제가 요리를 도와드릴게요.</w:t>
       </w:r>
       <w:r>
         <w:rPr>
@@ -3475,29 +2537,7 @@
           <w:sz w:val="20"/>
           <w:szCs w:val="20"/>
         </w:rPr>
-        <w:t xml:space="preserve">. 주방 싱크대 및 </w:t>
-      </w:r>
-      <w:proofErr w:type="gramStart"/>
-      <w:r>
-        <w:rPr>
-          <w:rFonts w:asciiTheme="minorHAnsi" w:eastAsiaTheme="minorHAnsi" w:hAnsiTheme="minorHAnsi"/>
-          <w:b/>
-          <w:bCs/>
-          <w:sz w:val="20"/>
-          <w:szCs w:val="20"/>
-        </w:rPr>
-        <w:t>조리대 /</w:t>
-      </w:r>
-      <w:proofErr w:type="gramEnd"/>
-      <w:r>
-        <w:rPr>
-          <w:rFonts w:asciiTheme="minorHAnsi" w:eastAsiaTheme="minorHAnsi" w:hAnsiTheme="minorHAnsi"/>
-          <w:b/>
-          <w:bCs/>
-          <w:sz w:val="20"/>
-          <w:szCs w:val="20"/>
-        </w:rPr>
-        <w:t xml:space="preserve"> 저녁 (INT.) (1:30 ~ 2:30)</w:t>
+        <w:t>. 주방 싱크대 및 조리대 / 저녁 (INT.) (1:30 ~ 2:30)</w:t>
       </w:r>
     </w:p>
     <w:p>
@@ -3529,25 +2569,7 @@
           <w:sz w:val="20"/>
           <w:szCs w:val="20"/>
         </w:rPr>
-        <w:t xml:space="preserve"> 주인공이 </w:t>
-      </w:r>
-      <w:proofErr w:type="spellStart"/>
-      <w:r>
-        <w:rPr>
-          <w:rFonts w:asciiTheme="minorHAnsi" w:eastAsiaTheme="minorHAnsi" w:hAnsiTheme="minorHAnsi"/>
-          <w:sz w:val="20"/>
-          <w:szCs w:val="20"/>
-        </w:rPr>
-        <w:t>봄동을</w:t>
-      </w:r>
-      <w:proofErr w:type="spellEnd"/>
-      <w:r>
-        <w:rPr>
-          <w:rFonts w:asciiTheme="minorHAnsi" w:eastAsiaTheme="minorHAnsi" w:hAnsiTheme="minorHAnsi"/>
-          <w:sz w:val="20"/>
-          <w:szCs w:val="20"/>
-        </w:rPr>
-        <w:t xml:space="preserve"> 손질한다. (E. ASMR: 리듬감 있는 칼질 소리)</w:t>
+        <w:t xml:space="preserve"> 주인공이 봄동을 손질한다. (E. ASMR: 리듬감 있는 칼질 소리)</w:t>
       </w:r>
     </w:p>
     <w:p>
@@ -3579,43 +2601,7 @@
           <w:sz w:val="20"/>
           <w:szCs w:val="20"/>
         </w:rPr>
-        <w:t xml:space="preserve"> 손질한 </w:t>
-      </w:r>
-      <w:proofErr w:type="spellStart"/>
-      <w:r>
-        <w:rPr>
-          <w:rFonts w:asciiTheme="minorHAnsi" w:eastAsiaTheme="minorHAnsi" w:hAnsiTheme="minorHAnsi"/>
-          <w:sz w:val="20"/>
-          <w:szCs w:val="20"/>
-        </w:rPr>
-        <w:t>봄동을</w:t>
-      </w:r>
-      <w:proofErr w:type="spellEnd"/>
-      <w:r>
-        <w:rPr>
-          <w:rFonts w:asciiTheme="minorHAnsi" w:eastAsiaTheme="minorHAnsi" w:hAnsiTheme="minorHAnsi"/>
-          <w:sz w:val="20"/>
-          <w:szCs w:val="20"/>
-        </w:rPr>
-        <w:t xml:space="preserve"> 큰 </w:t>
-      </w:r>
-      <w:proofErr w:type="spellStart"/>
-      <w:r>
-        <w:rPr>
-          <w:rFonts w:asciiTheme="minorHAnsi" w:eastAsiaTheme="minorHAnsi" w:hAnsiTheme="minorHAnsi"/>
-          <w:sz w:val="20"/>
-          <w:szCs w:val="20"/>
-        </w:rPr>
-        <w:t>보울에</w:t>
-      </w:r>
-      <w:proofErr w:type="spellEnd"/>
-      <w:r>
-        <w:rPr>
-          <w:rFonts w:asciiTheme="minorHAnsi" w:eastAsiaTheme="minorHAnsi" w:hAnsiTheme="minorHAnsi"/>
-          <w:sz w:val="20"/>
-          <w:szCs w:val="20"/>
-        </w:rPr>
-        <w:t xml:space="preserve"> 담고, </w:t>
+        <w:t xml:space="preserve"> 손질한 봄동을 큰 보울에 담고, </w:t>
       </w:r>
       <w:r>
         <w:rPr>
@@ -3665,25 +2651,7 @@
           <w:sz w:val="20"/>
           <w:szCs w:val="20"/>
         </w:rPr>
-        <w:t xml:space="preserve"> 주인공, 손을 닦고 스마트폰을 들어 </w:t>
-      </w:r>
-      <w:proofErr w:type="spellStart"/>
-      <w:r>
-        <w:rPr>
-          <w:rFonts w:asciiTheme="minorHAnsi" w:eastAsiaTheme="minorHAnsi" w:hAnsiTheme="minorHAnsi"/>
-          <w:sz w:val="20"/>
-          <w:szCs w:val="20"/>
-        </w:rPr>
-        <w:t>뤼튼에게</w:t>
-      </w:r>
-      <w:proofErr w:type="spellEnd"/>
-      <w:r>
-        <w:rPr>
-          <w:rFonts w:asciiTheme="minorHAnsi" w:eastAsiaTheme="minorHAnsi" w:hAnsiTheme="minorHAnsi"/>
-          <w:sz w:val="20"/>
-          <w:szCs w:val="20"/>
-        </w:rPr>
-        <w:t xml:space="preserve"> 메시지를 보낸다.</w:t>
+        <w:t xml:space="preserve"> 주인공, 손을 닦고 스마트폰을 들어 뤼튼에게 메시지를 보낸다.</w:t>
       </w:r>
     </w:p>
     <w:p>
@@ -3723,25 +2691,7 @@
           <w:sz w:val="20"/>
           <w:szCs w:val="20"/>
         </w:rPr>
-        <w:t xml:space="preserve"> "</w:t>
-      </w:r>
-      <w:proofErr w:type="spellStart"/>
-      <w:r>
-        <w:rPr>
-          <w:rFonts w:asciiTheme="minorHAnsi" w:eastAsiaTheme="minorHAnsi" w:hAnsiTheme="minorHAnsi"/>
-          <w:sz w:val="20"/>
-          <w:szCs w:val="20"/>
-        </w:rPr>
-        <w:t>뤼튼</w:t>
-      </w:r>
-      <w:proofErr w:type="spellEnd"/>
-      <w:r>
-        <w:rPr>
-          <w:rFonts w:asciiTheme="minorHAnsi" w:eastAsiaTheme="minorHAnsi" w:hAnsiTheme="minorHAnsi"/>
-          <w:sz w:val="20"/>
-          <w:szCs w:val="20"/>
-        </w:rPr>
-        <w:t>, 엄마는 겉절이 할 때 매실청을 넣던데 얼마나 넣어야 해?"</w:t>
+        <w:t xml:space="preserve"> "뤼튼, 엄마는 겉절이 할 때 매실청을 넣던데 얼마나 넣어야 해?"</w:t>
       </w:r>
     </w:p>
     <w:p>
@@ -3774,43 +2724,7 @@
           <w:sz w:val="20"/>
           <w:szCs w:val="20"/>
         </w:rPr>
-        <w:t xml:space="preserve"> </w:t>
-      </w:r>
-      <w:proofErr w:type="spellStart"/>
-      <w:r>
-        <w:rPr>
-          <w:rFonts w:asciiTheme="minorHAnsi" w:eastAsiaTheme="minorHAnsi" w:hAnsiTheme="minorHAnsi"/>
-          <w:sz w:val="20"/>
-          <w:szCs w:val="20"/>
-        </w:rPr>
-        <w:t>뤼튼</w:t>
-      </w:r>
-      <w:proofErr w:type="spellEnd"/>
-      <w:r>
-        <w:rPr>
-          <w:rFonts w:asciiTheme="minorHAnsi" w:eastAsiaTheme="minorHAnsi" w:hAnsiTheme="minorHAnsi"/>
-          <w:sz w:val="20"/>
-          <w:szCs w:val="20"/>
-        </w:rPr>
-        <w:t xml:space="preserve"> 화면: "매실청은 보통 1~2 </w:t>
-      </w:r>
-      <w:proofErr w:type="spellStart"/>
-      <w:r>
-        <w:rPr>
-          <w:rFonts w:asciiTheme="minorHAnsi" w:eastAsiaTheme="minorHAnsi" w:hAnsiTheme="minorHAnsi"/>
-          <w:sz w:val="20"/>
-          <w:szCs w:val="20"/>
-        </w:rPr>
-        <w:t>큰술</w:t>
-      </w:r>
-      <w:proofErr w:type="spellEnd"/>
-      <w:r>
-        <w:rPr>
-          <w:rFonts w:asciiTheme="minorHAnsi" w:eastAsiaTheme="minorHAnsi" w:hAnsiTheme="minorHAnsi"/>
-          <w:sz w:val="20"/>
-          <w:szCs w:val="20"/>
-        </w:rPr>
-        <w:t xml:space="preserve"> 정도가 적당해! 엄마의 손맛에 가까워질 거야."</w:t>
+        <w:t xml:space="preserve"> 뤼튼 화면: "매실청은 보통 1~2 큰술 정도가 적당해! 엄마의 손맛에 가까워질 거야."</w:t>
       </w:r>
     </w:p>
     <w:p>
@@ -3842,25 +2756,7 @@
           <w:sz w:val="20"/>
           <w:szCs w:val="20"/>
         </w:rPr>
-        <w:t xml:space="preserve"> 씻은 </w:t>
-      </w:r>
-      <w:proofErr w:type="spellStart"/>
-      <w:r>
-        <w:rPr>
-          <w:rFonts w:asciiTheme="minorHAnsi" w:eastAsiaTheme="minorHAnsi" w:hAnsiTheme="minorHAnsi"/>
-          <w:sz w:val="20"/>
-          <w:szCs w:val="20"/>
-        </w:rPr>
-        <w:t>봄동에</w:t>
-      </w:r>
-      <w:proofErr w:type="spellEnd"/>
-      <w:r>
-        <w:rPr>
-          <w:rFonts w:asciiTheme="minorHAnsi" w:eastAsiaTheme="minorHAnsi" w:hAnsiTheme="minorHAnsi"/>
-          <w:sz w:val="20"/>
-          <w:szCs w:val="20"/>
-        </w:rPr>
-        <w:t xml:space="preserve"> 양념과 고춧가루를 넣고 살살 버무리는 주인공의 손. 투박하지만 정성이 느껴진다.</w:t>
+        <w:t xml:space="preserve"> 씻은 봄동에 양념과 고춧가루를 넣고 살살 버무리는 주인공의 손. 투박하지만 정성이 느껴진다.</w:t>
       </w:r>
     </w:p>
     <w:p>
@@ -3900,29 +2796,7 @@
           <w:sz w:val="20"/>
           <w:szCs w:val="20"/>
         </w:rPr>
-        <w:t xml:space="preserve">. 주방 가스레인지 </w:t>
-      </w:r>
-      <w:proofErr w:type="gramStart"/>
-      <w:r>
-        <w:rPr>
-          <w:rFonts w:asciiTheme="minorHAnsi" w:eastAsiaTheme="minorHAnsi" w:hAnsiTheme="minorHAnsi"/>
-          <w:b/>
-          <w:bCs/>
-          <w:sz w:val="20"/>
-          <w:szCs w:val="20"/>
-        </w:rPr>
-        <w:t>앞 /</w:t>
-      </w:r>
-      <w:proofErr w:type="gramEnd"/>
-      <w:r>
-        <w:rPr>
-          <w:rFonts w:asciiTheme="minorHAnsi" w:eastAsiaTheme="minorHAnsi" w:hAnsiTheme="minorHAnsi"/>
-          <w:b/>
-          <w:bCs/>
-          <w:sz w:val="20"/>
-          <w:szCs w:val="20"/>
-        </w:rPr>
-        <w:t xml:space="preserve"> 저녁 (INT.) (2:30 ~ 3:45)</w:t>
+        <w:t>. 주방 가스레인지 앞 / 저녁 (INT.) (2:30 ~ 3:45)</w:t>
       </w:r>
     </w:p>
     <w:p>
@@ -3954,25 +2828,7 @@
           <w:sz w:val="20"/>
           <w:szCs w:val="20"/>
         </w:rPr>
-        <w:t xml:space="preserve"> </w:t>
-      </w:r>
-      <w:proofErr w:type="spellStart"/>
-      <w:r>
-        <w:rPr>
-          <w:rFonts w:asciiTheme="minorHAnsi" w:eastAsiaTheme="minorHAnsi" w:hAnsiTheme="minorHAnsi"/>
-          <w:sz w:val="20"/>
-          <w:szCs w:val="20"/>
-        </w:rPr>
-        <w:t>봄동</w:t>
-      </w:r>
-      <w:proofErr w:type="spellEnd"/>
-      <w:r>
-        <w:rPr>
-          <w:rFonts w:asciiTheme="minorHAnsi" w:eastAsiaTheme="minorHAnsi" w:hAnsiTheme="minorHAnsi"/>
-          <w:sz w:val="20"/>
-          <w:szCs w:val="20"/>
-        </w:rPr>
-        <w:t xml:space="preserve"> 된장국이 보글보글 끓으며 구수한 김을 내뿜는다.</w:t>
+        <w:t xml:space="preserve"> 봄동 된장국이 보글보글 끓으며 구수한 김을 내뿜는다.</w:t>
       </w:r>
     </w:p>
     <w:p>
@@ -4004,18 +2860,8 @@
           <w:sz w:val="20"/>
           <w:szCs w:val="20"/>
         </w:rPr>
-        <w:t xml:space="preserve"> 정성스레 </w:t>
-      </w:r>
-      <w:proofErr w:type="spellStart"/>
-      <w:r>
-        <w:rPr>
-          <w:rFonts w:asciiTheme="minorHAnsi" w:eastAsiaTheme="minorHAnsi" w:hAnsiTheme="minorHAnsi"/>
-          <w:sz w:val="20"/>
-          <w:szCs w:val="20"/>
-        </w:rPr>
-        <w:t>봄동</w:t>
-      </w:r>
-      <w:proofErr w:type="spellEnd"/>
+        <w:t xml:space="preserve"> 정성스레 봄동</w:t>
+      </w:r>
       <w:r>
         <w:rPr>
           <w:rFonts w:asciiTheme="minorHAnsi" w:eastAsiaTheme="minorHAnsi" w:hAnsiTheme="minorHAnsi" w:hint="eastAsia"/>
@@ -4072,29 +2918,7 @@
           <w:sz w:val="20"/>
           <w:szCs w:val="20"/>
         </w:rPr>
-        <w:t xml:space="preserve">무채색이었던 주방 조명이 서서히 따뜻한 </w:t>
-      </w:r>
-      <w:proofErr w:type="spellStart"/>
-      <w:r>
-        <w:rPr>
-          <w:rFonts w:asciiTheme="minorHAnsi" w:eastAsiaTheme="minorHAnsi" w:hAnsiTheme="minorHAnsi"/>
-          <w:b/>
-          <w:bCs/>
-          <w:sz w:val="20"/>
-          <w:szCs w:val="20"/>
-        </w:rPr>
-        <w:t>오렌지빛으로</w:t>
-      </w:r>
-      <w:proofErr w:type="spellEnd"/>
-      <w:r>
-        <w:rPr>
-          <w:rFonts w:asciiTheme="minorHAnsi" w:eastAsiaTheme="minorHAnsi" w:hAnsiTheme="minorHAnsi"/>
-          <w:b/>
-          <w:bCs/>
-          <w:sz w:val="20"/>
-          <w:szCs w:val="20"/>
-        </w:rPr>
-        <w:t xml:space="preserve"> 변한다.</w:t>
+        <w:t>무채색이었던 주방 조명이 서서히 따뜻한 오렌지빛으로 변한다.</w:t>
       </w:r>
     </w:p>
     <w:p>
@@ -4168,29 +2992,7 @@
           <w:sz w:val="20"/>
           <w:szCs w:val="20"/>
         </w:rPr>
-        <w:t xml:space="preserve">. 식탁 </w:t>
-      </w:r>
-      <w:proofErr w:type="gramStart"/>
-      <w:r>
-        <w:rPr>
-          <w:rFonts w:asciiTheme="minorHAnsi" w:eastAsiaTheme="minorHAnsi" w:hAnsiTheme="minorHAnsi"/>
-          <w:b/>
-          <w:bCs/>
-          <w:sz w:val="20"/>
-          <w:szCs w:val="20"/>
-        </w:rPr>
-        <w:t>앞 /</w:t>
-      </w:r>
-      <w:proofErr w:type="gramEnd"/>
-      <w:r>
-        <w:rPr>
-          <w:rFonts w:asciiTheme="minorHAnsi" w:eastAsiaTheme="minorHAnsi" w:hAnsiTheme="minorHAnsi"/>
-          <w:b/>
-          <w:bCs/>
-          <w:sz w:val="20"/>
-          <w:szCs w:val="20"/>
-        </w:rPr>
-        <w:t xml:space="preserve"> 밤 (INT.) (3:45 ~ 5:00)</w:t>
+        <w:t>. 식탁 앞 / 밤 (INT.) (3:45 ~ 5:00)</w:t>
       </w:r>
     </w:p>
     <w:p>
@@ -4338,43 +3140,7 @@
           <w:sz w:val="20"/>
           <w:szCs w:val="20"/>
         </w:rPr>
-        <w:t xml:space="preserve">주인공: (환하게 웃으며) 엄마, 나 오늘 </w:t>
-      </w:r>
-      <w:proofErr w:type="spellStart"/>
-      <w:r>
-        <w:rPr>
-          <w:rFonts w:asciiTheme="minorHAnsi" w:eastAsiaTheme="minorHAnsi" w:hAnsiTheme="minorHAnsi"/>
-          <w:sz w:val="20"/>
-          <w:szCs w:val="20"/>
-        </w:rPr>
-        <w:t>봄동</w:t>
-      </w:r>
-      <w:proofErr w:type="spellEnd"/>
-      <w:r>
-        <w:rPr>
-          <w:rFonts w:asciiTheme="minorHAnsi" w:eastAsiaTheme="minorHAnsi" w:hAnsiTheme="minorHAnsi"/>
-          <w:sz w:val="20"/>
-          <w:szCs w:val="20"/>
-        </w:rPr>
-        <w:t xml:space="preserve"> </w:t>
-      </w:r>
-      <w:proofErr w:type="spellStart"/>
-      <w:r>
-        <w:rPr>
-          <w:rFonts w:asciiTheme="minorHAnsi" w:eastAsiaTheme="minorHAnsi" w:hAnsiTheme="minorHAnsi"/>
-          <w:sz w:val="20"/>
-          <w:szCs w:val="20"/>
-        </w:rPr>
-        <w:t>요리했어</w:t>
-      </w:r>
-      <w:proofErr w:type="spellEnd"/>
-      <w:r>
-        <w:rPr>
-          <w:rFonts w:asciiTheme="minorHAnsi" w:eastAsiaTheme="minorHAnsi" w:hAnsiTheme="minorHAnsi"/>
-          <w:sz w:val="20"/>
-          <w:szCs w:val="20"/>
-        </w:rPr>
-        <w:t>. 진짜 맛있더라. 고마워.</w:t>
+        <w:t>주인공: (환하게 웃으며) 엄마, 나 오늘 봄동 요리했어. 진짜 맛있더라. 고마워.</w:t>
       </w:r>
     </w:p>
     <w:p>
@@ -4446,65 +3212,47 @@
           <w:sz w:val="20"/>
           <w:szCs w:val="20"/>
         </w:rPr>
-        <w:t xml:space="preserve">[INS. 자막 &amp; 여성 </w:t>
-      </w:r>
-      <w:proofErr w:type="spellStart"/>
-      <w:r>
-        <w:rPr>
-          <w:rFonts w:asciiTheme="minorHAnsi" w:eastAsiaTheme="minorHAnsi" w:hAnsiTheme="minorHAnsi"/>
-          <w:b/>
-          <w:bCs/>
-          <w:sz w:val="20"/>
-          <w:szCs w:val="20"/>
-        </w:rPr>
-        <w:t>나레이션</w:t>
-      </w:r>
-      <w:proofErr w:type="spellEnd"/>
-      <w:proofErr w:type="gramStart"/>
-      <w:r>
-        <w:rPr>
-          <w:rFonts w:asciiTheme="minorHAnsi" w:eastAsiaTheme="minorHAnsi" w:hAnsiTheme="minorHAnsi"/>
-          <w:b/>
-          <w:bCs/>
-          <w:sz w:val="20"/>
-          <w:szCs w:val="20"/>
-        </w:rPr>
-        <w:t>]</w:t>
-      </w:r>
-      <w:r>
-        <w:rPr>
-          <w:rFonts w:asciiTheme="minorHAnsi" w:eastAsiaTheme="minorHAnsi" w:hAnsiTheme="minorHAnsi"/>
-          <w:sz w:val="20"/>
-          <w:szCs w:val="20"/>
-        </w:rPr>
-        <w:t xml:space="preserve"> :</w:t>
-      </w:r>
-      <w:proofErr w:type="gramEnd"/>
-      <w:r>
-        <w:rPr>
-          <w:rFonts w:asciiTheme="minorHAnsi" w:eastAsiaTheme="minorHAnsi" w:hAnsiTheme="minorHAnsi"/>
-          <w:sz w:val="20"/>
-          <w:szCs w:val="20"/>
-        </w:rPr>
-        <w:t xml:space="preserve"> 기억 속 우리의 정성을 현실로, </w:t>
-      </w:r>
-      <w:proofErr w:type="spellStart"/>
-      <w:r>
-        <w:rPr>
-          <w:rFonts w:asciiTheme="minorHAnsi" w:eastAsiaTheme="minorHAnsi" w:hAnsiTheme="minorHAnsi"/>
-          <w:sz w:val="20"/>
-          <w:szCs w:val="20"/>
-        </w:rPr>
-        <w:t>뤼튼</w:t>
-      </w:r>
-      <w:proofErr w:type="spellEnd"/>
-      <w:r>
-        <w:rPr>
-          <w:rFonts w:asciiTheme="minorHAnsi" w:eastAsiaTheme="minorHAnsi" w:hAnsiTheme="minorHAnsi"/>
-          <w:sz w:val="20"/>
-          <w:szCs w:val="20"/>
-        </w:rPr>
-        <w:t>AI</w:t>
+        <w:t>[INS. 자막 &amp; 여성 나레이션]</w:t>
+      </w:r>
+      <w:r>
+        <w:rPr>
+          <w:rFonts w:asciiTheme="minorHAnsi" w:eastAsiaTheme="minorHAnsi" w:hAnsiTheme="minorHAnsi"/>
+          <w:sz w:val="20"/>
+          <w:szCs w:val="20"/>
+        </w:rPr>
+        <w:t xml:space="preserve"> : 기억 속</w:t>
+      </w:r>
+      <w:r>
+        <w:rPr>
+          <w:rFonts w:asciiTheme="minorHAnsi" w:eastAsiaTheme="minorHAnsi" w:hAnsiTheme="minorHAnsi" w:hint="eastAsia"/>
+          <w:sz w:val="20"/>
+          <w:szCs w:val="20"/>
+        </w:rPr>
+        <w:t xml:space="preserve"> 누군가</w:t>
+      </w:r>
+      <w:r>
+        <w:rPr>
+          <w:rFonts w:asciiTheme="minorHAnsi" w:eastAsiaTheme="minorHAnsi" w:hAnsiTheme="minorHAnsi"/>
+          <w:sz w:val="20"/>
+          <w:szCs w:val="20"/>
+        </w:rPr>
+        <w:t>의</w:t>
+      </w:r>
+      <w:r>
+        <w:rPr>
+          <w:rFonts w:asciiTheme="minorHAnsi" w:eastAsiaTheme="minorHAnsi" w:hAnsiTheme="minorHAnsi" w:hint="eastAsia"/>
+          <w:sz w:val="20"/>
+          <w:szCs w:val="20"/>
+        </w:rPr>
+        <w:t>(우리의?)</w:t>
+      </w:r>
+      <w:r>
+        <w:rPr>
+          <w:rFonts w:asciiTheme="minorHAnsi" w:eastAsiaTheme="minorHAnsi" w:hAnsiTheme="minorHAnsi"/>
+          <w:sz w:val="20"/>
+          <w:szCs w:val="20"/>
+        </w:rPr>
+        <w:t xml:space="preserve"> 정성을 현실로, 뤼튼AI</w:t>
       </w:r>
     </w:p>
     <w:p>
@@ -4543,7 +3291,7 @@
 </file>
 
 <file path=word/endnotes.xml><?xml version="1.0" encoding="utf-8"?>
-<w:endnotes xmlns:wpc="http://schemas.microsoft.com/office/word/2010/wordprocessingCanvas" xmlns:cx="http://schemas.microsoft.com/office/drawing/2014/chartex" xmlns:cx1="http://schemas.microsoft.com/office/drawing/2015/9/8/chartex" xmlns:cx2="http://schemas.microsoft.com/office/drawing/2015/10/21/chartex" xmlns:cx3="http://schemas.microsoft.com/office/drawing/2016/5/9/chartex" xmlns:cx4="http://schemas.microsoft.com/office/drawing/2016/5/10/chartex" xmlns:cx5="http://schemas.microsoft.com/office/drawing/2016/5/11/chartex" xmlns:cx6="http://schemas.microsoft.com/office/drawing/2016/5/12/chartex" xmlns:cx7="http://schemas.microsoft.com/office/drawing/2016/5/13/chartex" xmlns:cx8="http://schemas.microsoft.com/office/drawing/2016/5/14/chartex" xmlns:mc="http://schemas.openxmlformats.org/markup-compatibility/2006" xmlns:aink="http://schemas.microsoft.com/office/drawing/2016/ink" xmlns:am3d="http://schemas.microsoft.com/office/drawing/2017/model3d" xmlns:o="urn:schemas-microsoft-com:office:office" xmlns:r="http://schemas.openxmlformats.org/officeDocument/2006/relationships" xmlns:m="http://schemas.openxmlformats.org/officeDocument/2006/math" xmlns:v="urn:schemas-microsoft-com:vml" xmlns:wp14="http://schemas.microsoft.com/office/word/2010/wordprocessingDrawing" xmlns:wp="http://schemas.openxmlformats.org/drawingml/2006/wordprocessingDrawing" xmlns:w10="urn:schemas-microsoft-com:office:word" xmlns:w="http://schemas.openxmlformats.org/wordprocessingml/2006/main" xmlns:w14="http://schemas.microsoft.com/office/word/2010/wordml" xmlns:w15="http://schemas.microsoft.com/office/word/2012/wordml" xmlns:w16cex="http://schemas.microsoft.com/office/word/2018/wordml/cex" xmlns:w16cid="http://schemas.microsoft.com/office/word/2016/wordml/cid" xmlns:w16="http://schemas.microsoft.com/office/word/2018/wordml" xmlns:w16sdtdh="http://schemas.microsoft.com/office/word/2020/wordml/sdtdatahash" xmlns:w16se="http://schemas.microsoft.com/office/word/2015/wordml/symex" xmlns:wpg="http://schemas.microsoft.com/office/word/2010/wordprocessingGroup" xmlns:wpi="http://schemas.microsoft.com/office/word/2010/wordprocessingInk" xmlns:wne="http://schemas.microsoft.com/office/word/2006/wordml" xmlns:wps="http://schemas.microsoft.com/office/word/2010/wordprocessingShape" mc:Ignorable="w14 w15 w16se w16cid w16 w16cex w16sdtdh wp14">
+<w:endnotes xmlns:wpc="http://schemas.microsoft.com/office/word/2010/wordprocessingCanvas" xmlns:cx="http://schemas.microsoft.com/office/drawing/2014/chartex" xmlns:cx1="http://schemas.microsoft.com/office/drawing/2015/9/8/chartex" xmlns:cx2="http://schemas.microsoft.com/office/drawing/2015/10/21/chartex" xmlns:cx3="http://schemas.microsoft.com/office/drawing/2016/5/9/chartex" xmlns:cx4="http://schemas.microsoft.com/office/drawing/2016/5/10/chartex" xmlns:cx5="http://schemas.microsoft.com/office/drawing/2016/5/11/chartex" xmlns:cx6="http://schemas.microsoft.com/office/drawing/2016/5/12/chartex" xmlns:cx7="http://schemas.microsoft.com/office/drawing/2016/5/13/chartex" xmlns:cx8="http://schemas.microsoft.com/office/drawing/2016/5/14/chartex" xmlns:mc="http://schemas.openxmlformats.org/markup-compatibility/2006" xmlns:aink="http://schemas.microsoft.com/office/drawing/2016/ink" xmlns:am3d="http://schemas.microsoft.com/office/drawing/2017/model3d" xmlns:o="urn:schemas-microsoft-com:office:office" xmlns:oel="http://schemas.microsoft.com/office/2019/extlst" xmlns:r="http://schemas.openxmlformats.org/officeDocument/2006/relationships" xmlns:m="http://schemas.openxmlformats.org/officeDocument/2006/math" xmlns:v="urn:schemas-microsoft-com:vml" xmlns:wp14="http://schemas.microsoft.com/office/word/2010/wordprocessingDrawing" xmlns:wp="http://schemas.openxmlformats.org/drawingml/2006/wordprocessingDrawing" xmlns:w10="urn:schemas-microsoft-com:office:word" xmlns:w="http://schemas.openxmlformats.org/wordprocessingml/2006/main" xmlns:w14="http://schemas.microsoft.com/office/word/2010/wordml" xmlns:w15="http://schemas.microsoft.com/office/word/2012/wordml" xmlns:w16cex="http://schemas.microsoft.com/office/word/2018/wordml/cex" xmlns:w16cid="http://schemas.microsoft.com/office/word/2016/wordml/cid" xmlns:w16="http://schemas.microsoft.com/office/word/2018/wordml" xmlns:w16du="http://schemas.microsoft.com/office/word/2023/wordml/word16du" xmlns:w16sdtdh="http://schemas.microsoft.com/office/word/2020/wordml/sdtdatahash" xmlns:w16sdtfl="http://schemas.microsoft.com/office/word/2024/wordml/sdtformatlock" xmlns:w16se="http://schemas.microsoft.com/office/word/2015/wordml/symex" xmlns:wpg="http://schemas.microsoft.com/office/word/2010/wordprocessingGroup" xmlns:wpi="http://schemas.microsoft.com/office/word/2010/wordprocessingInk" xmlns:wne="http://schemas.microsoft.com/office/word/2006/wordml" xmlns:wps="http://schemas.microsoft.com/office/word/2010/wordprocessingShape" mc:Ignorable="w14 w15 w16se w16cid w16 w16cex w16sdtdh w16sdtfl w16du wp14">
   <w:endnote w:type="separator" w:id="-1">
     <w:p>
       <w:pPr>
@@ -4568,7 +3316,7 @@
 </file>
 
 <file path=word/footnotes.xml><?xml version="1.0" encoding="utf-8"?>
-<w:footnotes xmlns:wpc="http://schemas.microsoft.com/office/word/2010/wordprocessingCanvas" xmlns:cx="http://schemas.microsoft.com/office/drawing/2014/chartex" xmlns:cx1="http://schemas.microsoft.com/office/drawing/2015/9/8/chartex" xmlns:cx2="http://schemas.microsoft.com/office/drawing/2015/10/21/chartex" xmlns:cx3="http://schemas.microsoft.com/office/drawing/2016/5/9/chartex" xmlns:cx4="http://schemas.microsoft.com/office/drawing/2016/5/10/chartex" xmlns:cx5="http://schemas.microsoft.com/office/drawing/2016/5/11/chartex" xmlns:cx6="http://schemas.microsoft.com/office/drawing/2016/5/12/chartex" xmlns:cx7="http://schemas.microsoft.com/office/drawing/2016/5/13/chartex" xmlns:cx8="http://schemas.microsoft.com/office/drawing/2016/5/14/chartex" xmlns:mc="http://schemas.openxmlformats.org/markup-compatibility/2006" xmlns:aink="http://schemas.microsoft.com/office/drawing/2016/ink" xmlns:am3d="http://schemas.microsoft.com/office/drawing/2017/model3d" xmlns:o="urn:schemas-microsoft-com:office:office" xmlns:r="http://schemas.openxmlformats.org/officeDocument/2006/relationships" xmlns:m="http://schemas.openxmlformats.org/officeDocument/2006/math" xmlns:v="urn:schemas-microsoft-com:vml" xmlns:wp14="http://schemas.microsoft.com/office/word/2010/wordprocessingDrawing" xmlns:wp="http://schemas.openxmlformats.org/drawingml/2006/wordprocessingDrawing" xmlns:w10="urn:schemas-microsoft-com:office:word" xmlns:w="http://schemas.openxmlformats.org/wordprocessingml/2006/main" xmlns:w14="http://schemas.microsoft.com/office/word/2010/wordml" xmlns:w15="http://schemas.microsoft.com/office/word/2012/wordml" xmlns:w16cex="http://schemas.microsoft.com/office/word/2018/wordml/cex" xmlns:w16cid="http://schemas.microsoft.com/office/word/2016/wordml/cid" xmlns:w16="http://schemas.microsoft.com/office/word/2018/wordml" xmlns:w16sdtdh="http://schemas.microsoft.com/office/word/2020/wordml/sdtdatahash" xmlns:w16se="http://schemas.microsoft.com/office/word/2015/wordml/symex" xmlns:wpg="http://schemas.microsoft.com/office/word/2010/wordprocessingGroup" xmlns:wpi="http://schemas.microsoft.com/office/word/2010/wordprocessingInk" xmlns:wne="http://schemas.microsoft.com/office/word/2006/wordml" xmlns:wps="http://schemas.microsoft.com/office/word/2010/wordprocessingShape" mc:Ignorable="w14 w15 w16se w16cid w16 w16cex w16sdtdh wp14">
+<w:footnotes xmlns:wpc="http://schemas.microsoft.com/office/word/2010/wordprocessingCanvas" xmlns:cx="http://schemas.microsoft.com/office/drawing/2014/chartex" xmlns:cx1="http://schemas.microsoft.com/office/drawing/2015/9/8/chartex" xmlns:cx2="http://schemas.microsoft.com/office/drawing/2015/10/21/chartex" xmlns:cx3="http://schemas.microsoft.com/office/drawing/2016/5/9/chartex" xmlns:cx4="http://schemas.microsoft.com/office/drawing/2016/5/10/chartex" xmlns:cx5="http://schemas.microsoft.com/office/drawing/2016/5/11/chartex" xmlns:cx6="http://schemas.microsoft.com/office/drawing/2016/5/12/chartex" xmlns:cx7="http://schemas.microsoft.com/office/drawing/2016/5/13/chartex" xmlns:cx8="http://schemas.microsoft.com/office/drawing/2016/5/14/chartex" xmlns:mc="http://schemas.openxmlformats.org/markup-compatibility/2006" xmlns:aink="http://schemas.microsoft.com/office/drawing/2016/ink" xmlns:am3d="http://schemas.microsoft.com/office/drawing/2017/model3d" xmlns:o="urn:schemas-microsoft-com:office:office" xmlns:oel="http://schemas.microsoft.com/office/2019/extlst" xmlns:r="http://schemas.openxmlformats.org/officeDocument/2006/relationships" xmlns:m="http://schemas.openxmlformats.org/officeDocument/2006/math" xmlns:v="urn:schemas-microsoft-com:vml" xmlns:wp14="http://schemas.microsoft.com/office/word/2010/wordprocessingDrawing" xmlns:wp="http://schemas.openxmlformats.org/drawingml/2006/wordprocessingDrawing" xmlns:w10="urn:schemas-microsoft-com:office:word" xmlns:w="http://schemas.openxmlformats.org/wordprocessingml/2006/main" xmlns:w14="http://schemas.microsoft.com/office/word/2010/wordml" xmlns:w15="http://schemas.microsoft.com/office/word/2012/wordml" xmlns:w16cex="http://schemas.microsoft.com/office/word/2018/wordml/cex" xmlns:w16cid="http://schemas.microsoft.com/office/word/2016/wordml/cid" xmlns:w16="http://schemas.microsoft.com/office/word/2018/wordml" xmlns:w16du="http://schemas.microsoft.com/office/word/2023/wordml/word16du" xmlns:w16sdtdh="http://schemas.microsoft.com/office/word/2020/wordml/sdtdatahash" xmlns:w16sdtfl="http://schemas.microsoft.com/office/word/2024/wordml/sdtformatlock" xmlns:w16se="http://schemas.microsoft.com/office/word/2015/wordml/symex" xmlns:wpg="http://schemas.microsoft.com/office/word/2010/wordprocessingGroup" xmlns:wpi="http://schemas.microsoft.com/office/word/2010/wordprocessingInk" xmlns:wne="http://schemas.microsoft.com/office/word/2006/wordml" xmlns:wps="http://schemas.microsoft.com/office/word/2010/wordprocessingShape" mc:Ignorable="w14 w15 w16se w16cid w16 w16cex w16sdtdh w16sdtfl w16du wp14">
   <w:footnote w:type="separator" w:id="-1">
     <w:p>
       <w:pPr>
@@ -4593,7 +3341,7 @@
 </file>
 
 <file path=word/numbering.xml><?xml version="1.0" encoding="utf-8"?>
-<w:numbering xmlns:wpc="http://schemas.microsoft.com/office/word/2010/wordprocessingCanvas" xmlns:cx="http://schemas.microsoft.com/office/drawing/2014/chartex" xmlns:cx1="http://schemas.microsoft.com/office/drawing/2015/9/8/chartex" xmlns:cx2="http://schemas.microsoft.com/office/drawing/2015/10/21/chartex" xmlns:cx3="http://schemas.microsoft.com/office/drawing/2016/5/9/chartex" xmlns:cx4="http://schemas.microsoft.com/office/drawing/2016/5/10/chartex" xmlns:cx5="http://schemas.microsoft.com/office/drawing/2016/5/11/chartex" xmlns:cx6="http://schemas.microsoft.com/office/drawing/2016/5/12/chartex" xmlns:cx7="http://schemas.microsoft.com/office/drawing/2016/5/13/chartex" xmlns:cx8="http://schemas.microsoft.com/office/drawing/2016/5/14/chartex" xmlns:mc="http://schemas.openxmlformats.org/markup-compatibility/2006" xmlns:aink="http://schemas.microsoft.com/office/drawing/2016/ink" xmlns:am3d="http://schemas.microsoft.com/office/drawing/2017/model3d" xmlns:o="urn:schemas-microsoft-com:office:office" xmlns:r="http://schemas.openxmlformats.org/officeDocument/2006/relationships" xmlns:m="http://schemas.openxmlformats.org/officeDocument/2006/math" xmlns:v="urn:schemas-microsoft-com:vml" xmlns:wp14="http://schemas.microsoft.com/office/word/2010/wordprocessingDrawing" xmlns:wp="http://schemas.openxmlformats.org/drawingml/2006/wordprocessingDrawing" xmlns:w10="urn:schemas-microsoft-com:office:word" xmlns:w="http://schemas.openxmlformats.org/wordprocessingml/2006/main" xmlns:w14="http://schemas.microsoft.com/office/word/2010/wordml" xmlns:w15="http://schemas.microsoft.com/office/word/2012/wordml" xmlns:w16cex="http://schemas.microsoft.com/office/word/2018/wordml/cex" xmlns:w16cid="http://schemas.microsoft.com/office/word/2016/wordml/cid" xmlns:w16="http://schemas.microsoft.com/office/word/2018/wordml" xmlns:w16sdtdh="http://schemas.microsoft.com/office/word/2020/wordml/sdtdatahash" xmlns:w16se="http://schemas.microsoft.com/office/word/2015/wordml/symex" xmlns:wpg="http://schemas.microsoft.com/office/word/2010/wordprocessingGroup" xmlns:wpi="http://schemas.microsoft.com/office/word/2010/wordprocessingInk" xmlns:wne="http://schemas.microsoft.com/office/word/2006/wordml" xmlns:wps="http://schemas.microsoft.com/office/word/2010/wordprocessingShape" mc:Ignorable="w14 w15 w16se w16cid w16 w16cex w16sdtdh wp14">
+<w:numbering xmlns:wpc="http://schemas.microsoft.com/office/word/2010/wordprocessingCanvas" xmlns:cx="http://schemas.microsoft.com/office/drawing/2014/chartex" xmlns:cx1="http://schemas.microsoft.com/office/drawing/2015/9/8/chartex" xmlns:cx2="http://schemas.microsoft.com/office/drawing/2015/10/21/chartex" xmlns:cx3="http://schemas.microsoft.com/office/drawing/2016/5/9/chartex" xmlns:cx4="http://schemas.microsoft.com/office/drawing/2016/5/10/chartex" xmlns:cx5="http://schemas.microsoft.com/office/drawing/2016/5/11/chartex" xmlns:cx6="http://schemas.microsoft.com/office/drawing/2016/5/12/chartex" xmlns:cx7="http://schemas.microsoft.com/office/drawing/2016/5/13/chartex" xmlns:cx8="http://schemas.microsoft.com/office/drawing/2016/5/14/chartex" xmlns:mc="http://schemas.openxmlformats.org/markup-compatibility/2006" xmlns:aink="http://schemas.microsoft.com/office/drawing/2016/ink" xmlns:am3d="http://schemas.microsoft.com/office/drawing/2017/model3d" xmlns:o="urn:schemas-microsoft-com:office:office" xmlns:oel="http://schemas.microsoft.com/office/2019/extlst" xmlns:r="http://schemas.openxmlformats.org/officeDocument/2006/relationships" xmlns:m="http://schemas.openxmlformats.org/officeDocument/2006/math" xmlns:v="urn:schemas-microsoft-com:vml" xmlns:wp14="http://schemas.microsoft.com/office/word/2010/wordprocessingDrawing" xmlns:wp="http://schemas.openxmlformats.org/drawingml/2006/wordprocessingDrawing" xmlns:w10="urn:schemas-microsoft-com:office:word" xmlns:w="http://schemas.openxmlformats.org/wordprocessingml/2006/main" xmlns:w14="http://schemas.microsoft.com/office/word/2010/wordml" xmlns:w15="http://schemas.microsoft.com/office/word/2012/wordml" xmlns:w16cex="http://schemas.microsoft.com/office/word/2018/wordml/cex" xmlns:w16cid="http://schemas.microsoft.com/office/word/2016/wordml/cid" xmlns:w16="http://schemas.microsoft.com/office/word/2018/wordml" xmlns:w16du="http://schemas.microsoft.com/office/word/2023/wordml/word16du" xmlns:w16sdtdh="http://schemas.microsoft.com/office/word/2020/wordml/sdtdatahash" xmlns:w16sdtfl="http://schemas.microsoft.com/office/word/2024/wordml/sdtformatlock" xmlns:w16se="http://schemas.microsoft.com/office/word/2015/wordml/symex" xmlns:wpg="http://schemas.microsoft.com/office/word/2010/wordprocessingGroup" xmlns:wpi="http://schemas.microsoft.com/office/word/2010/wordprocessingInk" xmlns:wne="http://schemas.microsoft.com/office/word/2006/wordml" xmlns:wps="http://schemas.microsoft.com/office/word/2010/wordprocessingShape" mc:Ignorable="w14 w15 w16se w16cid w16 w16cex w16sdtdh w16sdtfl w16du wp14">
   <w:abstractNum w:abstractNumId="0" w15:restartNumberingAfterBreak="0">
     <w:nsid w:val="006B2469"/>
     <w:multiLevelType w:val="multilevel"/>
@@ -5637,32 +4385,32 @@
       </w:rPr>
     </w:lvl>
   </w:abstractNum>
-  <w:num w:numId="1">
+  <w:num w:numId="1" w16cid:durableId="1079208952">
     <w:abstractNumId w:val="3"/>
   </w:num>
-  <w:num w:numId="2">
+  <w:num w:numId="2" w16cid:durableId="522482121">
     <w:abstractNumId w:val="6"/>
   </w:num>
-  <w:num w:numId="3">
+  <w:num w:numId="3" w16cid:durableId="1886746872">
     <w:abstractNumId w:val="0"/>
   </w:num>
-  <w:num w:numId="4">
+  <w:num w:numId="4" w16cid:durableId="418719892">
     <w:abstractNumId w:val="5"/>
   </w:num>
-  <w:num w:numId="5">
+  <w:num w:numId="5" w16cid:durableId="560216137">
     <w:abstractNumId w:val="1"/>
   </w:num>
-  <w:num w:numId="6">
+  <w:num w:numId="6" w16cid:durableId="151990707">
     <w:abstractNumId w:val="4"/>
   </w:num>
-  <w:num w:numId="7">
+  <w:num w:numId="7" w16cid:durableId="870655388">
     <w:abstractNumId w:val="2"/>
   </w:num>
 </w:numbering>
 </file>
 
 <file path=word/styles.xml><?xml version="1.0" encoding="utf-8"?>
-<w:styles xmlns:mc="http://schemas.openxmlformats.org/markup-compatibility/2006" xmlns:r="http://schemas.openxmlformats.org/officeDocument/2006/relationships" xmlns:w="http://schemas.openxmlformats.org/wordprocessingml/2006/main" xmlns:w14="http://schemas.microsoft.com/office/word/2010/wordml" xmlns:w15="http://schemas.microsoft.com/office/word/2012/wordml" xmlns:w16cex="http://schemas.microsoft.com/office/word/2018/wordml/cex" xmlns:w16cid="http://schemas.microsoft.com/office/word/2016/wordml/cid" xmlns:w16="http://schemas.microsoft.com/office/word/2018/wordml" xmlns:w16sdtdh="http://schemas.microsoft.com/office/word/2020/wordml/sdtdatahash" xmlns:w16se="http://schemas.microsoft.com/office/word/2015/wordml/symex" mc:Ignorable="w14 w15 w16se w16cid w16 w16cex w16sdtdh">
+<w:styles xmlns:mc="http://schemas.openxmlformats.org/markup-compatibility/2006" xmlns:r="http://schemas.openxmlformats.org/officeDocument/2006/relationships" xmlns:w="http://schemas.openxmlformats.org/wordprocessingml/2006/main" xmlns:w14="http://schemas.microsoft.com/office/word/2010/wordml" xmlns:w15="http://schemas.microsoft.com/office/word/2012/wordml" xmlns:w16cex="http://schemas.microsoft.com/office/word/2018/wordml/cex" xmlns:w16cid="http://schemas.microsoft.com/office/word/2016/wordml/cid" xmlns:w16="http://schemas.microsoft.com/office/word/2018/wordml" xmlns:w16du="http://schemas.microsoft.com/office/word/2023/wordml/word16du" xmlns:w16sdtdh="http://schemas.microsoft.com/office/word/2020/wordml/sdtdatahash" xmlns:w16sdtfl="http://schemas.microsoft.com/office/word/2024/wordml/sdtformatlock" xmlns:w16se="http://schemas.microsoft.com/office/word/2015/wordml/symex" mc:Ignorable="w14 w15 w16se w16cid w16 w16cex w16sdtdh w16sdtfl w16du">
   <w:docDefaults>
     <w:rPrDefault>
       <w:rPr>

--- a/AI가 전해준 엄마의 맛 대본.docx
+++ b/AI가 전해준 엄마의 맛 대본.docx
@@ -1,6 +1,6 @@
 
 <file path=word/document.xml><?xml version="1.0" encoding="utf-8"?>
-<w:document xmlns:wpc="http://schemas.microsoft.com/office/word/2010/wordprocessingCanvas" xmlns:cx="http://schemas.microsoft.com/office/drawing/2014/chartex" xmlns:cx1="http://schemas.microsoft.com/office/drawing/2015/9/8/chartex" xmlns:cx2="http://schemas.microsoft.com/office/drawing/2015/10/21/chartex" xmlns:cx3="http://schemas.microsoft.com/office/drawing/2016/5/9/chartex" xmlns:cx4="http://schemas.microsoft.com/office/drawing/2016/5/10/chartex" xmlns:cx5="http://schemas.microsoft.com/office/drawing/2016/5/11/chartex" xmlns:cx6="http://schemas.microsoft.com/office/drawing/2016/5/12/chartex" xmlns:cx7="http://schemas.microsoft.com/office/drawing/2016/5/13/chartex" xmlns:cx8="http://schemas.microsoft.com/office/drawing/2016/5/14/chartex" xmlns:mc="http://schemas.openxmlformats.org/markup-compatibility/2006" xmlns:aink="http://schemas.microsoft.com/office/drawing/2016/ink" xmlns:am3d="http://schemas.microsoft.com/office/drawing/2017/model3d" xmlns:o="urn:schemas-microsoft-com:office:office" xmlns:oel="http://schemas.microsoft.com/office/2019/extlst" xmlns:r="http://schemas.openxmlformats.org/officeDocument/2006/relationships" xmlns:m="http://schemas.openxmlformats.org/officeDocument/2006/math" xmlns:v="urn:schemas-microsoft-com:vml" xmlns:wp14="http://schemas.microsoft.com/office/word/2010/wordprocessingDrawing" xmlns:wp="http://schemas.openxmlformats.org/drawingml/2006/wordprocessingDrawing" xmlns:w10="urn:schemas-microsoft-com:office:word" xmlns:w="http://schemas.openxmlformats.org/wordprocessingml/2006/main" xmlns:w14="http://schemas.microsoft.com/office/word/2010/wordml" xmlns:w15="http://schemas.microsoft.com/office/word/2012/wordml" xmlns:w16cex="http://schemas.microsoft.com/office/word/2018/wordml/cex" xmlns:w16cid="http://schemas.microsoft.com/office/word/2016/wordml/cid" xmlns:w16="http://schemas.microsoft.com/office/word/2018/wordml" xmlns:w16du="http://schemas.microsoft.com/office/word/2023/wordml/word16du" xmlns:w16sdtdh="http://schemas.microsoft.com/office/word/2020/wordml/sdtdatahash" xmlns:w16sdtfl="http://schemas.microsoft.com/office/word/2024/wordml/sdtformatlock" xmlns:w16se="http://schemas.microsoft.com/office/word/2015/wordml/symex" xmlns:wpg="http://schemas.microsoft.com/office/word/2010/wordprocessingGroup" xmlns:wpi="http://schemas.microsoft.com/office/word/2010/wordprocessingInk" xmlns:wne="http://schemas.microsoft.com/office/word/2006/wordml" xmlns:wps="http://schemas.microsoft.com/office/word/2010/wordprocessingShape" mc:Ignorable="w14 w15 w16se w16cid w16 w16cex w16sdtdh w16sdtfl w16du wp14">
+<w:document xmlns:wpc="http://schemas.microsoft.com/office/word/2010/wordprocessingCanvas" xmlns:cx="http://schemas.microsoft.com/office/drawing/2014/chartex" xmlns:cx1="http://schemas.microsoft.com/office/drawing/2015/9/8/chartex" xmlns:cx2="http://schemas.microsoft.com/office/drawing/2015/10/21/chartex" xmlns:cx3="http://schemas.microsoft.com/office/drawing/2016/5/9/chartex" xmlns:cx4="http://schemas.microsoft.com/office/drawing/2016/5/10/chartex" xmlns:cx5="http://schemas.microsoft.com/office/drawing/2016/5/11/chartex" xmlns:cx6="http://schemas.microsoft.com/office/drawing/2016/5/12/chartex" xmlns:cx7="http://schemas.microsoft.com/office/drawing/2016/5/13/chartex" xmlns:cx8="http://schemas.microsoft.com/office/drawing/2016/5/14/chartex" xmlns:mc="http://schemas.openxmlformats.org/markup-compatibility/2006" xmlns:aink="http://schemas.microsoft.com/office/drawing/2016/ink" xmlns:am3d="http://schemas.microsoft.com/office/drawing/2017/model3d" xmlns:o="urn:schemas-microsoft-com:office:office" xmlns:r="http://schemas.openxmlformats.org/officeDocument/2006/relationships" xmlns:m="http://schemas.openxmlformats.org/officeDocument/2006/math" xmlns:v="urn:schemas-microsoft-com:vml" xmlns:wp14="http://schemas.microsoft.com/office/word/2010/wordprocessingDrawing" xmlns:wp="http://schemas.openxmlformats.org/drawingml/2006/wordprocessingDrawing" xmlns:w10="urn:schemas-microsoft-com:office:word" xmlns:w="http://schemas.openxmlformats.org/wordprocessingml/2006/main" xmlns:w14="http://schemas.microsoft.com/office/word/2010/wordml" xmlns:w15="http://schemas.microsoft.com/office/word/2012/wordml" xmlns:w16cex="http://schemas.microsoft.com/office/word/2018/wordml/cex" xmlns:w16cid="http://schemas.microsoft.com/office/word/2016/wordml/cid" xmlns:w16="http://schemas.microsoft.com/office/word/2018/wordml" xmlns:w16sdtdh="http://schemas.microsoft.com/office/word/2020/wordml/sdtdatahash" xmlns:w16se="http://schemas.microsoft.com/office/word/2015/wordml/symex" xmlns:wpg="http://schemas.microsoft.com/office/word/2010/wordprocessingGroup" xmlns:wpi="http://schemas.microsoft.com/office/word/2010/wordprocessingInk" xmlns:wne="http://schemas.microsoft.com/office/word/2006/wordml" xmlns:wps="http://schemas.microsoft.com/office/word/2010/wordprocessingShape" mc:Ignorable="w14 w15 w16se w16cid w16 w16cex w16sdtdh wp14">
   <w:body>
     <w:p>
       <w:pPr>
@@ -69,6 +69,7 @@
         </w:rPr>
         <w:t xml:space="preserve"> </w:t>
       </w:r>
+      <w:proofErr w:type="spellStart"/>
       <w:r>
         <w:rPr>
           <w:rFonts w:hint="eastAsia"/>
@@ -79,6 +80,7 @@
         </w:rPr>
         <w:t>트리트먼트</w:t>
       </w:r>
+      <w:proofErr w:type="spellEnd"/>
     </w:p>
     <w:tbl>
       <w:tblPr>
@@ -183,7 +185,61 @@
                 <w:kern w:val="0"/>
                 <w:szCs w:val="20"/>
               </w:rPr>
-              <w:t xml:space="preserve"> 생기 없는 얼굴로 귀가한 주인공이 냉장고를 열자, 구석에 방치되어 시들어가는 봄동 상자가 보인다. 그 순간, 고향 시장에서 딸에게 보내줄 봄동을 고르며 “이거이 들어가야 비로소 봄인디...”라고 말하던 엄마의 모습이 교차(O.L.)된다. 다시 현실, 주인공은 죄책감을 외면하듯 냉장고 문을 닫는다. 화면에 떠 있는 엄마의 부재중 전화 위로 무거운 정적이 감돈다</w:t>
+              <w:t xml:space="preserve"> 생기 없는 얼굴로 귀가한 주인공이 냉장고를 열자, 구석에 방치되어 시들어가는 </w:t>
+            </w:r>
+            <w:proofErr w:type="spellStart"/>
+            <w:r>
+              <w:rPr>
+                <w:rFonts w:eastAsiaTheme="minorHAnsi" w:cs="굴림"/>
+                <w:kern w:val="0"/>
+                <w:szCs w:val="20"/>
+              </w:rPr>
+              <w:t>봄동</w:t>
+            </w:r>
+            <w:proofErr w:type="spellEnd"/>
+            <w:r>
+              <w:rPr>
+                <w:rFonts w:eastAsiaTheme="minorHAnsi" w:cs="굴림"/>
+                <w:kern w:val="0"/>
+                <w:szCs w:val="20"/>
+              </w:rPr>
+              <w:t xml:space="preserve"> 상자가 보인다. 그 순간, 고향 시장에서 딸에게 보내줄 </w:t>
+            </w:r>
+            <w:proofErr w:type="spellStart"/>
+            <w:r>
+              <w:rPr>
+                <w:rFonts w:eastAsiaTheme="minorHAnsi" w:cs="굴림"/>
+                <w:kern w:val="0"/>
+                <w:szCs w:val="20"/>
+              </w:rPr>
+              <w:t>봄동을</w:t>
+            </w:r>
+            <w:proofErr w:type="spellEnd"/>
+            <w:r>
+              <w:rPr>
+                <w:rFonts w:eastAsiaTheme="minorHAnsi" w:cs="굴림"/>
+                <w:kern w:val="0"/>
+                <w:szCs w:val="20"/>
+              </w:rPr>
+              <w:t xml:space="preserve"> 고르며 “이거이 들어가야 비로소 </w:t>
+            </w:r>
+            <w:proofErr w:type="spellStart"/>
+            <w:r>
+              <w:rPr>
+                <w:rFonts w:eastAsiaTheme="minorHAnsi" w:cs="굴림"/>
+                <w:kern w:val="0"/>
+                <w:szCs w:val="20"/>
+              </w:rPr>
+              <w:t>봄인디</w:t>
+            </w:r>
+            <w:proofErr w:type="spellEnd"/>
+            <w:r>
+              <w:rPr>
+                <w:rFonts w:eastAsiaTheme="minorHAnsi" w:cs="굴림"/>
+                <w:kern w:val="0"/>
+                <w:szCs w:val="20"/>
+              </w:rPr>
+              <w:t>...”라고 말하던 엄마의 모습이 교차(O.L.)된다. 다시 현실, 주인공은 죄책감을 외면하듯 냉장고 문을 닫는다. 화면에 떠 있는 엄마의 부재중 전화 위로 무거운 정적이 감돈다</w:t>
             </w:r>
           </w:p>
         </w:tc>
@@ -249,7 +305,61 @@
                 <w:kern w:val="0"/>
                 <w:szCs w:val="20"/>
               </w:rPr>
-              <w:t>어제와 달리 결연한 의지로 냉장고 속 봄동을 꺼낸 주인공이 주방 불을 켠다. 식탁 위에 스마트폰을 세우고 뤼튼AI를 실행하자 부드러운 파동이 일렁인다. 주인공이 엄마 특유의 ‘달큰하고 서글서글한 맛’을 낼 수 있는지 묻자, AI는 다정하고 따뜻한 목소리로 화답하며 조리를 돕기 시작한다.</w:t>
+              <w:t xml:space="preserve">어제와 달리 결연한 의지로 냉장고 속 </w:t>
+            </w:r>
+            <w:proofErr w:type="spellStart"/>
+            <w:r>
+              <w:rPr>
+                <w:rFonts w:eastAsiaTheme="minorHAnsi" w:cs="굴림"/>
+                <w:kern w:val="0"/>
+                <w:szCs w:val="20"/>
+              </w:rPr>
+              <w:t>봄동을</w:t>
+            </w:r>
+            <w:proofErr w:type="spellEnd"/>
+            <w:r>
+              <w:rPr>
+                <w:rFonts w:eastAsiaTheme="minorHAnsi" w:cs="굴림"/>
+                <w:kern w:val="0"/>
+                <w:szCs w:val="20"/>
+              </w:rPr>
+              <w:t xml:space="preserve"> 꺼낸 주인공이 주방 불을 켠다. 식탁 위에 스마트폰을 세우고 </w:t>
+            </w:r>
+            <w:proofErr w:type="spellStart"/>
+            <w:r>
+              <w:rPr>
+                <w:rFonts w:eastAsiaTheme="minorHAnsi" w:cs="굴림"/>
+                <w:kern w:val="0"/>
+                <w:szCs w:val="20"/>
+              </w:rPr>
+              <w:t>뤼튼</w:t>
+            </w:r>
+            <w:proofErr w:type="spellEnd"/>
+            <w:r>
+              <w:rPr>
+                <w:rFonts w:eastAsiaTheme="minorHAnsi" w:cs="굴림"/>
+                <w:kern w:val="0"/>
+                <w:szCs w:val="20"/>
+              </w:rPr>
+              <w:t>AI를 실행하자 부드러운 파동이 일렁인다. 주인공이 엄마 특유의 ‘</w:t>
+            </w:r>
+            <w:proofErr w:type="spellStart"/>
+            <w:r>
+              <w:rPr>
+                <w:rFonts w:eastAsiaTheme="minorHAnsi" w:cs="굴림"/>
+                <w:kern w:val="0"/>
+                <w:szCs w:val="20"/>
+              </w:rPr>
+              <w:t>달큰하고</w:t>
+            </w:r>
+            <w:proofErr w:type="spellEnd"/>
+            <w:r>
+              <w:rPr>
+                <w:rFonts w:eastAsiaTheme="minorHAnsi" w:cs="굴림"/>
+                <w:kern w:val="0"/>
+                <w:szCs w:val="20"/>
+              </w:rPr>
+              <w:t xml:space="preserve"> 서글서글한 맛’을 낼 수 있는지 묻자, AI는 다정하고 따뜻한 목소리로 화답하며 조리를 돕기 시작한다.</w:t>
             </w:r>
           </w:p>
         </w:tc>
@@ -315,7 +425,133 @@
                 <w:kern w:val="0"/>
                 <w:szCs w:val="20"/>
               </w:rPr>
-              <w:t>경쾌한 칼질 소리와 차가운 물줄기 소리가 주방을 채운다. 주인공은 요리 도중 궁금한 점을 뤼튼에게 묻는다. “뤼튼, 엄마는 겉절이 할 때 매실청을 넣던데 얼마나 넣어야 해?”. 뤼튼은 “보통 1~2 큰술이 적당해! 엄마의 손맛에 가까워질 거야”라며 세밀하게 가이드한다. 서툰 손길이지만 주인공의 표정은 점차 평온해진다.</w:t>
+              <w:t xml:space="preserve">경쾌한 칼질 소리와 차가운 물줄기 소리가 주방을 채운다. 주인공은 요리 도중 궁금한 점을 </w:t>
+            </w:r>
+            <w:proofErr w:type="spellStart"/>
+            <w:r>
+              <w:rPr>
+                <w:rFonts w:eastAsiaTheme="minorHAnsi" w:cs="굴림"/>
+                <w:kern w:val="0"/>
+                <w:szCs w:val="20"/>
+              </w:rPr>
+              <w:t>뤼튼에게</w:t>
+            </w:r>
+            <w:proofErr w:type="spellEnd"/>
+            <w:r>
+              <w:rPr>
+                <w:rFonts w:eastAsiaTheme="minorHAnsi" w:cs="굴림"/>
+                <w:kern w:val="0"/>
+                <w:szCs w:val="20"/>
+              </w:rPr>
+              <w:t xml:space="preserve"> 묻는다. “</w:t>
+            </w:r>
+            <w:proofErr w:type="spellStart"/>
+            <w:r>
+              <w:rPr>
+                <w:rFonts w:eastAsiaTheme="minorHAnsi" w:cs="굴림"/>
+                <w:kern w:val="0"/>
+                <w:szCs w:val="20"/>
+              </w:rPr>
+              <w:t>뤼튼</w:t>
+            </w:r>
+            <w:proofErr w:type="spellEnd"/>
+            <w:r>
+              <w:rPr>
+                <w:rFonts w:eastAsiaTheme="minorHAnsi" w:cs="굴림"/>
+                <w:kern w:val="0"/>
+                <w:szCs w:val="20"/>
+              </w:rPr>
+              <w:t xml:space="preserve">, 엄마는 겉절이 할 때 매실청을 넣던데 얼마나 넣어야 해?”. </w:t>
+            </w:r>
+            <w:proofErr w:type="spellStart"/>
+            <w:r>
+              <w:rPr>
+                <w:rFonts w:eastAsiaTheme="minorHAnsi" w:cs="굴림"/>
+                <w:kern w:val="0"/>
+                <w:szCs w:val="20"/>
+              </w:rPr>
+              <w:t>뤼튼은</w:t>
+            </w:r>
+            <w:proofErr w:type="spellEnd"/>
+            <w:r>
+              <w:rPr>
+                <w:rFonts w:eastAsiaTheme="minorHAnsi" w:cs="굴림"/>
+                <w:kern w:val="0"/>
+                <w:szCs w:val="20"/>
+              </w:rPr>
+              <w:t xml:space="preserve"> “보통 1~2 </w:t>
+            </w:r>
+            <w:proofErr w:type="spellStart"/>
+            <w:r>
+              <w:rPr>
+                <w:rFonts w:eastAsiaTheme="minorHAnsi" w:cs="굴림"/>
+                <w:kern w:val="0"/>
+                <w:szCs w:val="20"/>
+              </w:rPr>
+              <w:t>큰술이</w:t>
+            </w:r>
+            <w:proofErr w:type="spellEnd"/>
+            <w:r>
+              <w:rPr>
+                <w:rFonts w:eastAsiaTheme="minorHAnsi" w:cs="굴림"/>
+                <w:kern w:val="0"/>
+                <w:szCs w:val="20"/>
+              </w:rPr>
+              <w:t xml:space="preserve"> 적당해! 엄마의 손맛에 가까워질 거야”</w:t>
+            </w:r>
+            <w:proofErr w:type="spellStart"/>
+            <w:r>
+              <w:rPr>
+                <w:rFonts w:eastAsiaTheme="minorHAnsi" w:cs="굴림"/>
+                <w:kern w:val="0"/>
+                <w:szCs w:val="20"/>
+              </w:rPr>
+              <w:t>라며</w:t>
+            </w:r>
+            <w:proofErr w:type="spellEnd"/>
+            <w:r>
+              <w:rPr>
+                <w:rFonts w:eastAsiaTheme="minorHAnsi" w:cs="굴림"/>
+                <w:kern w:val="0"/>
+                <w:szCs w:val="20"/>
+              </w:rPr>
+              <w:t xml:space="preserve"> 세밀하게 </w:t>
+            </w:r>
+            <w:proofErr w:type="spellStart"/>
+            <w:r>
+              <w:rPr>
+                <w:rFonts w:eastAsiaTheme="minorHAnsi" w:cs="굴림"/>
+                <w:kern w:val="0"/>
+                <w:szCs w:val="20"/>
+              </w:rPr>
+              <w:t>가이드한다</w:t>
+            </w:r>
+            <w:proofErr w:type="spellEnd"/>
+            <w:r>
+              <w:rPr>
+                <w:rFonts w:eastAsiaTheme="minorHAnsi" w:cs="굴림"/>
+                <w:kern w:val="0"/>
+                <w:szCs w:val="20"/>
+              </w:rPr>
+              <w:t xml:space="preserve">. 서툰 손길이지만 주인공의 표정은 점차 </w:t>
+            </w:r>
+            <w:proofErr w:type="spellStart"/>
+            <w:r>
+              <w:rPr>
+                <w:rFonts w:eastAsiaTheme="minorHAnsi" w:cs="굴림"/>
+                <w:kern w:val="0"/>
+                <w:szCs w:val="20"/>
+              </w:rPr>
+              <w:t>평온해진다</w:t>
+            </w:r>
+            <w:proofErr w:type="spellEnd"/>
+            <w:r>
+              <w:rPr>
+                <w:rFonts w:eastAsiaTheme="minorHAnsi" w:cs="굴림"/>
+                <w:kern w:val="0"/>
+                <w:szCs w:val="20"/>
+              </w:rPr>
+              <w:t>.</w:t>
             </w:r>
           </w:p>
         </w:tc>
@@ -379,7 +615,79 @@
                 <w:kern w:val="0"/>
                 <w:szCs w:val="20"/>
               </w:rPr>
-              <w:t>냄비 안에서는 봄동 된장국이 보글보글 끓고, 프라이팬에서는 봄동 겉절이가 정성스럽게 버무려진다. 이 과정에서 차가웠던 주방 조명은 서서히 따뜻한 오렌지빛으로 변화한다. 무채색이었던 공간이 요리의 화사한 색감과 모락모락 피어오르는 김으로 가득 차며 생동감을 되찾는다.</w:t>
+              <w:t xml:space="preserve">냄비 안에서는 </w:t>
+            </w:r>
+            <w:proofErr w:type="spellStart"/>
+            <w:r>
+              <w:rPr>
+                <w:rFonts w:eastAsiaTheme="minorHAnsi" w:cs="굴림"/>
+                <w:kern w:val="0"/>
+                <w:szCs w:val="20"/>
+              </w:rPr>
+              <w:t>봄동</w:t>
+            </w:r>
+            <w:proofErr w:type="spellEnd"/>
+            <w:r>
+              <w:rPr>
+                <w:rFonts w:eastAsiaTheme="minorHAnsi" w:cs="굴림"/>
+                <w:kern w:val="0"/>
+                <w:szCs w:val="20"/>
+              </w:rPr>
+              <w:t xml:space="preserve"> 된장국이 보글보글 끓고, 프라이팬에서는 </w:t>
+            </w:r>
+            <w:proofErr w:type="spellStart"/>
+            <w:r>
+              <w:rPr>
+                <w:rFonts w:eastAsiaTheme="minorHAnsi" w:cs="굴림"/>
+                <w:kern w:val="0"/>
+                <w:szCs w:val="20"/>
+              </w:rPr>
+              <w:t>봄동</w:t>
+            </w:r>
+            <w:proofErr w:type="spellEnd"/>
+            <w:r>
+              <w:rPr>
+                <w:rFonts w:eastAsiaTheme="minorHAnsi" w:cs="굴림"/>
+                <w:kern w:val="0"/>
+                <w:szCs w:val="20"/>
+              </w:rPr>
+              <w:t xml:space="preserve"> 겉절이가 정성스럽게 버무려진다. 이 과정에서 차가웠던 주방 조명은 서서히 따뜻한 </w:t>
+            </w:r>
+            <w:proofErr w:type="spellStart"/>
+            <w:r>
+              <w:rPr>
+                <w:rFonts w:eastAsiaTheme="minorHAnsi" w:cs="굴림"/>
+                <w:kern w:val="0"/>
+                <w:szCs w:val="20"/>
+              </w:rPr>
+              <w:t>오렌지빛으로</w:t>
+            </w:r>
+            <w:proofErr w:type="spellEnd"/>
+            <w:r>
+              <w:rPr>
+                <w:rFonts w:eastAsiaTheme="minorHAnsi" w:cs="굴림"/>
+                <w:kern w:val="0"/>
+                <w:szCs w:val="20"/>
+              </w:rPr>
+              <w:t xml:space="preserve"> 변화한다. 무채색이었던 공간이 요리의 화사한 색감과 모락모락 </w:t>
+            </w:r>
+            <w:proofErr w:type="spellStart"/>
+            <w:r>
+              <w:rPr>
+                <w:rFonts w:eastAsiaTheme="minorHAnsi" w:cs="굴림"/>
+                <w:kern w:val="0"/>
+                <w:szCs w:val="20"/>
+              </w:rPr>
+              <w:t>피어오르는</w:t>
+            </w:r>
+            <w:proofErr w:type="spellEnd"/>
+            <w:r>
+              <w:rPr>
+                <w:rFonts w:eastAsiaTheme="minorHAnsi" w:cs="굴림"/>
+                <w:kern w:val="0"/>
+                <w:szCs w:val="20"/>
+              </w:rPr>
+              <w:t xml:space="preserve"> 김으로 가득 차며 생동감을 되찾는다.</w:t>
             </w:r>
           </w:p>
         </w:tc>
@@ -445,7 +753,43 @@
                 <w:kern w:val="0"/>
                 <w:szCs w:val="20"/>
               </w:rPr>
-              <w:t xml:space="preserve">완성된 요리를 한 입 크게 베어 문 주인공은 “이게 봄이지!”라며 행복한 미소를 짓는다. 그리웠던 엄마의 맛을 확인한 주인공은 늘 피하기만 했던 엄마의 번호를 누른다. 엄마의 반가운 목소리에 환하게 웃으며 대화를 시작하는 주인공의 모습 위로, “기억 속 우리의 정성을 현실로, 뤼튼AI”라는 슬로건과 나레이션이 흐른다. </w:t>
+              <w:t xml:space="preserve">완성된 요리를 한 입 크게 베어 문 주인공은 “이게 봄이지!”라며 행복한 미소를 짓는다. 그리웠던 엄마의 맛을 확인한 주인공은 늘 피하기만 했던 엄마의 번호를 누른다. 엄마의 반가운 목소리에 환하게 웃으며 대화를 시작하는 주인공의 모습 위로, “기억 속 우리의 정성을 현실로, </w:t>
+            </w:r>
+            <w:proofErr w:type="spellStart"/>
+            <w:r>
+              <w:rPr>
+                <w:rFonts w:eastAsiaTheme="minorHAnsi" w:cs="굴림"/>
+                <w:kern w:val="0"/>
+                <w:szCs w:val="20"/>
+              </w:rPr>
+              <w:t>뤼튼</w:t>
+            </w:r>
+            <w:proofErr w:type="spellEnd"/>
+            <w:r>
+              <w:rPr>
+                <w:rFonts w:eastAsiaTheme="minorHAnsi" w:cs="굴림"/>
+                <w:kern w:val="0"/>
+                <w:szCs w:val="20"/>
+              </w:rPr>
+              <w:t xml:space="preserve">AI”라는 슬로건과 </w:t>
+            </w:r>
+            <w:proofErr w:type="spellStart"/>
+            <w:r>
+              <w:rPr>
+                <w:rFonts w:eastAsiaTheme="minorHAnsi" w:cs="굴림"/>
+                <w:kern w:val="0"/>
+                <w:szCs w:val="20"/>
+              </w:rPr>
+              <w:t>나레이션이</w:t>
+            </w:r>
+            <w:proofErr w:type="spellEnd"/>
+            <w:r>
+              <w:rPr>
+                <w:rFonts w:eastAsiaTheme="minorHAnsi" w:cs="굴림"/>
+                <w:kern w:val="0"/>
+                <w:szCs w:val="20"/>
+              </w:rPr>
+              <w:t xml:space="preserve"> 흐른다. </w:t>
             </w:r>
             <w:r>
               <w:rPr>
@@ -927,6 +1271,7 @@
                 <w:szCs w:val="20"/>
               </w:rPr>
             </w:pPr>
+            <w:proofErr w:type="spellStart"/>
             <w:r>
               <w:rPr>
                 <w:rFonts w:eastAsiaTheme="minorHAnsi" w:cs="굴림"/>
@@ -935,7 +1280,18 @@
                 <w:szCs w:val="20"/>
                 <w:bdr w:val="none" w:sz="0" w:space="0" w:color="auto" w:frame="1"/>
               </w:rPr>
-              <w:t>봄동을 매개로 엄마를 회상하고 부재중 전화에 죄책감을 느낌.</w:t>
+              <w:t>봄동을</w:t>
+            </w:r>
+            <w:proofErr w:type="spellEnd"/>
+            <w:r>
+              <w:rPr>
+                <w:rFonts w:eastAsiaTheme="minorHAnsi" w:cs="굴림"/>
+                <w:color w:val="1F1F1F"/>
+                <w:kern w:val="0"/>
+                <w:szCs w:val="20"/>
+                <w:bdr w:val="none" w:sz="0" w:space="0" w:color="auto" w:frame="1"/>
+              </w:rPr>
+              <w:t xml:space="preserve"> 매개로 엄마를 회상하고 부재중 전화에 죄책감을 느낌.</w:t>
             </w:r>
           </w:p>
         </w:tc>
@@ -967,7 +1323,29 @@
                 <w:szCs w:val="20"/>
                 <w:bdr w:val="none" w:sz="0" w:space="0" w:color="auto" w:frame="1"/>
               </w:rPr>
-              <w:t>상경 일상의 고립감 및 가족에 대한 심리적 갈등 부각</w:t>
+              <w:t xml:space="preserve">상경 일상의 </w:t>
+            </w:r>
+            <w:proofErr w:type="spellStart"/>
+            <w:r>
+              <w:rPr>
+                <w:rFonts w:eastAsiaTheme="minorHAnsi" w:cs="굴림"/>
+                <w:color w:val="1F1F1F"/>
+                <w:kern w:val="0"/>
+                <w:szCs w:val="20"/>
+                <w:bdr w:val="none" w:sz="0" w:space="0" w:color="auto" w:frame="1"/>
+              </w:rPr>
+              <w:t>고립감</w:t>
+            </w:r>
+            <w:proofErr w:type="spellEnd"/>
+            <w:r>
+              <w:rPr>
+                <w:rFonts w:eastAsiaTheme="minorHAnsi" w:cs="굴림"/>
+                <w:color w:val="1F1F1F"/>
+                <w:kern w:val="0"/>
+                <w:szCs w:val="20"/>
+                <w:bdr w:val="none" w:sz="0" w:space="0" w:color="auto" w:frame="1"/>
+              </w:rPr>
+              <w:t xml:space="preserve"> 및 가족에 대한 심리적 갈등 부각</w:t>
             </w:r>
           </w:p>
         </w:tc>
@@ -1070,7 +1448,29 @@
                 <w:szCs w:val="20"/>
                 <w:bdr w:val="none" w:sz="0" w:space="0" w:color="auto" w:frame="1"/>
               </w:rPr>
-              <w:t>요리를 결심하고 뤼튼AI에게 조력을 요청함.</w:t>
+              <w:t xml:space="preserve">요리를 결심하고 </w:t>
+            </w:r>
+            <w:proofErr w:type="spellStart"/>
+            <w:r>
+              <w:rPr>
+                <w:rFonts w:eastAsiaTheme="minorHAnsi" w:cs="굴림"/>
+                <w:color w:val="1F1F1F"/>
+                <w:kern w:val="0"/>
+                <w:szCs w:val="20"/>
+                <w:bdr w:val="none" w:sz="0" w:space="0" w:color="auto" w:frame="1"/>
+              </w:rPr>
+              <w:t>뤼튼</w:t>
+            </w:r>
+            <w:proofErr w:type="spellEnd"/>
+            <w:r>
+              <w:rPr>
+                <w:rFonts w:eastAsiaTheme="minorHAnsi" w:cs="굴림"/>
+                <w:color w:val="1F1F1F"/>
+                <w:kern w:val="0"/>
+                <w:szCs w:val="20"/>
+                <w:bdr w:val="none" w:sz="0" w:space="0" w:color="auto" w:frame="1"/>
+              </w:rPr>
+              <w:t>AI에게 조력을 요청함.</w:t>
             </w:r>
           </w:p>
         </w:tc>
@@ -1227,6 +1627,7 @@
                 <w:szCs w:val="20"/>
               </w:rPr>
             </w:pPr>
+            <w:proofErr w:type="spellStart"/>
             <w:r>
               <w:rPr>
                 <w:rFonts w:eastAsiaTheme="minorHAnsi" w:cs="굴림"/>
@@ -1234,7 +1635,37 @@
                 <w:kern w:val="0"/>
                 <w:szCs w:val="20"/>
               </w:rPr>
-              <w:t>뤼튼AI와 문답하며 정성스럽게 봄동을 손질하고 버무림.</w:t>
+              <w:t>뤼튼</w:t>
+            </w:r>
+            <w:proofErr w:type="spellEnd"/>
+            <w:r>
+              <w:rPr>
+                <w:rFonts w:eastAsiaTheme="minorHAnsi" w:cs="굴림"/>
+                <w:color w:val="1F1F1F"/>
+                <w:kern w:val="0"/>
+                <w:szCs w:val="20"/>
+              </w:rPr>
+              <w:t xml:space="preserve">AI와 문답하며 정성스럽게 </w:t>
+            </w:r>
+            <w:proofErr w:type="spellStart"/>
+            <w:r>
+              <w:rPr>
+                <w:rFonts w:eastAsiaTheme="minorHAnsi" w:cs="굴림"/>
+                <w:color w:val="1F1F1F"/>
+                <w:kern w:val="0"/>
+                <w:szCs w:val="20"/>
+              </w:rPr>
+              <w:t>봄동을</w:t>
+            </w:r>
+            <w:proofErr w:type="spellEnd"/>
+            <w:r>
+              <w:rPr>
+                <w:rFonts w:eastAsiaTheme="minorHAnsi" w:cs="굴림"/>
+                <w:color w:val="1F1F1F"/>
+                <w:kern w:val="0"/>
+                <w:szCs w:val="20"/>
+              </w:rPr>
+              <w:t xml:space="preserve"> 손질하고 버무림.</w:t>
             </w:r>
           </w:p>
         </w:tc>
@@ -1367,7 +1798,27 @@
                 <w:kern w:val="0"/>
                 <w:szCs w:val="20"/>
               </w:rPr>
-              <w:t>요리를 완성하며 주방 조명이 따뜻한 오렌지빛으로 변화함.</w:t>
+              <w:t xml:space="preserve">요리를 완성하며 주방 조명이 따뜻한 </w:t>
+            </w:r>
+            <w:proofErr w:type="spellStart"/>
+            <w:r>
+              <w:rPr>
+                <w:rFonts w:eastAsiaTheme="minorHAnsi" w:cs="굴림"/>
+                <w:color w:val="1F1F1F"/>
+                <w:kern w:val="0"/>
+                <w:szCs w:val="20"/>
+              </w:rPr>
+              <w:t>오렌지빛으로</w:t>
+            </w:r>
+            <w:proofErr w:type="spellEnd"/>
+            <w:r>
+              <w:rPr>
+                <w:rFonts w:eastAsiaTheme="minorHAnsi" w:cs="굴림"/>
+                <w:color w:val="1F1F1F"/>
+                <w:kern w:val="0"/>
+                <w:szCs w:val="20"/>
+              </w:rPr>
+              <w:t xml:space="preserve"> 변화함.</w:t>
             </w:r>
           </w:p>
         </w:tc>
@@ -1925,7 +2376,25 @@
           <w:sz w:val="20"/>
           <w:szCs w:val="20"/>
         </w:rPr>
-        <w:t xml:space="preserve"> 귀가한 주인공, 생기 없는 얼굴로 편의점 봉투를 들고 들어온다. 냉장고 문을 연다. 구석에 방치된 엄마의 음식들과 생기를 잃어가는 봄동 상자.</w:t>
+        <w:t xml:space="preserve"> 귀가한 주인공, 생기 없는 얼굴로 편의점 봉투를 들고 들어온다. 냉장고 문을 연다. 구석에 방치된 엄마의 음식들과 생기를 잃어가는 </w:t>
+      </w:r>
+      <w:proofErr w:type="spellStart"/>
+      <w:r>
+        <w:rPr>
+          <w:rFonts w:asciiTheme="minorHAnsi" w:eastAsiaTheme="minorHAnsi" w:hAnsiTheme="minorHAnsi"/>
+          <w:sz w:val="20"/>
+          <w:szCs w:val="20"/>
+        </w:rPr>
+        <w:t>봄동</w:t>
+      </w:r>
+      <w:proofErr w:type="spellEnd"/>
+      <w:r>
+        <w:rPr>
+          <w:rFonts w:asciiTheme="minorHAnsi" w:eastAsiaTheme="minorHAnsi" w:hAnsiTheme="minorHAnsi"/>
+          <w:sz w:val="20"/>
+          <w:szCs w:val="20"/>
+        </w:rPr>
+        <w:t xml:space="preserve"> 상자.</w:t>
       </w:r>
     </w:p>
     <w:p>
@@ -1957,7 +2426,25 @@
           <w:sz w:val="20"/>
           <w:szCs w:val="20"/>
         </w:rPr>
-        <w:t xml:space="preserve"> 봄동 상자를 든 엄마, 뿌듯한 표정으로 점원에게 말한다.</w:t>
+        <w:t xml:space="preserve"> </w:t>
+      </w:r>
+      <w:proofErr w:type="spellStart"/>
+      <w:r>
+        <w:rPr>
+          <w:rFonts w:asciiTheme="minorHAnsi" w:eastAsiaTheme="minorHAnsi" w:hAnsiTheme="minorHAnsi"/>
+          <w:sz w:val="20"/>
+          <w:szCs w:val="20"/>
+        </w:rPr>
+        <w:t>봄동</w:t>
+      </w:r>
+      <w:proofErr w:type="spellEnd"/>
+      <w:r>
+        <w:rPr>
+          <w:rFonts w:asciiTheme="minorHAnsi" w:eastAsiaTheme="minorHAnsi" w:hAnsiTheme="minorHAnsi"/>
+          <w:sz w:val="20"/>
+          <w:szCs w:val="20"/>
+        </w:rPr>
+        <w:t xml:space="preserve"> 상자를 든 엄마, 뿌듯한 표정으로 점원에게 말한다.</w:t>
       </w:r>
     </w:p>
     <w:p>
@@ -1981,14 +2468,52 @@
         </w:rPr>
         <w:t xml:space="preserve">엄마: </w:t>
       </w:r>
+      <w:proofErr w:type="spellStart"/>
       <w:r>
         <w:rPr>
           <w:rFonts w:asciiTheme="minorHAnsi" w:eastAsiaTheme="minorHAnsi" w:hAnsiTheme="minorHAnsi" w:hint="eastAsia"/>
           <w:sz w:val="20"/>
           <w:szCs w:val="20"/>
         </w:rPr>
-        <w:t>봄동 실허네~봄이 왔네 왔어</w:t>
-      </w:r>
+        <w:t>봄동</w:t>
+      </w:r>
+      <w:proofErr w:type="spellEnd"/>
+      <w:r>
+        <w:rPr>
+          <w:rFonts w:asciiTheme="minorHAnsi" w:eastAsiaTheme="minorHAnsi" w:hAnsiTheme="minorHAnsi" w:hint="eastAsia"/>
+          <w:sz w:val="20"/>
+          <w:szCs w:val="20"/>
+        </w:rPr>
+        <w:t xml:space="preserve"> </w:t>
+      </w:r>
+      <w:proofErr w:type="spellStart"/>
+      <w:r>
+        <w:rPr>
+          <w:rFonts w:asciiTheme="minorHAnsi" w:eastAsiaTheme="minorHAnsi" w:hAnsiTheme="minorHAnsi" w:hint="eastAsia"/>
+          <w:sz w:val="20"/>
+          <w:szCs w:val="20"/>
+        </w:rPr>
+        <w:t>실허네</w:t>
+      </w:r>
+      <w:proofErr w:type="spellEnd"/>
+      <w:r>
+        <w:rPr>
+          <w:rFonts w:asciiTheme="minorHAnsi" w:eastAsiaTheme="minorHAnsi" w:hAnsiTheme="minorHAnsi" w:hint="eastAsia"/>
+          <w:sz w:val="20"/>
+          <w:szCs w:val="20"/>
+        </w:rPr>
+        <w:t xml:space="preserve">~봄이 왔네 </w:t>
+      </w:r>
+      <w:proofErr w:type="spellStart"/>
+      <w:r>
+        <w:rPr>
+          <w:rFonts w:asciiTheme="minorHAnsi" w:eastAsiaTheme="minorHAnsi" w:hAnsiTheme="minorHAnsi" w:hint="eastAsia"/>
+          <w:sz w:val="20"/>
+          <w:szCs w:val="20"/>
+        </w:rPr>
+        <w:t>왔어</w:t>
+      </w:r>
+      <w:proofErr w:type="spellEnd"/>
       <w:r>
         <w:rPr>
           <w:rFonts w:asciiTheme="minorHAnsi" w:eastAsiaTheme="minorHAnsi" w:hAnsiTheme="minorHAnsi"/>
@@ -2003,7 +2528,43 @@
           <w:sz w:val="20"/>
           <w:szCs w:val="20"/>
         </w:rPr>
-        <w:t xml:space="preserve"> 이거 택배도 부쳐줘요? 서울 가 있는 딸래미한테 보내줄라고~ (전남 사투리)</w:t>
+        <w:t xml:space="preserve"> 이거 택배도 부쳐줘요? 서울 가 있는 </w:t>
+      </w:r>
+      <w:proofErr w:type="spellStart"/>
+      <w:r>
+        <w:rPr>
+          <w:rFonts w:asciiTheme="minorHAnsi" w:eastAsiaTheme="minorHAnsi" w:hAnsiTheme="minorHAnsi"/>
+          <w:sz w:val="20"/>
+          <w:szCs w:val="20"/>
+        </w:rPr>
+        <w:t>딸래미한테</w:t>
+      </w:r>
+      <w:proofErr w:type="spellEnd"/>
+      <w:r>
+        <w:rPr>
+          <w:rFonts w:asciiTheme="minorHAnsi" w:eastAsiaTheme="minorHAnsi" w:hAnsiTheme="minorHAnsi"/>
+          <w:sz w:val="20"/>
+          <w:szCs w:val="20"/>
+        </w:rPr>
+        <w:t xml:space="preserve"> </w:t>
+      </w:r>
+      <w:proofErr w:type="spellStart"/>
+      <w:r>
+        <w:rPr>
+          <w:rFonts w:asciiTheme="minorHAnsi" w:eastAsiaTheme="minorHAnsi" w:hAnsiTheme="minorHAnsi"/>
+          <w:sz w:val="20"/>
+          <w:szCs w:val="20"/>
+        </w:rPr>
+        <w:t>보내줄라고</w:t>
+      </w:r>
+      <w:proofErr w:type="spellEnd"/>
+      <w:r>
+        <w:rPr>
+          <w:rFonts w:asciiTheme="minorHAnsi" w:eastAsiaTheme="minorHAnsi" w:hAnsiTheme="minorHAnsi"/>
+          <w:sz w:val="20"/>
+          <w:szCs w:val="20"/>
+        </w:rPr>
+        <w:t>~ (전남 사투리)</w:t>
       </w:r>
     </w:p>
     <w:p>
@@ -2125,6 +2686,78 @@
         </w:rPr>
         <w:t>F.O. (Fade Out)</w:t>
       </w:r>
+      <w:r>
+        <w:rPr>
+          <w:rFonts w:asciiTheme="minorHAnsi" w:eastAsiaTheme="minorHAnsi" w:hAnsiTheme="minorHAnsi"/>
+          <w:b/>
+          <w:bCs/>
+          <w:sz w:val="20"/>
+          <w:szCs w:val="20"/>
+        </w:rPr>
+        <w:t xml:space="preserve">, </w:t>
+      </w:r>
+      <w:r>
+        <w:rPr>
+          <w:rFonts w:asciiTheme="minorHAnsi" w:eastAsiaTheme="minorHAnsi" w:hAnsiTheme="minorHAnsi" w:hint="eastAsia"/>
+          <w:b/>
+          <w:bCs/>
+          <w:sz w:val="20"/>
+          <w:szCs w:val="20"/>
+        </w:rPr>
+        <w:t xml:space="preserve">여성 </w:t>
+      </w:r>
+      <w:proofErr w:type="spellStart"/>
+      <w:r>
+        <w:rPr>
+          <w:rFonts w:asciiTheme="minorHAnsi" w:eastAsiaTheme="minorHAnsi" w:hAnsiTheme="minorHAnsi" w:hint="eastAsia"/>
+          <w:b/>
+          <w:bCs/>
+          <w:sz w:val="20"/>
+          <w:szCs w:val="20"/>
+        </w:rPr>
+        <w:t>나레이션</w:t>
+      </w:r>
+      <w:proofErr w:type="spellEnd"/>
+      <w:r>
+        <w:rPr>
+          <w:rFonts w:asciiTheme="minorHAnsi" w:eastAsiaTheme="minorHAnsi" w:hAnsiTheme="minorHAnsi" w:hint="eastAsia"/>
+          <w:b/>
+          <w:bCs/>
+          <w:sz w:val="20"/>
+          <w:szCs w:val="20"/>
+        </w:rPr>
+        <w:t xml:space="preserve"> </w:t>
+      </w:r>
+      <w:r>
+        <w:rPr>
+          <w:rFonts w:asciiTheme="minorHAnsi" w:eastAsiaTheme="minorHAnsi" w:hAnsiTheme="minorHAnsi"/>
+          <w:b/>
+          <w:bCs/>
+          <w:sz w:val="20"/>
+          <w:szCs w:val="20"/>
+        </w:rPr>
+        <w:t>: “</w:t>
+      </w:r>
+      <w:r>
+        <w:rPr>
+          <w:rFonts w:asciiTheme="minorHAnsi" w:eastAsiaTheme="minorHAnsi" w:hAnsiTheme="minorHAnsi" w:hint="eastAsia"/>
+          <w:b/>
+          <w:bCs/>
+          <w:sz w:val="20"/>
+          <w:szCs w:val="20"/>
+        </w:rPr>
+        <w:t>엄마가 보낸 봄이 또 시들어 갔다.</w:t>
+      </w:r>
+      <w:r>
+        <w:rPr>
+          <w:rFonts w:asciiTheme="minorHAnsi" w:eastAsiaTheme="minorHAnsi" w:hAnsiTheme="minorHAnsi"/>
+          <w:b/>
+          <w:bCs/>
+          <w:sz w:val="20"/>
+          <w:szCs w:val="20"/>
+        </w:rPr>
+        <w:t>”</w:t>
+      </w:r>
     </w:p>
     <w:p>
       <w:pPr>
@@ -2245,7 +2878,25 @@
           <w:sz w:val="20"/>
           <w:szCs w:val="20"/>
         </w:rPr>
-        <w:t xml:space="preserve"> 봄동 </w:t>
+        <w:t xml:space="preserve"> </w:t>
+      </w:r>
+      <w:proofErr w:type="spellStart"/>
+      <w:r>
+        <w:rPr>
+          <w:rFonts w:asciiTheme="minorHAnsi" w:eastAsiaTheme="minorHAnsi" w:hAnsiTheme="minorHAnsi"/>
+          <w:sz w:val="20"/>
+          <w:szCs w:val="20"/>
+        </w:rPr>
+        <w:t>봄동</w:t>
+      </w:r>
+      <w:proofErr w:type="spellEnd"/>
+      <w:r>
+        <w:rPr>
+          <w:rFonts w:asciiTheme="minorHAnsi" w:eastAsiaTheme="minorHAnsi" w:hAnsiTheme="minorHAnsi"/>
+          <w:sz w:val="20"/>
+          <w:szCs w:val="20"/>
+        </w:rPr>
+        <w:t xml:space="preserve"> </w:t>
       </w:r>
       <w:r>
         <w:rPr>
@@ -2311,13 +2962,23 @@
         </w:rPr>
         <w:t xml:space="preserve"> 위에 </w:t>
       </w:r>
+      <w:proofErr w:type="spellStart"/>
       <w:r>
         <w:rPr>
           <w:rFonts w:asciiTheme="minorHAnsi" w:eastAsiaTheme="minorHAnsi" w:hAnsiTheme="minorHAnsi" w:hint="eastAsia"/>
           <w:sz w:val="20"/>
           <w:szCs w:val="20"/>
         </w:rPr>
-        <w:t xml:space="preserve">봄동 상자와 </w:t>
+        <w:t>봄동</w:t>
+      </w:r>
+      <w:proofErr w:type="spellEnd"/>
+      <w:r>
+        <w:rPr>
+          <w:rFonts w:asciiTheme="minorHAnsi" w:eastAsiaTheme="minorHAnsi" w:hAnsiTheme="minorHAnsi" w:hint="eastAsia"/>
+          <w:sz w:val="20"/>
+          <w:szCs w:val="20"/>
+        </w:rPr>
+        <w:t xml:space="preserve"> 상자와 </w:t>
       </w:r>
       <w:r>
         <w:rPr>
@@ -2327,15 +2988,27 @@
         </w:rPr>
         <w:t xml:space="preserve">스마트폰을 두고 </w:t>
       </w:r>
-      <w:r>
-        <w:rPr>
-          <w:rFonts w:asciiTheme="minorHAnsi" w:eastAsiaTheme="minorHAnsi" w:hAnsiTheme="minorHAnsi"/>
-          <w:b/>
-          <w:bCs/>
-          <w:sz w:val="20"/>
-          <w:szCs w:val="20"/>
-        </w:rPr>
-        <w:t>뤼튼AI</w:t>
+      <w:proofErr w:type="spellStart"/>
+      <w:r>
+        <w:rPr>
+          <w:rFonts w:asciiTheme="minorHAnsi" w:eastAsiaTheme="minorHAnsi" w:hAnsiTheme="minorHAnsi"/>
+          <w:b/>
+          <w:bCs/>
+          <w:sz w:val="20"/>
+          <w:szCs w:val="20"/>
+        </w:rPr>
+        <w:t>뤼튼</w:t>
+      </w:r>
+      <w:proofErr w:type="spellEnd"/>
+      <w:r>
+        <w:rPr>
+          <w:rFonts w:asciiTheme="minorHAnsi" w:eastAsiaTheme="minorHAnsi" w:hAnsiTheme="minorHAnsi"/>
+          <w:b/>
+          <w:bCs/>
+          <w:sz w:val="20"/>
+          <w:szCs w:val="20"/>
+        </w:rPr>
+        <w:t>AI</w:t>
       </w:r>
       <w:r>
         <w:rPr>
@@ -2377,6 +3050,7 @@
         </w:rPr>
         <w:t xml:space="preserve">: </w:t>
       </w:r>
+      <w:proofErr w:type="spellStart"/>
       <w:r>
         <w:rPr>
           <w:rFonts w:asciiTheme="minorHAnsi" w:eastAsiaTheme="minorHAnsi" w:hAnsiTheme="minorHAnsi" w:hint="eastAsia"/>
@@ -2385,6 +3059,7 @@
         </w:rPr>
         <w:t>뤼튼</w:t>
       </w:r>
+      <w:proofErr w:type="spellEnd"/>
       <w:r>
         <w:rPr>
           <w:rFonts w:asciiTheme="minorHAnsi" w:eastAsiaTheme="minorHAnsi" w:hAnsiTheme="minorHAnsi"/>
@@ -2399,15 +3074,43 @@
           <w:sz w:val="20"/>
           <w:szCs w:val="20"/>
         </w:rPr>
-        <w:t xml:space="preserve"> 엄마가 해준 것 같은 달큰한 </w:t>
-      </w:r>
-      <w:r>
-        <w:rPr>
-          <w:rFonts w:asciiTheme="minorHAnsi" w:eastAsiaTheme="minorHAnsi" w:hAnsiTheme="minorHAnsi"/>
-          <w:sz w:val="20"/>
-          <w:szCs w:val="20"/>
-        </w:rPr>
-        <w:t xml:space="preserve">봄동 겉절이를 </w:t>
+        <w:t xml:space="preserve"> 엄마가 해준 것 같은 </w:t>
+      </w:r>
+      <w:proofErr w:type="spellStart"/>
+      <w:r>
+        <w:rPr>
+          <w:rFonts w:asciiTheme="minorHAnsi" w:eastAsiaTheme="minorHAnsi" w:hAnsiTheme="minorHAnsi" w:hint="eastAsia"/>
+          <w:sz w:val="20"/>
+          <w:szCs w:val="20"/>
+        </w:rPr>
+        <w:t>달큰한</w:t>
+      </w:r>
+      <w:proofErr w:type="spellEnd"/>
+      <w:r>
+        <w:rPr>
+          <w:rFonts w:asciiTheme="minorHAnsi" w:eastAsiaTheme="minorHAnsi" w:hAnsiTheme="minorHAnsi" w:hint="eastAsia"/>
+          <w:sz w:val="20"/>
+          <w:szCs w:val="20"/>
+        </w:rPr>
+        <w:t xml:space="preserve"> </w:t>
+      </w:r>
+      <w:proofErr w:type="spellStart"/>
+      <w:r>
+        <w:rPr>
+          <w:rFonts w:asciiTheme="minorHAnsi" w:eastAsiaTheme="minorHAnsi" w:hAnsiTheme="minorHAnsi"/>
+          <w:sz w:val="20"/>
+          <w:szCs w:val="20"/>
+        </w:rPr>
+        <w:t>봄동</w:t>
+      </w:r>
+      <w:proofErr w:type="spellEnd"/>
+      <w:r>
+        <w:rPr>
+          <w:rFonts w:asciiTheme="minorHAnsi" w:eastAsiaTheme="minorHAnsi" w:hAnsiTheme="minorHAnsi"/>
+          <w:sz w:val="20"/>
+          <w:szCs w:val="20"/>
+        </w:rPr>
+        <w:t xml:space="preserve"> 겉절이를 </w:t>
       </w:r>
       <w:r>
         <w:rPr>
@@ -2439,15 +3142,73 @@
           <w:sz w:val="20"/>
           <w:szCs w:val="20"/>
         </w:rPr>
-        <w:t>[INS. CU] 뤼튼 화면</w:t>
-      </w:r>
-      <w:r>
-        <w:rPr>
-          <w:rFonts w:asciiTheme="minorHAnsi" w:eastAsiaTheme="minorHAnsi" w:hAnsiTheme="minorHAnsi"/>
-          <w:sz w:val="20"/>
-          <w:szCs w:val="20"/>
-        </w:rPr>
-        <w:t>: 그럼요. 제가 요리를 도와드릴게요.</w:t>
+        <w:t xml:space="preserve">[INS. CU] </w:t>
+      </w:r>
+      <w:proofErr w:type="spellStart"/>
+      <w:r>
+        <w:rPr>
+          <w:rFonts w:asciiTheme="minorHAnsi" w:eastAsiaTheme="minorHAnsi" w:hAnsiTheme="minorHAnsi"/>
+          <w:b/>
+          <w:bCs/>
+          <w:sz w:val="20"/>
+          <w:szCs w:val="20"/>
+        </w:rPr>
+        <w:t>뤼튼</w:t>
+      </w:r>
+      <w:proofErr w:type="spellEnd"/>
+      <w:r>
+        <w:rPr>
+          <w:rFonts w:asciiTheme="minorHAnsi" w:eastAsiaTheme="minorHAnsi" w:hAnsiTheme="minorHAnsi"/>
+          <w:b/>
+          <w:bCs/>
+          <w:sz w:val="20"/>
+          <w:szCs w:val="20"/>
+        </w:rPr>
+        <w:t xml:space="preserve"> 화면</w:t>
+      </w:r>
+      <w:r>
+        <w:rPr>
+          <w:rFonts w:asciiTheme="minorHAnsi" w:eastAsiaTheme="minorHAnsi" w:hAnsiTheme="minorHAnsi"/>
+          <w:sz w:val="20"/>
+          <w:szCs w:val="20"/>
+        </w:rPr>
+        <w:t xml:space="preserve">: </w:t>
+      </w:r>
+      <w:proofErr w:type="spellStart"/>
+      <w:r>
+        <w:rPr>
+          <w:rFonts w:asciiTheme="minorHAnsi" w:eastAsiaTheme="minorHAnsi" w:hAnsiTheme="minorHAnsi"/>
+          <w:sz w:val="20"/>
+          <w:szCs w:val="20"/>
+        </w:rPr>
+        <w:t>그럼요</w:t>
+      </w:r>
+      <w:proofErr w:type="spellEnd"/>
+      <w:r>
+        <w:rPr>
+          <w:rFonts w:asciiTheme="minorHAnsi" w:eastAsiaTheme="minorHAnsi" w:hAnsiTheme="minorHAnsi"/>
+          <w:sz w:val="20"/>
+          <w:szCs w:val="20"/>
+        </w:rPr>
+        <w:t xml:space="preserve">. 제가 요리를 </w:t>
+      </w:r>
+      <w:proofErr w:type="spellStart"/>
+      <w:r>
+        <w:rPr>
+          <w:rFonts w:asciiTheme="minorHAnsi" w:eastAsiaTheme="minorHAnsi" w:hAnsiTheme="minorHAnsi"/>
+          <w:sz w:val="20"/>
+          <w:szCs w:val="20"/>
+        </w:rPr>
+        <w:t>도와드릴게요</w:t>
+      </w:r>
+      <w:proofErr w:type="spellEnd"/>
+      <w:r>
+        <w:rPr>
+          <w:rFonts w:asciiTheme="minorHAnsi" w:eastAsiaTheme="minorHAnsi" w:hAnsiTheme="minorHAnsi"/>
+          <w:sz w:val="20"/>
+          <w:szCs w:val="20"/>
+        </w:rPr>
+        <w:t>.</w:t>
       </w:r>
       <w:r>
         <w:rPr>
@@ -2569,7 +3330,25 @@
           <w:sz w:val="20"/>
           <w:szCs w:val="20"/>
         </w:rPr>
-        <w:t xml:space="preserve"> 주인공이 봄동을 손질한다. (E. ASMR: 리듬감 있는 칼질 소리)</w:t>
+        <w:t xml:space="preserve"> 주인공이 </w:t>
+      </w:r>
+      <w:proofErr w:type="spellStart"/>
+      <w:r>
+        <w:rPr>
+          <w:rFonts w:asciiTheme="minorHAnsi" w:eastAsiaTheme="minorHAnsi" w:hAnsiTheme="minorHAnsi"/>
+          <w:sz w:val="20"/>
+          <w:szCs w:val="20"/>
+        </w:rPr>
+        <w:t>봄동을</w:t>
+      </w:r>
+      <w:proofErr w:type="spellEnd"/>
+      <w:r>
+        <w:rPr>
+          <w:rFonts w:asciiTheme="minorHAnsi" w:eastAsiaTheme="minorHAnsi" w:hAnsiTheme="minorHAnsi"/>
+          <w:sz w:val="20"/>
+          <w:szCs w:val="20"/>
+        </w:rPr>
+        <w:t xml:space="preserve"> 손질한다. (E. ASMR: 리듬감 있는 칼질 소리)</w:t>
       </w:r>
     </w:p>
     <w:p>
@@ -2601,7 +3380,43 @@
           <w:sz w:val="20"/>
           <w:szCs w:val="20"/>
         </w:rPr>
-        <w:t xml:space="preserve"> 손질한 봄동을 큰 보울에 담고, </w:t>
+        <w:t xml:space="preserve"> 손질한 </w:t>
+      </w:r>
+      <w:proofErr w:type="spellStart"/>
+      <w:r>
+        <w:rPr>
+          <w:rFonts w:asciiTheme="minorHAnsi" w:eastAsiaTheme="minorHAnsi" w:hAnsiTheme="minorHAnsi"/>
+          <w:sz w:val="20"/>
+          <w:szCs w:val="20"/>
+        </w:rPr>
+        <w:t>봄동을</w:t>
+      </w:r>
+      <w:proofErr w:type="spellEnd"/>
+      <w:r>
+        <w:rPr>
+          <w:rFonts w:asciiTheme="minorHAnsi" w:eastAsiaTheme="minorHAnsi" w:hAnsiTheme="minorHAnsi"/>
+          <w:sz w:val="20"/>
+          <w:szCs w:val="20"/>
+        </w:rPr>
+        <w:t xml:space="preserve"> 큰 </w:t>
+      </w:r>
+      <w:proofErr w:type="spellStart"/>
+      <w:r>
+        <w:rPr>
+          <w:rFonts w:asciiTheme="minorHAnsi" w:eastAsiaTheme="minorHAnsi" w:hAnsiTheme="minorHAnsi"/>
+          <w:sz w:val="20"/>
+          <w:szCs w:val="20"/>
+        </w:rPr>
+        <w:t>보울에</w:t>
+      </w:r>
+      <w:proofErr w:type="spellEnd"/>
+      <w:r>
+        <w:rPr>
+          <w:rFonts w:asciiTheme="minorHAnsi" w:eastAsiaTheme="minorHAnsi" w:hAnsiTheme="minorHAnsi"/>
+          <w:sz w:val="20"/>
+          <w:szCs w:val="20"/>
+        </w:rPr>
+        <w:t xml:space="preserve"> 담고, </w:t>
       </w:r>
       <w:r>
         <w:rPr>
@@ -2651,7 +3466,25 @@
           <w:sz w:val="20"/>
           <w:szCs w:val="20"/>
         </w:rPr>
-        <w:t xml:space="preserve"> 주인공, 손을 닦고 스마트폰을 들어 뤼튼에게 메시지를 보낸다.</w:t>
+        <w:t xml:space="preserve"> 주인공, 손을 닦고 스마트폰을 들어 </w:t>
+      </w:r>
+      <w:proofErr w:type="spellStart"/>
+      <w:r>
+        <w:rPr>
+          <w:rFonts w:asciiTheme="minorHAnsi" w:eastAsiaTheme="minorHAnsi" w:hAnsiTheme="minorHAnsi"/>
+          <w:sz w:val="20"/>
+          <w:szCs w:val="20"/>
+        </w:rPr>
+        <w:t>뤼튼에게</w:t>
+      </w:r>
+      <w:proofErr w:type="spellEnd"/>
+      <w:r>
+        <w:rPr>
+          <w:rFonts w:asciiTheme="minorHAnsi" w:eastAsiaTheme="minorHAnsi" w:hAnsiTheme="minorHAnsi"/>
+          <w:sz w:val="20"/>
+          <w:szCs w:val="20"/>
+        </w:rPr>
+        <w:t xml:space="preserve"> 메시지를 보낸다.</w:t>
       </w:r>
     </w:p>
     <w:p>
@@ -2691,7 +3524,25 @@
           <w:sz w:val="20"/>
           <w:szCs w:val="20"/>
         </w:rPr>
-        <w:t xml:space="preserve"> "뤼튼, 엄마는 겉절이 할 때 매실청을 넣던데 얼마나 넣어야 해?"</w:t>
+        <w:t xml:space="preserve"> "</w:t>
+      </w:r>
+      <w:proofErr w:type="spellStart"/>
+      <w:r>
+        <w:rPr>
+          <w:rFonts w:asciiTheme="minorHAnsi" w:eastAsiaTheme="minorHAnsi" w:hAnsiTheme="minorHAnsi"/>
+          <w:sz w:val="20"/>
+          <w:szCs w:val="20"/>
+        </w:rPr>
+        <w:t>뤼튼</w:t>
+      </w:r>
+      <w:proofErr w:type="spellEnd"/>
+      <w:r>
+        <w:rPr>
+          <w:rFonts w:asciiTheme="minorHAnsi" w:eastAsiaTheme="minorHAnsi" w:hAnsiTheme="minorHAnsi"/>
+          <w:sz w:val="20"/>
+          <w:szCs w:val="20"/>
+        </w:rPr>
+        <w:t>, 엄마는 겉절이 할 때 매실청을 넣던데 얼마나 넣어야 해?"</w:t>
       </w:r>
     </w:p>
     <w:p>
@@ -2724,7 +3575,43 @@
           <w:sz w:val="20"/>
           <w:szCs w:val="20"/>
         </w:rPr>
-        <w:t xml:space="preserve"> 뤼튼 화면: "매실청은 보통 1~2 큰술 정도가 적당해! 엄마의 손맛에 가까워질 거야."</w:t>
+        <w:t xml:space="preserve"> </w:t>
+      </w:r>
+      <w:proofErr w:type="spellStart"/>
+      <w:r>
+        <w:rPr>
+          <w:rFonts w:asciiTheme="minorHAnsi" w:eastAsiaTheme="minorHAnsi" w:hAnsiTheme="minorHAnsi"/>
+          <w:sz w:val="20"/>
+          <w:szCs w:val="20"/>
+        </w:rPr>
+        <w:t>뤼튼</w:t>
+      </w:r>
+      <w:proofErr w:type="spellEnd"/>
+      <w:r>
+        <w:rPr>
+          <w:rFonts w:asciiTheme="minorHAnsi" w:eastAsiaTheme="minorHAnsi" w:hAnsiTheme="minorHAnsi"/>
+          <w:sz w:val="20"/>
+          <w:szCs w:val="20"/>
+        </w:rPr>
+        <w:t xml:space="preserve"> 화면: "매실청은 보통 1~2 </w:t>
+      </w:r>
+      <w:proofErr w:type="spellStart"/>
+      <w:r>
+        <w:rPr>
+          <w:rFonts w:asciiTheme="minorHAnsi" w:eastAsiaTheme="minorHAnsi" w:hAnsiTheme="minorHAnsi"/>
+          <w:sz w:val="20"/>
+          <w:szCs w:val="20"/>
+        </w:rPr>
+        <w:t>큰술</w:t>
+      </w:r>
+      <w:proofErr w:type="spellEnd"/>
+      <w:r>
+        <w:rPr>
+          <w:rFonts w:asciiTheme="minorHAnsi" w:eastAsiaTheme="minorHAnsi" w:hAnsiTheme="minorHAnsi"/>
+          <w:sz w:val="20"/>
+          <w:szCs w:val="20"/>
+        </w:rPr>
+        <w:t xml:space="preserve"> 정도가 적당해! 엄마의 손맛에 가까워질 거야."</w:t>
       </w:r>
     </w:p>
     <w:p>
@@ -2756,7 +3643,25 @@
           <w:sz w:val="20"/>
           <w:szCs w:val="20"/>
         </w:rPr>
-        <w:t xml:space="preserve"> 씻은 봄동에 양념과 고춧가루를 넣고 살살 버무리는 주인공의 손. 투박하지만 정성이 느껴진다.</w:t>
+        <w:t xml:space="preserve"> 씻은 </w:t>
+      </w:r>
+      <w:proofErr w:type="spellStart"/>
+      <w:r>
+        <w:rPr>
+          <w:rFonts w:asciiTheme="minorHAnsi" w:eastAsiaTheme="minorHAnsi" w:hAnsiTheme="minorHAnsi"/>
+          <w:sz w:val="20"/>
+          <w:szCs w:val="20"/>
+        </w:rPr>
+        <w:t>봄동에</w:t>
+      </w:r>
+      <w:proofErr w:type="spellEnd"/>
+      <w:r>
+        <w:rPr>
+          <w:rFonts w:asciiTheme="minorHAnsi" w:eastAsiaTheme="minorHAnsi" w:hAnsiTheme="minorHAnsi"/>
+          <w:sz w:val="20"/>
+          <w:szCs w:val="20"/>
+        </w:rPr>
+        <w:t xml:space="preserve"> 양념과 고춧가루를 넣고 살살 버무리는 주인공의 손. 투박하지만 정성이 느껴진다.</w:t>
       </w:r>
     </w:p>
     <w:p>
@@ -2828,7 +3733,25 @@
           <w:sz w:val="20"/>
           <w:szCs w:val="20"/>
         </w:rPr>
-        <w:t xml:space="preserve"> 봄동 된장국이 보글보글 끓으며 구수한 김을 내뿜는다.</w:t>
+        <w:t xml:space="preserve"> </w:t>
+      </w:r>
+      <w:proofErr w:type="spellStart"/>
+      <w:r>
+        <w:rPr>
+          <w:rFonts w:asciiTheme="minorHAnsi" w:eastAsiaTheme="minorHAnsi" w:hAnsiTheme="minorHAnsi"/>
+          <w:sz w:val="20"/>
+          <w:szCs w:val="20"/>
+        </w:rPr>
+        <w:t>봄동</w:t>
+      </w:r>
+      <w:proofErr w:type="spellEnd"/>
+      <w:r>
+        <w:rPr>
+          <w:rFonts w:asciiTheme="minorHAnsi" w:eastAsiaTheme="minorHAnsi" w:hAnsiTheme="minorHAnsi"/>
+          <w:sz w:val="20"/>
+          <w:szCs w:val="20"/>
+        </w:rPr>
+        <w:t xml:space="preserve"> 된장국이 보글보글 끓으며 구수한 김을 내뿜는다.</w:t>
       </w:r>
     </w:p>
     <w:p>
@@ -2860,8 +3783,18 @@
           <w:sz w:val="20"/>
           <w:szCs w:val="20"/>
         </w:rPr>
-        <w:t xml:space="preserve"> 정성스레 봄동</w:t>
-      </w:r>
+        <w:t xml:space="preserve"> 정성스레 </w:t>
+      </w:r>
+      <w:proofErr w:type="spellStart"/>
+      <w:r>
+        <w:rPr>
+          <w:rFonts w:asciiTheme="minorHAnsi" w:eastAsiaTheme="minorHAnsi" w:hAnsiTheme="minorHAnsi"/>
+          <w:sz w:val="20"/>
+          <w:szCs w:val="20"/>
+        </w:rPr>
+        <w:t>봄동</w:t>
+      </w:r>
+      <w:proofErr w:type="spellEnd"/>
       <w:r>
         <w:rPr>
           <w:rFonts w:asciiTheme="minorHAnsi" w:eastAsiaTheme="minorHAnsi" w:hAnsiTheme="minorHAnsi" w:hint="eastAsia"/>
@@ -2918,7 +3851,29 @@
           <w:sz w:val="20"/>
           <w:szCs w:val="20"/>
         </w:rPr>
-        <w:t>무채색이었던 주방 조명이 서서히 따뜻한 오렌지빛으로 변한다.</w:t>
+        <w:t xml:space="preserve">무채색이었던 주방 조명이 서서히 따뜻한 </w:t>
+      </w:r>
+      <w:proofErr w:type="spellStart"/>
+      <w:r>
+        <w:rPr>
+          <w:rFonts w:asciiTheme="minorHAnsi" w:eastAsiaTheme="minorHAnsi" w:hAnsiTheme="minorHAnsi"/>
+          <w:b/>
+          <w:bCs/>
+          <w:sz w:val="20"/>
+          <w:szCs w:val="20"/>
+        </w:rPr>
+        <w:t>오렌지빛으로</w:t>
+      </w:r>
+      <w:proofErr w:type="spellEnd"/>
+      <w:r>
+        <w:rPr>
+          <w:rFonts w:asciiTheme="minorHAnsi" w:eastAsiaTheme="minorHAnsi" w:hAnsiTheme="minorHAnsi"/>
+          <w:b/>
+          <w:bCs/>
+          <w:sz w:val="20"/>
+          <w:szCs w:val="20"/>
+        </w:rPr>
+        <w:t xml:space="preserve"> 변한다.</w:t>
       </w:r>
     </w:p>
     <w:p>
@@ -3118,7 +4073,25 @@
           <w:sz w:val="20"/>
           <w:szCs w:val="20"/>
         </w:rPr>
-        <w:t>: (반갑게) 어유, 우리 딸 웬일이야? 밥은 먹었어?</w:t>
+        <w:t xml:space="preserve">: (반갑게) 어유, 우리 딸 웬일이야? 밥은 </w:t>
+      </w:r>
+      <w:proofErr w:type="spellStart"/>
+      <w:r>
+        <w:rPr>
+          <w:rFonts w:asciiTheme="minorHAnsi" w:eastAsiaTheme="minorHAnsi" w:hAnsiTheme="minorHAnsi"/>
+          <w:sz w:val="20"/>
+          <w:szCs w:val="20"/>
+        </w:rPr>
+        <w:t>먹었어</w:t>
+      </w:r>
+      <w:proofErr w:type="spellEnd"/>
+      <w:r>
+        <w:rPr>
+          <w:rFonts w:asciiTheme="minorHAnsi" w:eastAsiaTheme="minorHAnsi" w:hAnsiTheme="minorHAnsi"/>
+          <w:sz w:val="20"/>
+          <w:szCs w:val="20"/>
+        </w:rPr>
+        <w:t>?</w:t>
       </w:r>
     </w:p>
     <w:p>
@@ -3140,7 +4113,43 @@
           <w:sz w:val="20"/>
           <w:szCs w:val="20"/>
         </w:rPr>
-        <w:t>주인공: (환하게 웃으며) 엄마, 나 오늘 봄동 요리했어. 진짜 맛있더라. 고마워.</w:t>
+        <w:t xml:space="preserve">주인공: (환하게 웃으며) 엄마, 나 오늘 </w:t>
+      </w:r>
+      <w:proofErr w:type="spellStart"/>
+      <w:r>
+        <w:rPr>
+          <w:rFonts w:asciiTheme="minorHAnsi" w:eastAsiaTheme="minorHAnsi" w:hAnsiTheme="minorHAnsi"/>
+          <w:sz w:val="20"/>
+          <w:szCs w:val="20"/>
+        </w:rPr>
+        <w:t>봄동</w:t>
+      </w:r>
+      <w:proofErr w:type="spellEnd"/>
+      <w:r>
+        <w:rPr>
+          <w:rFonts w:asciiTheme="minorHAnsi" w:eastAsiaTheme="minorHAnsi" w:hAnsiTheme="minorHAnsi"/>
+          <w:sz w:val="20"/>
+          <w:szCs w:val="20"/>
+        </w:rPr>
+        <w:t xml:space="preserve"> </w:t>
+      </w:r>
+      <w:proofErr w:type="spellStart"/>
+      <w:r>
+        <w:rPr>
+          <w:rFonts w:asciiTheme="minorHAnsi" w:eastAsiaTheme="minorHAnsi" w:hAnsiTheme="minorHAnsi"/>
+          <w:sz w:val="20"/>
+          <w:szCs w:val="20"/>
+        </w:rPr>
+        <w:t>요리했어</w:t>
+      </w:r>
+      <w:proofErr w:type="spellEnd"/>
+      <w:r>
+        <w:rPr>
+          <w:rFonts w:asciiTheme="minorHAnsi" w:eastAsiaTheme="minorHAnsi" w:hAnsiTheme="minorHAnsi"/>
+          <w:sz w:val="20"/>
+          <w:szCs w:val="20"/>
+        </w:rPr>
+        <w:t>. 진짜 맛있더라. 고마워.</w:t>
       </w:r>
     </w:p>
     <w:p>
@@ -3212,15 +4221,37 @@
           <w:sz w:val="20"/>
           <w:szCs w:val="20"/>
         </w:rPr>
-        <w:t>[INS. 자막 &amp; 여성 나레이션]</w:t>
-      </w:r>
-      <w:r>
-        <w:rPr>
-          <w:rFonts w:asciiTheme="minorHAnsi" w:eastAsiaTheme="minorHAnsi" w:hAnsiTheme="minorHAnsi"/>
-          <w:sz w:val="20"/>
-          <w:szCs w:val="20"/>
-        </w:rPr>
-        <w:t xml:space="preserve"> : 기억 속</w:t>
+        <w:t xml:space="preserve">[INS. 자막 &amp; 여성 </w:t>
+      </w:r>
+      <w:proofErr w:type="spellStart"/>
+      <w:r>
+        <w:rPr>
+          <w:rFonts w:asciiTheme="minorHAnsi" w:eastAsiaTheme="minorHAnsi" w:hAnsiTheme="minorHAnsi"/>
+          <w:b/>
+          <w:bCs/>
+          <w:sz w:val="20"/>
+          <w:szCs w:val="20"/>
+        </w:rPr>
+        <w:t>나레이션</w:t>
+      </w:r>
+      <w:proofErr w:type="spellEnd"/>
+      <w:r>
+        <w:rPr>
+          <w:rFonts w:asciiTheme="minorHAnsi" w:eastAsiaTheme="minorHAnsi" w:hAnsiTheme="minorHAnsi"/>
+          <w:b/>
+          <w:bCs/>
+          <w:sz w:val="20"/>
+          <w:szCs w:val="20"/>
+        </w:rPr>
+        <w:t>]</w:t>
+      </w:r>
+      <w:r>
+        <w:rPr>
+          <w:rFonts w:asciiTheme="minorHAnsi" w:eastAsiaTheme="minorHAnsi" w:hAnsiTheme="minorHAnsi"/>
+          <w:sz w:val="20"/>
+          <w:szCs w:val="20"/>
+        </w:rPr>
+        <w:t xml:space="preserve"> : </w:t>
       </w:r>
       <w:r>
         <w:rPr>
@@ -3228,31 +4259,33 @@
           <w:sz w:val="20"/>
           <w:szCs w:val="20"/>
         </w:rPr>
-        <w:t xml:space="preserve"> 누군가</w:t>
-      </w:r>
-      <w:r>
-        <w:rPr>
-          <w:rFonts w:asciiTheme="minorHAnsi" w:eastAsiaTheme="minorHAnsi" w:hAnsiTheme="minorHAnsi"/>
-          <w:sz w:val="20"/>
-          <w:szCs w:val="20"/>
-        </w:rPr>
-        <w:t>의</w:t>
-      </w:r>
-      <w:r>
-        <w:rPr>
-          <w:rFonts w:asciiTheme="minorHAnsi" w:eastAsiaTheme="minorHAnsi" w:hAnsiTheme="minorHAnsi" w:hint="eastAsia"/>
-          <w:sz w:val="20"/>
-          <w:szCs w:val="20"/>
-        </w:rPr>
-        <w:t>(우리의?)</w:t>
-      </w:r>
-      <w:r>
-        <w:rPr>
-          <w:rFonts w:asciiTheme="minorHAnsi" w:eastAsiaTheme="minorHAnsi" w:hAnsiTheme="minorHAnsi"/>
-          <w:sz w:val="20"/>
-          <w:szCs w:val="20"/>
-        </w:rPr>
-        <w:t xml:space="preserve"> 정성을 현실로, 뤼튼AI</w:t>
+        <w:t>당신 곁에 머무는 따뜻함</w:t>
+      </w:r>
+      <w:r>
+        <w:rPr>
+          <w:rFonts w:asciiTheme="minorHAnsi" w:eastAsiaTheme="minorHAnsi" w:hAnsiTheme="minorHAnsi"/>
+          <w:sz w:val="20"/>
+          <w:szCs w:val="20"/>
+        </w:rPr>
+        <w:t xml:space="preserve">, </w:t>
+      </w:r>
+      <w:proofErr w:type="spellStart"/>
+      <w:r>
+        <w:rPr>
+          <w:rFonts w:asciiTheme="minorHAnsi" w:eastAsiaTheme="minorHAnsi" w:hAnsiTheme="minorHAnsi"/>
+          <w:sz w:val="20"/>
+          <w:szCs w:val="20"/>
+        </w:rPr>
+        <w:t>뤼튼</w:t>
+      </w:r>
+      <w:proofErr w:type="spellEnd"/>
+      <w:r>
+        <w:rPr>
+          <w:rFonts w:asciiTheme="minorHAnsi" w:eastAsiaTheme="minorHAnsi" w:hAnsiTheme="minorHAnsi"/>
+          <w:sz w:val="20"/>
+          <w:szCs w:val="20"/>
+        </w:rPr>
+        <w:t>AI</w:t>
       </w:r>
     </w:p>
     <w:p>
@@ -3279,6 +4312,16 @@
           <w:szCs w:val="20"/>
         </w:rPr>
         <w:t>F.O. (Fade Out)</w:t>
+      </w:r>
+      <w:r>
+        <w:rPr>
+          <w:rFonts w:asciiTheme="minorHAnsi" w:eastAsiaTheme="minorHAnsi" w:hAnsiTheme="minorHAnsi"/>
+          <w:b/>
+          <w:bCs/>
+          <w:sz w:val="20"/>
+          <w:szCs w:val="20"/>
+        </w:rPr>
+        <w:t xml:space="preserve"> </w:t>
       </w:r>
     </w:p>
     <w:sectPr>
@@ -3291,7 +4334,7 @@
 </file>
 
 <file path=word/endnotes.xml><?xml version="1.0" encoding="utf-8"?>
-<w:endnotes xmlns:wpc="http://schemas.microsoft.com/office/word/2010/wordprocessingCanvas" xmlns:cx="http://schemas.microsoft.com/office/drawing/2014/chartex" xmlns:cx1="http://schemas.microsoft.com/office/drawing/2015/9/8/chartex" xmlns:cx2="http://schemas.microsoft.com/office/drawing/2015/10/21/chartex" xmlns:cx3="http://schemas.microsoft.com/office/drawing/2016/5/9/chartex" xmlns:cx4="http://schemas.microsoft.com/office/drawing/2016/5/10/chartex" xmlns:cx5="http://schemas.microsoft.com/office/drawing/2016/5/11/chartex" xmlns:cx6="http://schemas.microsoft.com/office/drawing/2016/5/12/chartex" xmlns:cx7="http://schemas.microsoft.com/office/drawing/2016/5/13/chartex" xmlns:cx8="http://schemas.microsoft.com/office/drawing/2016/5/14/chartex" xmlns:mc="http://schemas.openxmlformats.org/markup-compatibility/2006" xmlns:aink="http://schemas.microsoft.com/office/drawing/2016/ink" xmlns:am3d="http://schemas.microsoft.com/office/drawing/2017/model3d" xmlns:o="urn:schemas-microsoft-com:office:office" xmlns:oel="http://schemas.microsoft.com/office/2019/extlst" xmlns:r="http://schemas.openxmlformats.org/officeDocument/2006/relationships" xmlns:m="http://schemas.openxmlformats.org/officeDocument/2006/math" xmlns:v="urn:schemas-microsoft-com:vml" xmlns:wp14="http://schemas.microsoft.com/office/word/2010/wordprocessingDrawing" xmlns:wp="http://schemas.openxmlformats.org/drawingml/2006/wordprocessingDrawing" xmlns:w10="urn:schemas-microsoft-com:office:word" xmlns:w="http://schemas.openxmlformats.org/wordprocessingml/2006/main" xmlns:w14="http://schemas.microsoft.com/office/word/2010/wordml" xmlns:w15="http://schemas.microsoft.com/office/word/2012/wordml" xmlns:w16cex="http://schemas.microsoft.com/office/word/2018/wordml/cex" xmlns:w16cid="http://schemas.microsoft.com/office/word/2016/wordml/cid" xmlns:w16="http://schemas.microsoft.com/office/word/2018/wordml" xmlns:w16du="http://schemas.microsoft.com/office/word/2023/wordml/word16du" xmlns:w16sdtdh="http://schemas.microsoft.com/office/word/2020/wordml/sdtdatahash" xmlns:w16sdtfl="http://schemas.microsoft.com/office/word/2024/wordml/sdtformatlock" xmlns:w16se="http://schemas.microsoft.com/office/word/2015/wordml/symex" xmlns:wpg="http://schemas.microsoft.com/office/word/2010/wordprocessingGroup" xmlns:wpi="http://schemas.microsoft.com/office/word/2010/wordprocessingInk" xmlns:wne="http://schemas.microsoft.com/office/word/2006/wordml" xmlns:wps="http://schemas.microsoft.com/office/word/2010/wordprocessingShape" mc:Ignorable="w14 w15 w16se w16cid w16 w16cex w16sdtdh w16sdtfl w16du wp14">
+<w:endnotes xmlns:wpc="http://schemas.microsoft.com/office/word/2010/wordprocessingCanvas" xmlns:cx="http://schemas.microsoft.com/office/drawing/2014/chartex" xmlns:cx1="http://schemas.microsoft.com/office/drawing/2015/9/8/chartex" xmlns:cx2="http://schemas.microsoft.com/office/drawing/2015/10/21/chartex" xmlns:cx3="http://schemas.microsoft.com/office/drawing/2016/5/9/chartex" xmlns:cx4="http://schemas.microsoft.com/office/drawing/2016/5/10/chartex" xmlns:cx5="http://schemas.microsoft.com/office/drawing/2016/5/11/chartex" xmlns:cx6="http://schemas.microsoft.com/office/drawing/2016/5/12/chartex" xmlns:cx7="http://schemas.microsoft.com/office/drawing/2016/5/13/chartex" xmlns:cx8="http://schemas.microsoft.com/office/drawing/2016/5/14/chartex" xmlns:mc="http://schemas.openxmlformats.org/markup-compatibility/2006" xmlns:aink="http://schemas.microsoft.com/office/drawing/2016/ink" xmlns:am3d="http://schemas.microsoft.com/office/drawing/2017/model3d" xmlns:o="urn:schemas-microsoft-com:office:office" xmlns:r="http://schemas.openxmlformats.org/officeDocument/2006/relationships" xmlns:m="http://schemas.openxmlformats.org/officeDocument/2006/math" xmlns:v="urn:schemas-microsoft-com:vml" xmlns:wp14="http://schemas.microsoft.com/office/word/2010/wordprocessingDrawing" xmlns:wp="http://schemas.openxmlformats.org/drawingml/2006/wordprocessingDrawing" xmlns:w10="urn:schemas-microsoft-com:office:word" xmlns:w="http://schemas.openxmlformats.org/wordprocessingml/2006/main" xmlns:w14="http://schemas.microsoft.com/office/word/2010/wordml" xmlns:w15="http://schemas.microsoft.com/office/word/2012/wordml" xmlns:w16cex="http://schemas.microsoft.com/office/word/2018/wordml/cex" xmlns:w16cid="http://schemas.microsoft.com/office/word/2016/wordml/cid" xmlns:w16="http://schemas.microsoft.com/office/word/2018/wordml" xmlns:w16sdtdh="http://schemas.microsoft.com/office/word/2020/wordml/sdtdatahash" xmlns:w16se="http://schemas.microsoft.com/office/word/2015/wordml/symex" xmlns:wpg="http://schemas.microsoft.com/office/word/2010/wordprocessingGroup" xmlns:wpi="http://schemas.microsoft.com/office/word/2010/wordprocessingInk" xmlns:wne="http://schemas.microsoft.com/office/word/2006/wordml" xmlns:wps="http://schemas.microsoft.com/office/word/2010/wordprocessingShape" mc:Ignorable="w14 w15 w16se w16cid w16 w16cex w16sdtdh wp14">
   <w:endnote w:type="separator" w:id="-1">
     <w:p>
       <w:pPr>
@@ -3316,7 +4359,7 @@
 </file>
 
 <file path=word/footnotes.xml><?xml version="1.0" encoding="utf-8"?>
-<w:footnotes xmlns:wpc="http://schemas.microsoft.com/office/word/2010/wordprocessingCanvas" xmlns:cx="http://schemas.microsoft.com/office/drawing/2014/chartex" xmlns:cx1="http://schemas.microsoft.com/office/drawing/2015/9/8/chartex" xmlns:cx2="http://schemas.microsoft.com/office/drawing/2015/10/21/chartex" xmlns:cx3="http://schemas.microsoft.com/office/drawing/2016/5/9/chartex" xmlns:cx4="http://schemas.microsoft.com/office/drawing/2016/5/10/chartex" xmlns:cx5="http://schemas.microsoft.com/office/drawing/2016/5/11/chartex" xmlns:cx6="http://schemas.microsoft.com/office/drawing/2016/5/12/chartex" xmlns:cx7="http://schemas.microsoft.com/office/drawing/2016/5/13/chartex" xmlns:cx8="http://schemas.microsoft.com/office/drawing/2016/5/14/chartex" xmlns:mc="http://schemas.openxmlformats.org/markup-compatibility/2006" xmlns:aink="http://schemas.microsoft.com/office/drawing/2016/ink" xmlns:am3d="http://schemas.microsoft.com/office/drawing/2017/model3d" xmlns:o="urn:schemas-microsoft-com:office:office" xmlns:oel="http://schemas.microsoft.com/office/2019/extlst" xmlns:r="http://schemas.openxmlformats.org/officeDocument/2006/relationships" xmlns:m="http://schemas.openxmlformats.org/officeDocument/2006/math" xmlns:v="urn:schemas-microsoft-com:vml" xmlns:wp14="http://schemas.microsoft.com/office/word/2010/wordprocessingDrawing" xmlns:wp="http://schemas.openxmlformats.org/drawingml/2006/wordprocessingDrawing" xmlns:w10="urn:schemas-microsoft-com:office:word" xmlns:w="http://schemas.openxmlformats.org/wordprocessingml/2006/main" xmlns:w14="http://schemas.microsoft.com/office/word/2010/wordml" xmlns:w15="http://schemas.microsoft.com/office/word/2012/wordml" xmlns:w16cex="http://schemas.microsoft.com/office/word/2018/wordml/cex" xmlns:w16cid="http://schemas.microsoft.com/office/word/2016/wordml/cid" xmlns:w16="http://schemas.microsoft.com/office/word/2018/wordml" xmlns:w16du="http://schemas.microsoft.com/office/word/2023/wordml/word16du" xmlns:w16sdtdh="http://schemas.microsoft.com/office/word/2020/wordml/sdtdatahash" xmlns:w16sdtfl="http://schemas.microsoft.com/office/word/2024/wordml/sdtformatlock" xmlns:w16se="http://schemas.microsoft.com/office/word/2015/wordml/symex" xmlns:wpg="http://schemas.microsoft.com/office/word/2010/wordprocessingGroup" xmlns:wpi="http://schemas.microsoft.com/office/word/2010/wordprocessingInk" xmlns:wne="http://schemas.microsoft.com/office/word/2006/wordml" xmlns:wps="http://schemas.microsoft.com/office/word/2010/wordprocessingShape" mc:Ignorable="w14 w15 w16se w16cid w16 w16cex w16sdtdh w16sdtfl w16du wp14">
+<w:footnotes xmlns:wpc="http://schemas.microsoft.com/office/word/2010/wordprocessingCanvas" xmlns:cx="http://schemas.microsoft.com/office/drawing/2014/chartex" xmlns:cx1="http://schemas.microsoft.com/office/drawing/2015/9/8/chartex" xmlns:cx2="http://schemas.microsoft.com/office/drawing/2015/10/21/chartex" xmlns:cx3="http://schemas.microsoft.com/office/drawing/2016/5/9/chartex" xmlns:cx4="http://schemas.microsoft.com/office/drawing/2016/5/10/chartex" xmlns:cx5="http://schemas.microsoft.com/office/drawing/2016/5/11/chartex" xmlns:cx6="http://schemas.microsoft.com/office/drawing/2016/5/12/chartex" xmlns:cx7="http://schemas.microsoft.com/office/drawing/2016/5/13/chartex" xmlns:cx8="http://schemas.microsoft.com/office/drawing/2016/5/14/chartex" xmlns:mc="http://schemas.openxmlformats.org/markup-compatibility/2006" xmlns:aink="http://schemas.microsoft.com/office/drawing/2016/ink" xmlns:am3d="http://schemas.microsoft.com/office/drawing/2017/model3d" xmlns:o="urn:schemas-microsoft-com:office:office" xmlns:r="http://schemas.openxmlformats.org/officeDocument/2006/relationships" xmlns:m="http://schemas.openxmlformats.org/officeDocument/2006/math" xmlns:v="urn:schemas-microsoft-com:vml" xmlns:wp14="http://schemas.microsoft.com/office/word/2010/wordprocessingDrawing" xmlns:wp="http://schemas.openxmlformats.org/drawingml/2006/wordprocessingDrawing" xmlns:w10="urn:schemas-microsoft-com:office:word" xmlns:w="http://schemas.openxmlformats.org/wordprocessingml/2006/main" xmlns:w14="http://schemas.microsoft.com/office/word/2010/wordml" xmlns:w15="http://schemas.microsoft.com/office/word/2012/wordml" xmlns:w16cex="http://schemas.microsoft.com/office/word/2018/wordml/cex" xmlns:w16cid="http://schemas.microsoft.com/office/word/2016/wordml/cid" xmlns:w16="http://schemas.microsoft.com/office/word/2018/wordml" xmlns:w16sdtdh="http://schemas.microsoft.com/office/word/2020/wordml/sdtdatahash" xmlns:w16se="http://schemas.microsoft.com/office/word/2015/wordml/symex" xmlns:wpg="http://schemas.microsoft.com/office/word/2010/wordprocessingGroup" xmlns:wpi="http://schemas.microsoft.com/office/word/2010/wordprocessingInk" xmlns:wne="http://schemas.microsoft.com/office/word/2006/wordml" xmlns:wps="http://schemas.microsoft.com/office/word/2010/wordprocessingShape" mc:Ignorable="w14 w15 w16se w16cid w16 w16cex w16sdtdh wp14">
   <w:footnote w:type="separator" w:id="-1">
     <w:p>
       <w:pPr>
@@ -3341,7 +4384,7 @@
 </file>
 
 <file path=word/numbering.xml><?xml version="1.0" encoding="utf-8"?>
-<w:numbering xmlns:wpc="http://schemas.microsoft.com/office/word/2010/wordprocessingCanvas" xmlns:cx="http://schemas.microsoft.com/office/drawing/2014/chartex" xmlns:cx1="http://schemas.microsoft.com/office/drawing/2015/9/8/chartex" xmlns:cx2="http://schemas.microsoft.com/office/drawing/2015/10/21/chartex" xmlns:cx3="http://schemas.microsoft.com/office/drawing/2016/5/9/chartex" xmlns:cx4="http://schemas.microsoft.com/office/drawing/2016/5/10/chartex" xmlns:cx5="http://schemas.microsoft.com/office/drawing/2016/5/11/chartex" xmlns:cx6="http://schemas.microsoft.com/office/drawing/2016/5/12/chartex" xmlns:cx7="http://schemas.microsoft.com/office/drawing/2016/5/13/chartex" xmlns:cx8="http://schemas.microsoft.com/office/drawing/2016/5/14/chartex" xmlns:mc="http://schemas.openxmlformats.org/markup-compatibility/2006" xmlns:aink="http://schemas.microsoft.com/office/drawing/2016/ink" xmlns:am3d="http://schemas.microsoft.com/office/drawing/2017/model3d" xmlns:o="urn:schemas-microsoft-com:office:office" xmlns:oel="http://schemas.microsoft.com/office/2019/extlst" xmlns:r="http://schemas.openxmlformats.org/officeDocument/2006/relationships" xmlns:m="http://schemas.openxmlformats.org/officeDocument/2006/math" xmlns:v="urn:schemas-microsoft-com:vml" xmlns:wp14="http://schemas.microsoft.com/office/word/2010/wordprocessingDrawing" xmlns:wp="http://schemas.openxmlformats.org/drawingml/2006/wordprocessingDrawing" xmlns:w10="urn:schemas-microsoft-com:office:word" xmlns:w="http://schemas.openxmlformats.org/wordprocessingml/2006/main" xmlns:w14="http://schemas.microsoft.com/office/word/2010/wordml" xmlns:w15="http://schemas.microsoft.com/office/word/2012/wordml" xmlns:w16cex="http://schemas.microsoft.com/office/word/2018/wordml/cex" xmlns:w16cid="http://schemas.microsoft.com/office/word/2016/wordml/cid" xmlns:w16="http://schemas.microsoft.com/office/word/2018/wordml" xmlns:w16du="http://schemas.microsoft.com/office/word/2023/wordml/word16du" xmlns:w16sdtdh="http://schemas.microsoft.com/office/word/2020/wordml/sdtdatahash" xmlns:w16sdtfl="http://schemas.microsoft.com/office/word/2024/wordml/sdtformatlock" xmlns:w16se="http://schemas.microsoft.com/office/word/2015/wordml/symex" xmlns:wpg="http://schemas.microsoft.com/office/word/2010/wordprocessingGroup" xmlns:wpi="http://schemas.microsoft.com/office/word/2010/wordprocessingInk" xmlns:wne="http://schemas.microsoft.com/office/word/2006/wordml" xmlns:wps="http://schemas.microsoft.com/office/word/2010/wordprocessingShape" mc:Ignorable="w14 w15 w16se w16cid w16 w16cex w16sdtdh w16sdtfl w16du wp14">
+<w:numbering xmlns:wpc="http://schemas.microsoft.com/office/word/2010/wordprocessingCanvas" xmlns:cx="http://schemas.microsoft.com/office/drawing/2014/chartex" xmlns:cx1="http://schemas.microsoft.com/office/drawing/2015/9/8/chartex" xmlns:cx2="http://schemas.microsoft.com/office/drawing/2015/10/21/chartex" xmlns:cx3="http://schemas.microsoft.com/office/drawing/2016/5/9/chartex" xmlns:cx4="http://schemas.microsoft.com/office/drawing/2016/5/10/chartex" xmlns:cx5="http://schemas.microsoft.com/office/drawing/2016/5/11/chartex" xmlns:cx6="http://schemas.microsoft.com/office/drawing/2016/5/12/chartex" xmlns:cx7="http://schemas.microsoft.com/office/drawing/2016/5/13/chartex" xmlns:cx8="http://schemas.microsoft.com/office/drawing/2016/5/14/chartex" xmlns:mc="http://schemas.openxmlformats.org/markup-compatibility/2006" xmlns:aink="http://schemas.microsoft.com/office/drawing/2016/ink" xmlns:am3d="http://schemas.microsoft.com/office/drawing/2017/model3d" xmlns:o="urn:schemas-microsoft-com:office:office" xmlns:r="http://schemas.openxmlformats.org/officeDocument/2006/relationships" xmlns:m="http://schemas.openxmlformats.org/officeDocument/2006/math" xmlns:v="urn:schemas-microsoft-com:vml" xmlns:wp14="http://schemas.microsoft.com/office/word/2010/wordprocessingDrawing" xmlns:wp="http://schemas.openxmlformats.org/drawingml/2006/wordprocessingDrawing" xmlns:w10="urn:schemas-microsoft-com:office:word" xmlns:w="http://schemas.openxmlformats.org/wordprocessingml/2006/main" xmlns:w14="http://schemas.microsoft.com/office/word/2010/wordml" xmlns:w15="http://schemas.microsoft.com/office/word/2012/wordml" xmlns:w16cex="http://schemas.microsoft.com/office/word/2018/wordml/cex" xmlns:w16cid="http://schemas.microsoft.com/office/word/2016/wordml/cid" xmlns:w16="http://schemas.microsoft.com/office/word/2018/wordml" xmlns:w16sdtdh="http://schemas.microsoft.com/office/word/2020/wordml/sdtdatahash" xmlns:w16se="http://schemas.microsoft.com/office/word/2015/wordml/symex" xmlns:wpg="http://schemas.microsoft.com/office/word/2010/wordprocessingGroup" xmlns:wpi="http://schemas.microsoft.com/office/word/2010/wordprocessingInk" xmlns:wne="http://schemas.microsoft.com/office/word/2006/wordml" xmlns:wps="http://schemas.microsoft.com/office/word/2010/wordprocessingShape" mc:Ignorable="w14 w15 w16se w16cid w16 w16cex w16sdtdh wp14">
   <w:abstractNum w:abstractNumId="0" w15:restartNumberingAfterBreak="0">
     <w:nsid w:val="006B2469"/>
     <w:multiLevelType w:val="multilevel"/>
@@ -4385,32 +5428,32 @@
       </w:rPr>
     </w:lvl>
   </w:abstractNum>
-  <w:num w:numId="1" w16cid:durableId="1079208952">
+  <w:num w:numId="1">
     <w:abstractNumId w:val="3"/>
   </w:num>
-  <w:num w:numId="2" w16cid:durableId="522482121">
+  <w:num w:numId="2">
     <w:abstractNumId w:val="6"/>
   </w:num>
-  <w:num w:numId="3" w16cid:durableId="1886746872">
+  <w:num w:numId="3">
     <w:abstractNumId w:val="0"/>
   </w:num>
-  <w:num w:numId="4" w16cid:durableId="418719892">
+  <w:num w:numId="4">
     <w:abstractNumId w:val="5"/>
   </w:num>
-  <w:num w:numId="5" w16cid:durableId="560216137">
+  <w:num w:numId="5">
     <w:abstractNumId w:val="1"/>
   </w:num>
-  <w:num w:numId="6" w16cid:durableId="151990707">
+  <w:num w:numId="6">
     <w:abstractNumId w:val="4"/>
   </w:num>
-  <w:num w:numId="7" w16cid:durableId="870655388">
+  <w:num w:numId="7">
     <w:abstractNumId w:val="2"/>
   </w:num>
 </w:numbering>
 </file>
 
 <file path=word/styles.xml><?xml version="1.0" encoding="utf-8"?>
-<w:styles xmlns:mc="http://schemas.openxmlformats.org/markup-compatibility/2006" xmlns:r="http://schemas.openxmlformats.org/officeDocument/2006/relationships" xmlns:w="http://schemas.openxmlformats.org/wordprocessingml/2006/main" xmlns:w14="http://schemas.microsoft.com/office/word/2010/wordml" xmlns:w15="http://schemas.microsoft.com/office/word/2012/wordml" xmlns:w16cex="http://schemas.microsoft.com/office/word/2018/wordml/cex" xmlns:w16cid="http://schemas.microsoft.com/office/word/2016/wordml/cid" xmlns:w16="http://schemas.microsoft.com/office/word/2018/wordml" xmlns:w16du="http://schemas.microsoft.com/office/word/2023/wordml/word16du" xmlns:w16sdtdh="http://schemas.microsoft.com/office/word/2020/wordml/sdtdatahash" xmlns:w16sdtfl="http://schemas.microsoft.com/office/word/2024/wordml/sdtformatlock" xmlns:w16se="http://schemas.microsoft.com/office/word/2015/wordml/symex" mc:Ignorable="w14 w15 w16se w16cid w16 w16cex w16sdtdh w16sdtfl w16du">
+<w:styles xmlns:mc="http://schemas.openxmlformats.org/markup-compatibility/2006" xmlns:r="http://schemas.openxmlformats.org/officeDocument/2006/relationships" xmlns:w="http://schemas.openxmlformats.org/wordprocessingml/2006/main" xmlns:w14="http://schemas.microsoft.com/office/word/2010/wordml" xmlns:w15="http://schemas.microsoft.com/office/word/2012/wordml" xmlns:w16cex="http://schemas.microsoft.com/office/word/2018/wordml/cex" xmlns:w16cid="http://schemas.microsoft.com/office/word/2016/wordml/cid" xmlns:w16="http://schemas.microsoft.com/office/word/2018/wordml" xmlns:w16sdtdh="http://schemas.microsoft.com/office/word/2020/wordml/sdtdatahash" xmlns:w16se="http://schemas.microsoft.com/office/word/2015/wordml/symex" mc:Ignorable="w14 w15 w16se w16cid w16 w16cex w16sdtdh">
   <w:docDefaults>
     <w:rPrDefault>
       <w:rPr>
